--- a/prisma_protocol_v0.4.1.docx
+++ b/prisma_protocol_v0.4.1.docx
@@ -2837,134 +2837,46 @@
     </w:p>
     <w:p>
       <w:pPr>
-        <w:pStyle w:val="Heading3"/>
-      </w:pPr>
-      <w:bookmarkStart w:id="37" w:name="X115861f137a52bd5f3ea36c8dda70dbac1c970b"/>
-      <w:r>
-        <w:t xml:space="preserve">B7. Study records — management, selection, extraction</w:t>
-      </w:r>
-      <w:bookmarkEnd w:id="37"/>
-    </w:p>
-    <w:p>
-      <w:pPr>
-        <w:pStyle w:val="FirstParagraph"/>
-      </w:pPr>
-      <w:r>
-        <w:rPr>
-          <w:b/>
-        </w:rPr>
-        <w:t xml:space="preserve">Reference management.</w:t>
-      </w:r>
-      <w:r>
-        <w:t xml:space="preserve"> </w:t>
-      </w:r>
-      <w:r>
-        <w:t xml:space="preserve">Zotero group library (shared with supervisors); export to RIS.</w:t>
-      </w:r>
-    </w:p>
-    <w:p>
-      <w:pPr>
         <w:pStyle w:val="BodyText"/>
       </w:pPr>
       <w:r>
         <w:rPr>
           <w:b/>
         </w:rPr>
-        <w:t xml:space="preserve">Deduplication.</w:t>
-      </w:r>
-      <w:r>
-        <w:t xml:space="preserve"> </w:t>
-      </w:r>
-      <w:r>
-        <w:t xml:space="preserve">Bramer method in Zotero plus Rayyan’s deduplicator; manual spot-check.</w:t>
-      </w:r>
-    </w:p>
-    <w:p>
-      <w:pPr>
-        <w:pStyle w:val="BodyText"/>
-      </w:pPr>
-      <w:r>
-        <w:rPr>
-          <w:b/>
-        </w:rPr>
-        <w:t xml:space="preserve">Screening platform.</w:t>
-      </w:r>
-      <w:r>
-        <w:t xml:space="preserve"> </w:t>
-      </w:r>
-      <w:r>
-        <w:t xml:space="preserve">Rayyan (free, conflict-tracked) for the calibration phase;</w:t>
-      </w:r>
-      <w:r>
-        <w:t xml:space="preserve"> </w:t>
-      </w:r>
-      <w:r>
-        <w:rPr>
-          <w:b/>
-        </w:rPr>
-        <w:t xml:space="preserve">ASReview</w:t>
-      </w:r>
-      <w:r>
-        <w:t xml:space="preserve"> </w:t>
-      </w:r>
-      <w:r>
-        <w:t xml:space="preserve">(van de Schoot et al. 2021,</w:t>
-      </w:r>
-      <w:r>
-        <w:t xml:space="preserve"> </w:t>
-      </w:r>
-      <w:r>
-        <w:rPr>
-          <w:i/>
-        </w:rPr>
-        <w:t xml:space="preserve">Nat Mach Intell</w:t>
-      </w:r>
-      <w:r>
-        <w:t xml:space="preserve">) for the active-learning prioritised screening of the bulk corpus.</w:t>
-      </w:r>
-    </w:p>
-    <w:p>
-      <w:pPr>
-        <w:pStyle w:val="BodyText"/>
-      </w:pPr>
-      <w:r>
-        <w:rPr>
-          <w:b/>
-        </w:rPr>
-        <w:t xml:space="preserve">Screening model — calibrated single-reviewer + active-learning prioritisation.</w:t>
-      </w:r>
-    </w:p>
-    <w:p>
-      <w:pPr>
-        <w:pStyle w:val="BodyText"/>
-      </w:pPr>
-      <w:r>
-        <w:t xml:space="preserve">The lab does not have personnel capacity for a full dual-screening pass. Following the JBI scoping-review methodology (Peters et al. 2020; Pollock et al. 2023) — which explicitly does not mandate strict dual independent screening — and following the precedent of</w:t>
-      </w:r>
-      <w:r>
-        <w:t xml:space="preserve"> </w:t>
-      </w:r>
-      <w:r>
-        <w:rPr>
-          <w:b/>
-        </w:rPr>
-        <w:t xml:space="preserve">Yaron, Melloni, Pitts &amp; Mudrik 2022,</w:t>
-      </w:r>
-      <w:r>
-        <w:rPr>
-          <w:b/>
-        </w:rPr>
-        <w:t xml:space="preserve"> </w:t>
-      </w:r>
-      <w:r>
-        <w:rPr>
-          <w:i/>
-          <w:b/>
-        </w:rPr>
-        <w:t xml:space="preserve">Nature Human Behaviour</w:t>
-      </w:r>
-      <w:r>
-        <w:t xml:space="preserve">, which published a scoping review in this exact field without an ideal dual-reviewer setup, the screening proceeds as follows:</w:t>
+        <w:t xml:space="preserve">Code and protocol archive.</w:t>
+      </w:r>
+      <w:r>
+        <w:t xml:space="preserve"> </w:t>
+      </w:r>
+      <w:r>
+        <w:t xml:space="preserve">The pilot-search script (</w:t>
+      </w:r>
+      <w:r>
+        <w:rPr>
+          <w:rStyle w:val="VerbatimChar"/>
+        </w:rPr>
+        <w:t xml:space="preserve">pilot_search.py</w:t>
+      </w:r>
+      <w:r>
+        <w:t xml:space="preserve">), the locked database queries (</w:t>
+      </w:r>
+      <w:r>
+        <w:rPr>
+          <w:rStyle w:val="VerbatimChar"/>
+        </w:rPr>
+        <w:t xml:space="preserve">database_queries.md</w:t>
+      </w:r>
+      <w:r>
+        <w:t xml:space="preserve">), the PRISMA-ScR / PRISMA-S checklist mapping (</w:t>
+      </w:r>
+      <w:r>
+        <w:rPr>
+          <w:rStyle w:val="VerbatimChar"/>
+        </w:rPr>
+        <w:t xml:space="preserve">prisma_checklist_mapping.md</w:t>
+      </w:r>
+      <w:r>
+        <w:t xml:space="preserve">), and this protocol are archived on Zenodo with a permanent DOI:</w:t>
       </w:r>
     </w:p>
     <w:p>
@@ -2979,14 +2891,19 @@
         <w:rPr>
           <w:b/>
         </w:rPr>
-        <w:t xml:space="preserve">Calibration (dual-screen).</w:t>
-      </w:r>
-      <w:r>
-        <w:t xml:space="preserve"> </w:t>
-      </w:r>
-      <w:r>
-        <w:t xml:space="preserve">Two reviewers — Samson plus a rotating supervisor (Jurgen / Lucia / Andrej, the precise pairing logged) — independently screen the first 200 title / abstract records. Cohen’s κ is computed; target κ ≥ 0.7. Disagreements are resolved with the third supervisor as arbiter. If κ &lt; 0.7 the inclusion criteria are clarified and calibration is repeated on the next 200 records.</w:t>
-      </w:r>
+        <w:t xml:space="preserve">v0.4.1 (this version):</w:t>
+      </w:r>
+      <w:r>
+        <w:t xml:space="preserve"> </w:t>
+      </w:r>
+      <w:hyperlink r:id="rId37">
+        <w:r>
+          <w:rPr>
+            <w:rStyle w:val="Hyperlink"/>
+          </w:rPr>
+          <w:t xml:space="preserve">10.5281/zenodo.20140262</w:t>
+        </w:r>
+      </w:hyperlink>
     </w:p>
     <w:p>
       <w:pPr>
@@ -3000,93 +2917,59 @@
         <w:rPr>
           <w:b/>
         </w:rPr>
-        <w:t xml:space="preserve">Bulk title / abstract screening (single-reviewer + ASReview).</w:t>
-      </w:r>
-      <w:r>
-        <w:t xml:space="preserve"> </w:t>
-      </w:r>
-      <w:r>
-        <w:t xml:space="preserve">Samson screens the remainder with ASReview’s active-learning prioritisation, which reorders records by inclusion probability after each labelling decision. Screening proceeds until the inclusion rate drops below an a-priori stopping criterion (≤ 5 inclusions in the last 100 screened) — the standard ASReview saturation heuristic — at which point the unscreened tail is sampled and audited rather than fully screened.</w:t>
-      </w:r>
-    </w:p>
-    <w:p>
-      <w:pPr>
-        <w:numPr>
-          <w:ilvl w:val="0"/>
-          <w:numId w:val="1005"/>
-        </w:numPr>
-        <w:pStyle w:val="Compact"/>
-      </w:pPr>
-      <w:r>
-        <w:rPr>
-          <w:b/>
-        </w:rPr>
-        <w:t xml:space="preserve">Full-text screening (dual-screen).</w:t>
-      </w:r>
-      <w:r>
-        <w:t xml:space="preserve"> </w:t>
-      </w:r>
-      <w:r>
-        <w:t xml:space="preserve">Two reviewers (Samson + rotating supervisor) independently screen every full-text retrieval; reasons for exclusion logged. The full-text count is small enough that full dual screening is feasible.</w:t>
-      </w:r>
-    </w:p>
-    <w:p>
-      <w:pPr>
-        <w:numPr>
-          <w:ilvl w:val="0"/>
-          <w:numId w:val="1005"/>
-        </w:numPr>
-        <w:pStyle w:val="Compact"/>
-      </w:pPr>
-      <w:r>
-        <w:rPr>
-          <w:b/>
-        </w:rPr>
-        <w:t xml:space="preserve">Conflict resolution.</w:t>
-      </w:r>
-      <w:r>
-        <w:t xml:space="preserve"> </w:t>
-      </w:r>
-      <w:r>
-        <w:t xml:space="preserve">Arbiter — any two of Jurgen, Lucia, Andrej.</w:t>
-      </w:r>
-    </w:p>
-    <w:p>
-      <w:pPr>
-        <w:numPr>
-          <w:ilvl w:val="0"/>
-          <w:numId w:val="1005"/>
-        </w:numPr>
-        <w:pStyle w:val="Compact"/>
-      </w:pPr>
-      <w:r>
-        <w:rPr>
-          <w:b/>
-        </w:rPr>
-        <w:t xml:space="preserve">Supervisor spot-checks.</w:t>
-      </w:r>
-      <w:r>
-        <w:t xml:space="preserve"> </w:t>
-      </w:r>
-      <w:r>
-        <w:t xml:space="preserve">A 10 % random sample of single-reviewer title / abstract decisions is re-screened by a supervisor; disagreements trigger re-screening of adjacent records and an update to the inclusion rubric.</w:t>
-      </w:r>
+        <w:t xml:space="preserve">Concept DOI</w:t>
+      </w:r>
+      <w:r>
+        <w:t xml:space="preserve"> </w:t>
+      </w:r>
+      <w:r>
+        <w:t xml:space="preserve">(always resolves to the latest released version):</w:t>
+      </w:r>
+      <w:r>
+        <w:t xml:space="preserve"> </w:t>
+      </w:r>
+      <w:hyperlink r:id="rId38">
+        <w:r>
+          <w:rPr>
+            <w:rStyle w:val="Hyperlink"/>
+          </w:rPr>
+          <w:t xml:space="preserve">10.5281/zenodo.20140263</w:t>
+        </w:r>
+      </w:hyperlink>
     </w:p>
     <w:p>
       <w:pPr>
         <w:pStyle w:val="FirstParagraph"/>
       </w:pPr>
       <w:r>
-        <w:rPr>
-          <w:b/>
-        </w:rPr>
-        <w:t xml:space="preserve">Transparency.</w:t>
-      </w:r>
-      <w:r>
-        <w:t xml:space="preserve"> </w:t>
-      </w:r>
-      <w:r>
-        <w:t xml:space="preserve">The deviation from PRISMA’s default dual independent title / abstract screening is documented here, in §C, and in the OSF registration. The Yaron et al. 2022 NHB review is cited as published precedent.</w:t>
+        <w:t xml:space="preserve">The GitHub source repository linked by Zenodo will be made public on the day of OSF registration; the link will be added here at that time.</w:t>
+      </w:r>
+    </w:p>
+    <w:p>
+      <w:pPr>
+        <w:pStyle w:val="Heading3"/>
+      </w:pPr>
+      <w:bookmarkStart w:id="39" w:name="X115861f137a52bd5f3ea36c8dda70dbac1c970b"/>
+      <w:r>
+        <w:t xml:space="preserve">B7. Study records — management, selection, extraction</w:t>
+      </w:r>
+      <w:bookmarkEnd w:id="39"/>
+    </w:p>
+    <w:p>
+      <w:pPr>
+        <w:pStyle w:val="FirstParagraph"/>
+      </w:pPr>
+      <w:r>
+        <w:rPr>
+          <w:b/>
+        </w:rPr>
+        <w:t xml:space="preserve">Reference management.</w:t>
+      </w:r>
+      <w:r>
+        <w:t xml:space="preserve"> </w:t>
+      </w:r>
+      <w:r>
+        <w:t xml:space="preserve">Zotero group library (shared with supervisors); export to RIS.</w:t>
       </w:r>
     </w:p>
     <w:p>
@@ -3097,13 +2980,13 @@
         <w:rPr>
           <w:b/>
         </w:rPr>
-        <w:t xml:space="preserve">PRISMA flow diagram</w:t>
-      </w:r>
-      <w:r>
-        <w:t xml:space="preserve"> </w:t>
-      </w:r>
-      <w:r>
-        <w:t xml:space="preserve">maintained live from Rayyan / ASReview exports.</w:t>
+        <w:t xml:space="preserve">Deduplication.</w:t>
+      </w:r>
+      <w:r>
+        <w:t xml:space="preserve"> </w:t>
+      </w:r>
+      <w:r>
+        <w:t xml:space="preserve">Bramer method in Zotero plus Rayyan’s deduplicator; manual spot-check.</w:t>
       </w:r>
     </w:p>
     <w:p>
@@ -3114,31 +2997,84 @@
         <w:rPr>
           <w:b/>
         </w:rPr>
-        <w:t xml:space="preserve">Data extraction.</w:t>
-      </w:r>
-      <w:r>
-        <w:t xml:space="preserve"> </w:t>
-      </w:r>
-      <w:r>
-        <w:t xml:space="preserve">Piloted form (Google Sheet or Airtable). Pilot on 10 studies, then revise. Extracted by Samson; a 20 % random sample independently re-extracted by a supervisor for quality control. Disagreement → arbiter.</w:t>
-      </w:r>
-    </w:p>
-    <w:p>
-      <w:pPr>
-        <w:pStyle w:val="Heading3"/>
-      </w:pPr>
-      <w:bookmarkStart w:id="38" w:name="b8.-data-items-extraction-fields"/>
-      <w:r>
-        <w:t xml:space="preserve">B8. Data items (extraction fields)</w:t>
-      </w:r>
-      <w:bookmarkEnd w:id="38"/>
-    </w:p>
-    <w:p>
-      <w:pPr>
-        <w:pStyle w:val="FirstParagraph"/>
-      </w:pPr>
-      <w:r>
-        <w:t xml:space="preserve">For each included study:</w:t>
+        <w:t xml:space="preserve">Screening platform.</w:t>
+      </w:r>
+      <w:r>
+        <w:t xml:space="preserve"> </w:t>
+      </w:r>
+      <w:r>
+        <w:t xml:space="preserve">Rayyan (free, conflict-tracked) for the calibration phase;</w:t>
+      </w:r>
+      <w:r>
+        <w:t xml:space="preserve"> </w:t>
+      </w:r>
+      <w:r>
+        <w:rPr>
+          <w:b/>
+        </w:rPr>
+        <w:t xml:space="preserve">ASReview</w:t>
+      </w:r>
+      <w:r>
+        <w:t xml:space="preserve"> </w:t>
+      </w:r>
+      <w:r>
+        <w:t xml:space="preserve">(van de Schoot et al. 2021,</w:t>
+      </w:r>
+      <w:r>
+        <w:t xml:space="preserve"> </w:t>
+      </w:r>
+      <w:r>
+        <w:rPr>
+          <w:i/>
+        </w:rPr>
+        <w:t xml:space="preserve">Nat Mach Intell</w:t>
+      </w:r>
+      <w:r>
+        <w:t xml:space="preserve">) for the active-learning prioritised screening of the bulk corpus.</w:t>
+      </w:r>
+    </w:p>
+    <w:p>
+      <w:pPr>
+        <w:pStyle w:val="BodyText"/>
+      </w:pPr>
+      <w:r>
+        <w:rPr>
+          <w:b/>
+        </w:rPr>
+        <w:t xml:space="preserve">Screening model — calibrated single-reviewer + active-learning prioritisation.</w:t>
+      </w:r>
+    </w:p>
+    <w:p>
+      <w:pPr>
+        <w:pStyle w:val="BodyText"/>
+      </w:pPr>
+      <w:r>
+        <w:t xml:space="preserve">The lab does not have personnel capacity for a full dual-screening pass. Following the JBI scoping-review methodology (Peters et al. 2020; Pollock et al. 2023) — which explicitly does not mandate strict dual independent screening — and following the precedent of</w:t>
+      </w:r>
+      <w:r>
+        <w:t xml:space="preserve"> </w:t>
+      </w:r>
+      <w:r>
+        <w:rPr>
+          <w:b/>
+        </w:rPr>
+        <w:t xml:space="preserve">Yaron, Melloni, Pitts &amp; Mudrik 2022,</w:t>
+      </w:r>
+      <w:r>
+        <w:rPr>
+          <w:b/>
+        </w:rPr>
+        <w:t xml:space="preserve"> </w:t>
+      </w:r>
+      <w:r>
+        <w:rPr>
+          <w:i/>
+          <w:b/>
+        </w:rPr>
+        <w:t xml:space="preserve">Nature Human Behaviour</w:t>
+      </w:r>
+      <w:r>
+        <w:t xml:space="preserve">, which published a scoping review in this exact field without an ideal dual-reviewer setup, the screening proceeds as follows:</w:t>
       </w:r>
     </w:p>
     <w:p>
@@ -3153,13 +3089,13 @@
         <w:rPr>
           <w:b/>
         </w:rPr>
-        <w:t xml:space="preserve">Bibliographic:</w:t>
-      </w:r>
-      <w:r>
-        <w:t xml:space="preserve"> </w:t>
-      </w:r>
-      <w:r>
-        <w:t xml:space="preserve">authors, year, journal, DOI.</w:t>
+        <w:t xml:space="preserve">Calibration (dual-screen).</w:t>
+      </w:r>
+      <w:r>
+        <w:t xml:space="preserve"> </w:t>
+      </w:r>
+      <w:r>
+        <w:t xml:space="preserve">Two reviewers — Samson plus a rotating supervisor (Jurgen / Lucia / Andrej, the precise pairing logged) — independently screen the first 200 title / abstract records. Cohen’s κ is computed; target κ ≥ 0.7. Disagreements are resolved with the third supervisor as arbiter. If κ &lt; 0.7 the inclusion criteria are clarified and calibration is repeated on the next 200 records.</w:t>
       </w:r>
     </w:p>
     <w:p>
@@ -3174,13 +3110,13 @@
         <w:rPr>
           <w:b/>
         </w:rPr>
-        <w:t xml:space="preserve">Design:</w:t>
-      </w:r>
-      <w:r>
-        <w:t xml:space="preserve"> </w:t>
-      </w:r>
-      <w:r>
-        <w:t xml:space="preserve">species, N, age, population (healthy / DOC / anaesthetised / etc.), state contrast, paradigm.</w:t>
+        <w:t xml:space="preserve">Bulk title / abstract screening (single-reviewer + ASReview).</w:t>
+      </w:r>
+      <w:r>
+        <w:t xml:space="preserve"> </w:t>
+      </w:r>
+      <w:r>
+        <w:t xml:space="preserve">Samson screens the remainder with ASReview’s active-learning prioritisation, which reorders records by inclusion probability after each labelling decision. Screening proceeds until the inclusion rate drops below an a-priori stopping criterion (≤ 5 inclusions in the last 100 screened) — the standard ASReview saturation heuristic — at which point the unscreened tail is sampled and audited rather than fully screened.</w:t>
       </w:r>
     </w:p>
     <w:p>
@@ -3195,13 +3131,13 @@
         <w:rPr>
           <w:b/>
         </w:rPr>
-        <w:t xml:space="preserve">Recording:</w:t>
-      </w:r>
-      <w:r>
-        <w:t xml:space="preserve"> </w:t>
-      </w:r>
-      <w:r>
-        <w:t xml:space="preserve">modality, channels / voxels, sampling rate, reference, pre-processing pipeline (cite a clear description).</w:t>
+        <w:t xml:space="preserve">Full-text screening (dual-screen).</w:t>
+      </w:r>
+      <w:r>
+        <w:t xml:space="preserve"> </w:t>
+      </w:r>
+      <w:r>
+        <w:t xml:space="preserve">Two reviewers (Samson + rotating supervisor) independently screen every full-text retrieval; reasons for exclusion logged. The full-text count is small enough that full dual screening is feasible.</w:t>
       </w:r>
     </w:p>
     <w:p>
@@ -3216,13 +3152,13 @@
         <w:rPr>
           <w:b/>
         </w:rPr>
-        <w:t xml:space="preserve">Measure(s):</w:t>
-      </w:r>
-      <w:r>
-        <w:t xml:space="preserve"> </w:t>
-      </w:r>
-      <w:r>
-        <w:t xml:space="preserve">name, exact mathematical variant, formula reference, implementation (toolbox / code / language), parameters (window, embedding dim., etc.).</w:t>
+        <w:t xml:space="preserve">Conflict resolution.</w:t>
+      </w:r>
+      <w:r>
+        <w:t xml:space="preserve"> </w:t>
+      </w:r>
+      <w:r>
+        <w:t xml:space="preserve">Arbiter — any two of Jurgen, Lucia, Andrej.</w:t>
       </w:r>
     </w:p>
     <w:p>
@@ -3237,6 +3173,180 @@
         <w:rPr>
           <w:b/>
         </w:rPr>
+        <w:t xml:space="preserve">Supervisor spot-checks.</w:t>
+      </w:r>
+      <w:r>
+        <w:t xml:space="preserve"> </w:t>
+      </w:r>
+      <w:r>
+        <w:t xml:space="preserve">A 10 % random sample of single-reviewer title / abstract decisions is re-screened by a supervisor; disagreements trigger re-screening of adjacent records and an update to the inclusion rubric.</w:t>
+      </w:r>
+    </w:p>
+    <w:p>
+      <w:pPr>
+        <w:pStyle w:val="FirstParagraph"/>
+      </w:pPr>
+      <w:r>
+        <w:rPr>
+          <w:b/>
+        </w:rPr>
+        <w:t xml:space="preserve">Transparency.</w:t>
+      </w:r>
+      <w:r>
+        <w:t xml:space="preserve"> </w:t>
+      </w:r>
+      <w:r>
+        <w:t xml:space="preserve">The deviation from PRISMA’s default dual independent title / abstract screening is documented here, in §C, and in the OSF registration. The Yaron et al. 2022 NHB review is cited as published precedent.</w:t>
+      </w:r>
+    </w:p>
+    <w:p>
+      <w:pPr>
+        <w:pStyle w:val="BodyText"/>
+      </w:pPr>
+      <w:r>
+        <w:rPr>
+          <w:b/>
+        </w:rPr>
+        <w:t xml:space="preserve">PRISMA flow diagram</w:t>
+      </w:r>
+      <w:r>
+        <w:t xml:space="preserve"> </w:t>
+      </w:r>
+      <w:r>
+        <w:t xml:space="preserve">maintained live from Rayyan / ASReview exports.</w:t>
+      </w:r>
+    </w:p>
+    <w:p>
+      <w:pPr>
+        <w:pStyle w:val="BodyText"/>
+      </w:pPr>
+      <w:r>
+        <w:rPr>
+          <w:b/>
+        </w:rPr>
+        <w:t xml:space="preserve">Data extraction.</w:t>
+      </w:r>
+      <w:r>
+        <w:t xml:space="preserve"> </w:t>
+      </w:r>
+      <w:r>
+        <w:t xml:space="preserve">Piloted form (Google Sheet or Airtable). Pilot on 10 studies, then revise. Extracted by Samson; a 20 % random sample independently re-extracted by a supervisor for quality control. Disagreement → arbiter.</w:t>
+      </w:r>
+    </w:p>
+    <w:p>
+      <w:pPr>
+        <w:pStyle w:val="Heading3"/>
+      </w:pPr>
+      <w:bookmarkStart w:id="40" w:name="b8.-data-items-extraction-fields"/>
+      <w:r>
+        <w:t xml:space="preserve">B8. Data items (extraction fields)</w:t>
+      </w:r>
+      <w:bookmarkEnd w:id="40"/>
+    </w:p>
+    <w:p>
+      <w:pPr>
+        <w:pStyle w:val="FirstParagraph"/>
+      </w:pPr>
+      <w:r>
+        <w:t xml:space="preserve">For each included study:</w:t>
+      </w:r>
+    </w:p>
+    <w:p>
+      <w:pPr>
+        <w:numPr>
+          <w:ilvl w:val="0"/>
+          <w:numId w:val="1007"/>
+        </w:numPr>
+        <w:pStyle w:val="Compact"/>
+      </w:pPr>
+      <w:r>
+        <w:rPr>
+          <w:b/>
+        </w:rPr>
+        <w:t xml:space="preserve">Bibliographic:</w:t>
+      </w:r>
+      <w:r>
+        <w:t xml:space="preserve"> </w:t>
+      </w:r>
+      <w:r>
+        <w:t xml:space="preserve">authors, year, journal, DOI.</w:t>
+      </w:r>
+    </w:p>
+    <w:p>
+      <w:pPr>
+        <w:numPr>
+          <w:ilvl w:val="0"/>
+          <w:numId w:val="1007"/>
+        </w:numPr>
+        <w:pStyle w:val="Compact"/>
+      </w:pPr>
+      <w:r>
+        <w:rPr>
+          <w:b/>
+        </w:rPr>
+        <w:t xml:space="preserve">Design:</w:t>
+      </w:r>
+      <w:r>
+        <w:t xml:space="preserve"> </w:t>
+      </w:r>
+      <w:r>
+        <w:t xml:space="preserve">species, N, age, population (healthy / DOC / anaesthetised / etc.), state contrast, paradigm.</w:t>
+      </w:r>
+    </w:p>
+    <w:p>
+      <w:pPr>
+        <w:numPr>
+          <w:ilvl w:val="0"/>
+          <w:numId w:val="1007"/>
+        </w:numPr>
+        <w:pStyle w:val="Compact"/>
+      </w:pPr>
+      <w:r>
+        <w:rPr>
+          <w:b/>
+        </w:rPr>
+        <w:t xml:space="preserve">Recording:</w:t>
+      </w:r>
+      <w:r>
+        <w:t xml:space="preserve"> </w:t>
+      </w:r>
+      <w:r>
+        <w:t xml:space="preserve">modality, channels / voxels, sampling rate, reference, pre-processing pipeline (cite a clear description).</w:t>
+      </w:r>
+    </w:p>
+    <w:p>
+      <w:pPr>
+        <w:numPr>
+          <w:ilvl w:val="0"/>
+          <w:numId w:val="1007"/>
+        </w:numPr>
+        <w:pStyle w:val="Compact"/>
+      </w:pPr>
+      <w:r>
+        <w:rPr>
+          <w:b/>
+        </w:rPr>
+        <w:t xml:space="preserve">Measure(s):</w:t>
+      </w:r>
+      <w:r>
+        <w:t xml:space="preserve"> </w:t>
+      </w:r>
+      <w:r>
+        <w:t xml:space="preserve">name, exact mathematical variant, formula reference, implementation (toolbox / code / language), parameters (window, embedding dim., etc.).</w:t>
+      </w:r>
+    </w:p>
+    <w:p>
+      <w:pPr>
+        <w:numPr>
+          <w:ilvl w:val="0"/>
+          <w:numId w:val="1007"/>
+        </w:numPr>
+        <w:pStyle w:val="Compact"/>
+      </w:pPr>
+      <w:r>
+        <w:rPr>
+          <w:b/>
+        </w:rPr>
         <w:t xml:space="preserve">Pre-processing assumptions:</w:t>
       </w:r>
       <w:r>
@@ -3250,7 +3360,7 @@
       <w:pPr>
         <w:numPr>
           <w:ilvl w:val="0"/>
-          <w:numId w:val="1006"/>
+          <w:numId w:val="1007"/>
         </w:numPr>
         <w:pStyle w:val="Compact"/>
       </w:pPr>
@@ -3271,7 +3381,7 @@
       <w:pPr>
         <w:numPr>
           <w:ilvl w:val="0"/>
-          <w:numId w:val="1006"/>
+          <w:numId w:val="1007"/>
         </w:numPr>
         <w:pStyle w:val="Compact"/>
       </w:pPr>
@@ -3292,7 +3402,7 @@
       <w:pPr>
         <w:numPr>
           <w:ilvl w:val="0"/>
-          <w:numId w:val="1006"/>
+          <w:numId w:val="1007"/>
         </w:numPr>
         <w:pStyle w:val="Compact"/>
       </w:pPr>
@@ -3313,7 +3423,7 @@
       <w:pPr>
         <w:numPr>
           <w:ilvl w:val="0"/>
-          <w:numId w:val="1006"/>
+          <w:numId w:val="1007"/>
         </w:numPr>
         <w:pStyle w:val="Compact"/>
       </w:pPr>
@@ -3334,7 +3444,7 @@
       <w:pPr>
         <w:numPr>
           <w:ilvl w:val="0"/>
-          <w:numId w:val="1006"/>
+          <w:numId w:val="1007"/>
         </w:numPr>
         <w:pStyle w:val="Compact"/>
       </w:pPr>
@@ -3355,7 +3465,7 @@
       <w:pPr>
         <w:numPr>
           <w:ilvl w:val="0"/>
-          <w:numId w:val="1006"/>
+          <w:numId w:val="1007"/>
         </w:numPr>
         <w:pStyle w:val="Compact"/>
       </w:pPr>
@@ -3376,7 +3486,7 @@
       <w:pPr>
         <w:numPr>
           <w:ilvl w:val="0"/>
-          <w:numId w:val="1006"/>
+          <w:numId w:val="1007"/>
         </w:numPr>
         <w:pStyle w:val="Compact"/>
       </w:pPr>
@@ -3412,11 +3522,11 @@
       <w:pPr>
         <w:pStyle w:val="Heading3"/>
       </w:pPr>
-      <w:bookmarkStart w:id="39" w:name="b9.-seed-set"/>
+      <w:bookmarkStart w:id="41" w:name="b9.-seed-set"/>
       <w:r>
         <w:t xml:space="preserve">B9. Seed set</w:t>
       </w:r>
-      <w:bookmarkEnd w:id="39"/>
+      <w:bookmarkEnd w:id="41"/>
     </w:p>
     <w:p>
       <w:pPr>
@@ -3475,11 +3585,11 @@
       <w:pPr>
         <w:pStyle w:val="Heading4"/>
       </w:pPr>
-      <w:bookmarkStart w:id="40" w:name="X191b12b86e6d3fe15366cf9df3d763669e946cf"/>
+      <w:bookmarkStart w:id="42" w:name="X191b12b86e6d3fe15366cf9df3d763669e946cf"/>
       <w:r>
         <w:t xml:space="preserve">B9a — Empirical seeds (validate the locked search)</w:t>
       </w:r>
-      <w:bookmarkEnd w:id="40"/>
+      <w:bookmarkEnd w:id="42"/>
     </w:p>
     <w:p>
       <w:pPr>
@@ -4226,7 +4336,7 @@
       <w:pPr>
         <w:numPr>
           <w:ilvl w:val="0"/>
-          <w:numId w:val="1007"/>
+          <w:numId w:val="1008"/>
         </w:numPr>
         <w:pStyle w:val="Compact"/>
       </w:pPr>
@@ -4253,7 +4363,7 @@
       <w:pPr>
         <w:numPr>
           <w:ilvl w:val="0"/>
-          <w:numId w:val="1007"/>
+          <w:numId w:val="1008"/>
         </w:numPr>
         <w:pStyle w:val="Compact"/>
       </w:pPr>
@@ -4265,7 +4375,7 @@
       <w:pPr>
         <w:numPr>
           <w:ilvl w:val="0"/>
-          <w:numId w:val="1007"/>
+          <w:numId w:val="1008"/>
         </w:numPr>
         <w:pStyle w:val="Compact"/>
       </w:pPr>
@@ -4289,7 +4399,7 @@
       <w:pPr>
         <w:numPr>
           <w:ilvl w:val="0"/>
-          <w:numId w:val="1007"/>
+          <w:numId w:val="1008"/>
         </w:numPr>
         <w:pStyle w:val="Compact"/>
       </w:pPr>
@@ -4301,7 +4411,7 @@
       <w:pPr>
         <w:numPr>
           <w:ilvl w:val="0"/>
-          <w:numId w:val="1007"/>
+          <w:numId w:val="1008"/>
         </w:numPr>
         <w:pStyle w:val="Compact"/>
       </w:pPr>
@@ -4328,7 +4438,7 @@
       <w:pPr>
         <w:numPr>
           <w:ilvl w:val="0"/>
-          <w:numId w:val="1007"/>
+          <w:numId w:val="1008"/>
         </w:numPr>
         <w:pStyle w:val="Compact"/>
       </w:pPr>
@@ -4340,7 +4450,7 @@
       <w:pPr>
         <w:numPr>
           <w:ilvl w:val="0"/>
-          <w:numId w:val="1007"/>
+          <w:numId w:val="1008"/>
         </w:numPr>
         <w:pStyle w:val="Compact"/>
       </w:pPr>
@@ -4352,7 +4462,7 @@
       <w:pPr>
         <w:numPr>
           <w:ilvl w:val="0"/>
-          <w:numId w:val="1007"/>
+          <w:numId w:val="1008"/>
         </w:numPr>
         <w:pStyle w:val="Compact"/>
       </w:pPr>
@@ -4364,7 +4474,7 @@
       <w:pPr>
         <w:numPr>
           <w:ilvl w:val="0"/>
-          <w:numId w:val="1007"/>
+          <w:numId w:val="1008"/>
         </w:numPr>
         <w:pStyle w:val="Compact"/>
       </w:pPr>
@@ -4426,11 +4536,11 @@
       <w:pPr>
         <w:pStyle w:val="Heading4"/>
       </w:pPr>
-      <w:bookmarkStart w:id="41" w:name="Xe871ac952c1c8b9b0f5967ee797871a03099509"/>
+      <w:bookmarkStart w:id="43" w:name="Xe871ac952c1c8b9b0f5967ee797871a03099509"/>
       <w:r>
         <w:t xml:space="preserve">B9b — Methodology-only seeds (included by exception, not via search)</w:t>
       </w:r>
-      <w:bookmarkEnd w:id="41"/>
+      <w:bookmarkEnd w:id="43"/>
     </w:p>
     <w:p>
       <w:pPr>
@@ -4849,11 +4959,11 @@
       <w:pPr>
         <w:pStyle w:val="Heading3"/>
       </w:pPr>
-      <w:bookmarkStart w:id="42" w:name="X7536f1fc065c2b8596ba9b5737a4077db4878c7"/>
+      <w:bookmarkStart w:id="44" w:name="X7536f1fc065c2b8596ba9b5737a4077db4878c7"/>
       <w:r>
         <w:t xml:space="preserve">B10. Critical appraisal (PRISMA-ScR — optional, elected)</w:t>
       </w:r>
-      <w:bookmarkEnd w:id="42"/>
+      <w:bookmarkEnd w:id="44"/>
     </w:p>
     <w:p>
       <w:pPr>
@@ -4938,179 +5048,6 @@
       <w:r>
         <w:t xml:space="preserve">, not a risk-of-bias instrument. It is inspired by QUADAS-2 and the TRIPOD statement but tailored to consciousness-complexity measures:</w:t>
       </w:r>
-    </w:p>
-    <w:p>
-      <w:pPr>
-        <w:numPr>
-          <w:ilvl w:val="0"/>
-          <w:numId w:val="1008"/>
-        </w:numPr>
-        <w:pStyle w:val="Compact"/>
-      </w:pPr>
-      <w:r>
-        <w:rPr>
-          <w:b/>
-        </w:rPr>
-        <w:t xml:space="preserve">Measure specification.</w:t>
-      </w:r>
-      <w:r>
-        <w:t xml:space="preserve"> </w:t>
-      </w:r>
-      <w:r>
-        <w:t xml:space="preserve">Is the mathematical formula unambiguous? Are parameters (m, r, τ, window length, embedding dimension, normalisation, surrogate procedure) fully reported?</w:t>
-      </w:r>
-    </w:p>
-    <w:p>
-      <w:pPr>
-        <w:numPr>
-          <w:ilvl w:val="0"/>
-          <w:numId w:val="1008"/>
-        </w:numPr>
-        <w:pStyle w:val="Compact"/>
-      </w:pPr>
-      <w:r>
-        <w:rPr>
-          <w:b/>
-        </w:rPr>
-        <w:t xml:space="preserve">Data suitability.</w:t>
-      </w:r>
-      <w:r>
-        <w:t xml:space="preserve"> </w:t>
-      </w:r>
-      <w:r>
-        <w:t xml:space="preserve">Sufficient channels / record length / sampling rate for the measure as specified? Stationarity assumptions met where the measure requires them?</w:t>
-      </w:r>
-    </w:p>
-    <w:p>
-      <w:pPr>
-        <w:numPr>
-          <w:ilvl w:val="0"/>
-          <w:numId w:val="1008"/>
-        </w:numPr>
-        <w:pStyle w:val="Compact"/>
-      </w:pPr>
-      <w:r>
-        <w:rPr>
-          <w:b/>
-        </w:rPr>
-        <w:t xml:space="preserve">Validation.</w:t>
-      </w:r>
-      <w:r>
-        <w:t xml:space="preserve"> </w:t>
-      </w:r>
-      <w:r>
-        <w:t xml:space="preserve">Is there a ground truth (behavioural report, clinical diagnosis, pharmacological manipulation, perturbation)? Are claims cross-validated against an independent dataset or another measure?</w:t>
-      </w:r>
-    </w:p>
-    <w:p>
-      <w:pPr>
-        <w:numPr>
-          <w:ilvl w:val="0"/>
-          <w:numId w:val="1008"/>
-        </w:numPr>
-        <w:pStyle w:val="Compact"/>
-      </w:pPr>
-      <w:r>
-        <w:rPr>
-          <w:b/>
-        </w:rPr>
-        <w:t xml:space="preserve">Confound control.</w:t>
-      </w:r>
-      <w:r>
-        <w:t xml:space="preserve"> </w:t>
-      </w:r>
-      <w:r>
-        <w:t xml:space="preserve">Are confounds reported and controlled — SNR, sampling-rate heterogeneity, muscle artefact, drug-state vs sleep-state confounds, age, recording-duration differences, surrogate / shuffled controls?</w:t>
-      </w:r>
-    </w:p>
-    <w:p>
-      <w:pPr>
-        <w:numPr>
-          <w:ilvl w:val="0"/>
-          <w:numId w:val="1008"/>
-        </w:numPr>
-        <w:pStyle w:val="Compact"/>
-      </w:pPr>
-      <w:r>
-        <w:rPr>
-          <w:b/>
-        </w:rPr>
-        <w:t xml:space="preserve">Reproducibility.</w:t>
-      </w:r>
-      <w:r>
-        <w:t xml:space="preserve"> </w:t>
-      </w:r>
-      <w:r>
-        <w:t xml:space="preserve">Are code, data, and exact parameter settings reported (Y / N / partial)?</w:t>
-      </w:r>
-    </w:p>
-    <w:p>
-      <w:pPr>
-        <w:numPr>
-          <w:ilvl w:val="0"/>
-          <w:numId w:val="1008"/>
-        </w:numPr>
-        <w:pStyle w:val="Compact"/>
-      </w:pPr>
-      <w:r>
-        <w:rPr>
-          <w:b/>
-        </w:rPr>
-        <w:t xml:space="preserve">Interpretation–warrant fit.</w:t>
-      </w:r>
-      <w:r>
-        <w:t xml:space="preserve"> </w:t>
-      </w:r>
-      <w:r>
-        <w:t xml:space="preserve">Is the consciousness claim commensurate with what the measure mathematically computes (e.g., a correlational measure not claimed as directional; an amplitude-only proxy not claimed as effective connectivity)?</w:t>
-      </w:r>
-    </w:p>
-    <w:p>
-      <w:pPr>
-        <w:pStyle w:val="FirstParagraph"/>
-      </w:pPr>
-      <w:r>
-        <w:t xml:space="preserve">Each item rated</w:t>
-      </w:r>
-      <w:r>
-        <w:t xml:space="preserve"> </w:t>
-      </w:r>
-      <w:r>
-        <w:rPr>
-          <w:i/>
-        </w:rPr>
-        <w:t xml:space="preserve">low concern / some concern / high concern</w:t>
-      </w:r>
-      <w:r>
-        <w:t xml:space="preserve">. Pilot the checklist on 10 studies, revise, then apply to the full corpus.</w:t>
-      </w:r>
-      <w:r>
-        <w:t xml:space="preserve"> </w:t>
-      </w:r>
-      <w:r>
-        <w:rPr>
-          <w:b/>
-        </w:rPr>
-        <w:t xml:space="preserve">Items 1, 5, and 6 feed the §B11 misapplication register directly.</w:t>
-      </w:r>
-    </w:p>
-    <w:p>
-      <w:pPr>
-        <w:pStyle w:val="BodyText"/>
-      </w:pPr>
-      <w:r>
-        <w:t xml:space="preserve">This is a deliberate departure from the typical scoping-review default of skipping appraisal: it is justified by the review’s specific aim of producing usage guidance, not just a map.</w:t>
-      </w:r>
-    </w:p>
-    <w:p>
-      <w:pPr>
-        <w:pStyle w:val="Heading3"/>
-      </w:pPr>
-      <w:bookmarkStart w:id="43" w:name="b11.-synthesis-plan"/>
-      <w:r>
-        <w:t xml:space="preserve">B11. Synthesis plan</w:t>
-      </w:r>
-      <w:bookmarkEnd w:id="43"/>
     </w:p>
     <w:p>
       <w:pPr>
@@ -5124,10 +5061,13 @@
         <w:rPr>
           <w:b/>
         </w:rPr>
-        <w:t xml:space="preserve">Narrative synthesis</w:t>
-      </w:r>
-      <w:r>
-        <w:t xml:space="preserve">, organised by the taxonomy in §B12.</w:t>
+        <w:t xml:space="preserve">Measure specification.</w:t>
+      </w:r>
+      <w:r>
+        <w:t xml:space="preserve"> </w:t>
+      </w:r>
+      <w:r>
+        <w:t xml:space="preserve">Is the mathematical formula unambiguous? Are parameters (m, r, τ, window length, embedding dimension, normalisation, surrogate procedure) fully reported?</w:t>
       </w:r>
     </w:p>
     <w:p>
@@ -5142,13 +5082,13 @@
         <w:rPr>
           <w:b/>
         </w:rPr>
-        <w:t xml:space="preserve">Summary tables:</w:t>
-      </w:r>
-      <w:r>
-        <w:t xml:space="preserve"> </w:t>
-      </w:r>
-      <w:r>
-        <w:t xml:space="preserve">(i) measure × mathematical primitive; (ii) measure × data requirement; (iii) measure × consciousness aspect claimed; (iv) measure × validation evidence.</w:t>
+        <w:t xml:space="preserve">Data suitability.</w:t>
+      </w:r>
+      <w:r>
+        <w:t xml:space="preserve"> </w:t>
+      </w:r>
+      <w:r>
+        <w:t xml:space="preserve">Sufficient channels / record length / sampling rate for the measure as specified? Stationarity assumptions met where the measure requires them?</w:t>
       </w:r>
     </w:p>
     <w:p>
@@ -5163,13 +5103,13 @@
         <w:rPr>
           <w:b/>
         </w:rPr>
-        <w:t xml:space="preserve">Heatmap</w:t>
-      </w:r>
-      <w:r>
-        <w:t xml:space="preserve"> </w:t>
-      </w:r>
-      <w:r>
-        <w:t xml:space="preserve">of measure × consciousness-state coverage to identify gaps.</w:t>
+        <w:t xml:space="preserve">Validation.</w:t>
+      </w:r>
+      <w:r>
+        <w:t xml:space="preserve"> </w:t>
+      </w:r>
+      <w:r>
+        <w:t xml:space="preserve">Is there a ground truth (behavioural report, clinical diagnosis, pharmacological manipulation, perturbation)? Are claims cross-validated against an independent dataset or another measure?</w:t>
       </w:r>
     </w:p>
     <w:p>
@@ -5184,13 +5124,13 @@
         <w:rPr>
           <w:b/>
         </w:rPr>
-        <w:t xml:space="preserve">Misapplication register</w:t>
-      </w:r>
-      <w:r>
-        <w:t xml:space="preserve"> </w:t>
-      </w:r>
-      <w:r>
-        <w:t xml:space="preserve">— a structured list of recurring misuses with representative citations.</w:t>
+        <w:t xml:space="preserve">Confound control.</w:t>
+      </w:r>
+      <w:r>
+        <w:t xml:space="preserve"> </w:t>
+      </w:r>
+      <w:r>
+        <w:t xml:space="preserve">Are confounds reported and controlled — SNR, sampling-rate heterogeneity, muscle artefact, drug-state vs sleep-state confounds, age, recording-duration differences, surrogate / shuffled controls?</w:t>
       </w:r>
     </w:p>
     <w:p>
@@ -5205,28 +5145,13 @@
         <w:rPr>
           <w:b/>
         </w:rPr>
-        <w:t xml:space="preserve">Decision-support appendix</w:t>
-      </w:r>
-      <w:r>
-        <w:t xml:space="preserve"> </w:t>
-      </w:r>
-      <w:r>
-        <w:t xml:space="preserve">—</w:t>
-      </w:r>
-      <w:r>
-        <w:t xml:space="preserve"> </w:t>
-      </w:r>
-      <w:r>
-        <w:t xml:space="preserve">“</w:t>
-      </w:r>
-      <w:r>
-        <w:t xml:space="preserve">if your question is X, these measures are plausibly warranted; these are not, because…</w:t>
-      </w:r>
-      <w:r>
-        <w:t xml:space="preserve">”</w:t>
-      </w:r>
-      <w:r>
-        <w:t xml:space="preserve">.</w:t>
+        <w:t xml:space="preserve">Reproducibility.</w:t>
+      </w:r>
+      <w:r>
+        <w:t xml:space="preserve"> </w:t>
+      </w:r>
+      <w:r>
+        <w:t xml:space="preserve">Are code, data, and exact parameter settings reported (Y / N / partial)?</w:t>
       </w:r>
     </w:p>
     <w:p>
@@ -5241,538 +5166,59 @@
         <w:rPr>
           <w:b/>
         </w:rPr>
-        <w:t xml:space="preserve">No meta-analysis</w:t>
-      </w:r>
-      <w:r>
-        <w:t xml:space="preserve"> </w:t>
-      </w:r>
-      <w:r>
-        <w:t xml:space="preserve">of effect sizes is planned (heterogeneity is too high). If a sub-family (e.g., LZc in DOC) has enough comparable studies, a mini meta-analysis may be added.</w:t>
+        <w:t xml:space="preserve">Interpretation–warrant fit.</w:t>
+      </w:r>
+      <w:r>
+        <w:t xml:space="preserve"> </w:t>
+      </w:r>
+      <w:r>
+        <w:t xml:space="preserve">Is the consciousness claim commensurate with what the measure mathematically computes (e.g., a correlational measure not claimed as directional; an amplitude-only proxy not claimed as effective connectivity)?</w:t>
+      </w:r>
+    </w:p>
+    <w:p>
+      <w:pPr>
+        <w:pStyle w:val="FirstParagraph"/>
+      </w:pPr>
+      <w:r>
+        <w:t xml:space="preserve">Each item rated</w:t>
+      </w:r>
+      <w:r>
+        <w:t xml:space="preserve"> </w:t>
+      </w:r>
+      <w:r>
+        <w:rPr>
+          <w:i/>
+        </w:rPr>
+        <w:t xml:space="preserve">low concern / some concern / high concern</w:t>
+      </w:r>
+      <w:r>
+        <w:t xml:space="preserve">. Pilot the checklist on 10 studies, revise, then apply to the full corpus.</w:t>
+      </w:r>
+      <w:r>
+        <w:t xml:space="preserve"> </w:t>
+      </w:r>
+      <w:r>
+        <w:rPr>
+          <w:b/>
+        </w:rPr>
+        <w:t xml:space="preserve">Items 1, 5, and 6 feed the §B11 misapplication register directly.</w:t>
+      </w:r>
+    </w:p>
+    <w:p>
+      <w:pPr>
+        <w:pStyle w:val="BodyText"/>
+      </w:pPr>
+      <w:r>
+        <w:t xml:space="preserve">This is a deliberate departure from the typical scoping-review default of skipping appraisal: it is justified by the review’s specific aim of producing usage guidance, not just a map.</w:t>
       </w:r>
     </w:p>
     <w:p>
       <w:pPr>
         <w:pStyle w:val="Heading3"/>
       </w:pPr>
-      <w:bookmarkStart w:id="44" w:name="X8b83eb128912fba398e5b2672088bf21fd60200"/>
-      <w:r>
-        <w:t xml:space="preserve">B12. Taxonomy (working draft — will be revised after extraction)</w:t>
-      </w:r>
-      <w:bookmarkEnd w:id="44"/>
-    </w:p>
-    <w:p>
-      <w:pPr>
-        <w:pStyle w:val="FirstParagraph"/>
-      </w:pPr>
-      <w:r>
-        <w:rPr>
-          <w:b/>
-        </w:rPr>
-        <w:t xml:space="preserve">Axis 1 — Mathematical primitive</w:t>
-      </w:r>
-      <w:r>
-        <w:t xml:space="preserve"> </w:t>
-      </w:r>
-      <w:r>
-        <w:t xml:space="preserve">1. Entropy family: Shannon, differential, approximate, sample, permutation, spectral, multiscale.</w:t>
-      </w:r>
-      <w:r>
-        <w:t xml:space="preserve"> </w:t>
-      </w:r>
-      <w:r>
-        <w:t xml:space="preserve">2. Compressibility: Lempel-Ziv (LZ76, LZc, LZW), Kolmogorov signal complexity (KSC).</w:t>
-      </w:r>
-      <w:r>
-        <w:t xml:space="preserve"> </w:t>
-      </w:r>
-      <w:r>
-        <w:t xml:space="preserve">3. Information flow: mutual information, transfer entropy, Granger causality, partial directed coherence, φ-ID,</w:t>
-      </w:r>
-      <w:r>
-        <w:t xml:space="preserve"> </w:t>
-      </w:r>
-      <w:r>
-        <w:rPr>
-          <w:b/>
-        </w:rPr>
-        <w:t xml:space="preserve">weighted symbolic mutual information (wSMI; Dehaene-King line)</w:t>
-      </w:r>
-      <w:r>
-        <w:t xml:space="preserve">.</w:t>
-      </w:r>
-      <w:r>
-        <w:t xml:space="preserve"> </w:t>
-      </w:r>
-      <w:r>
-        <w:t xml:space="preserve">4. Integrated information: φ, φ*, geometric φ, whole-minus-sum φ, φ-AR (autoregressive), φ-SI (stochastic interaction), φ-CII (causal-information integration), φ-C (compression-complexity), φ-atomic, state differentiation (D), empirical φ surrogates.</w:t>
-      </w:r>
-      <w:r>
-        <w:t xml:space="preserve"> </w:t>
-      </w:r>
-      <w:r>
-        <w:t xml:space="preserve">5. Dynamical / criticality: neural avalanches, branching parameter, DFA / LRTCs,</w:t>
-      </w:r>
-      <w:r>
-        <w:t xml:space="preserve"> </w:t>
-      </w:r>
-      <w:r>
-        <w:rPr>
-          <w:b/>
-        </w:rPr>
-        <w:t xml:space="preserve">multifractal DFA</w:t>
-      </w:r>
-      <w:r>
-        <w:t xml:space="preserve">, Hurst, Lyapunov exponents, correlation dimension, edge-of-chaos.</w:t>
-      </w:r>
-      <w:r>
-        <w:t xml:space="preserve"> </w:t>
-      </w:r>
-      <w:r>
-        <w:t xml:space="preserve">6. Structural / graph-theoretic: small-worldness, modularity, rich-club, hierarchical complexity, Tononi-Sporns-Edelman neural complexity.</w:t>
-      </w:r>
-      <w:r>
-        <w:t xml:space="preserve"> </w:t>
-      </w:r>
-      <w:r>
-        <w:t xml:space="preserve">7. Dimensionality / manifold: intrinsic dimensionality, participation ratio, embedding dimension.</w:t>
-      </w:r>
-      <w:r>
-        <w:t xml:space="preserve"> </w:t>
-      </w:r>
-      <w:r>
-        <w:t xml:space="preserve">8. Perturbational: PCI, PCI-state (ST-PCI), PCI-LZW.</w:t>
-      </w:r>
-      <w:r>
-        <w:t xml:space="preserve"> </w:t>
-      </w:r>
-      <w:r>
-        <w:t xml:space="preserve">9. Structure-of-experience: qualia-space unfolding, optimal-transport distances between state representations.</w:t>
-      </w:r>
-      <w:r>
-        <w:t xml:space="preserve"> </w:t>
-      </w:r>
-      <w:r>
-        <w:t xml:space="preserve">10. Hybrid / composite: supervised ML classifiers whose features are any of the above.</w:t>
-      </w:r>
-      <w:r>
-        <w:t xml:space="preserve"> </w:t>
-      </w:r>
-      <w:r>
-        <w:t xml:space="preserve">11.</w:t>
-      </w:r>
-      <w:r>
-        <w:t xml:space="preserve"> </w:t>
-      </w:r>
-      <w:r>
-        <w:rPr>
-          <w:b/>
-        </w:rPr>
-        <w:t xml:space="preserve">Phase / dynamical-systems coupling (Varela / Kelso / Le Van Quyen line):</w:t>
-      </w:r>
-      <w:r>
-        <w:t xml:space="preserve"> </w:t>
-      </w:r>
-      <w:r>
-        <w:t xml:space="preserve">phase-locking value (PLV), weighted phase-lag index (wPLI), phase coherence, metastability, chimera-state indices, dynamical-systems synchrony measures.</w:t>
-      </w:r>
-      <w:r>
-        <w:t xml:space="preserve"> </w:t>
-      </w:r>
-      <w:r>
-        <w:t xml:space="preserve">12.</w:t>
-      </w:r>
-      <w:r>
-        <w:t xml:space="preserve"> </w:t>
-      </w:r>
-      <w:r>
-        <w:rPr>
-          <w:b/>
-        </w:rPr>
-        <w:t xml:space="preserve">Temporospatial / scale-free measures (TTC line; from Chis-Ciure-Melloni-Northoff 2024 NBR):</w:t>
-      </w:r>
-      <w:r>
-        <w:t xml:space="preserve"> </w:t>
-      </w:r>
-      <w:r>
-        <w:t xml:space="preserve">autocorrelation window (ACW), power-law exponent (PLE), temporal receptive windows (TRW), scale-free topology measures, global signal (GS) + GS-topography.</w:t>
-      </w:r>
-    </w:p>
-    <w:p>
-      <w:pPr>
-        <w:pStyle w:val="BodyText"/>
-      </w:pPr>
-      <w:r>
-        <w:rPr>
-          <w:b/>
-        </w:rPr>
-        <w:t xml:space="preserve">Axis 2 — Data requirement</w:t>
-      </w:r>
-      <w:r>
-        <w:t xml:space="preserve"> </w:t>
-      </w:r>
-      <w:r>
-        <w:t xml:space="preserve">- Amplitude only.</w:t>
-      </w:r>
-      <w:r>
-        <w:t xml:space="preserve"> </w:t>
-      </w:r>
-      <w:r>
-        <w:t xml:space="preserve">- Amplitude + functional connectivity.</w:t>
-      </w:r>
-      <w:r>
-        <w:t xml:space="preserve"> </w:t>
-      </w:r>
-      <w:r>
-        <w:t xml:space="preserve">- Amplitude + effective connectivity.</w:t>
-      </w:r>
-      <w:r>
-        <w:t xml:space="preserve"> </w:t>
-      </w:r>
-      <w:r>
-        <w:t xml:space="preserve">- Phase only / phase + amplitude (added in v0.4 — dynamical-systems-theory measures are largely phase-based).</w:t>
-      </w:r>
-      <w:r>
-        <w:t xml:space="preserve"> </w:t>
-      </w:r>
-      <w:r>
-        <w:t xml:space="preserve">- Requires external perturbation.</w:t>
-      </w:r>
-      <w:r>
-        <w:t xml:space="preserve"> </w:t>
-      </w:r>
-      <w:r>
-        <w:t xml:space="preserve">- Requires simultaneous multi-scale recording.</w:t>
-      </w:r>
-    </w:p>
-    <w:p>
-      <w:pPr>
-        <w:pStyle w:val="BodyText"/>
-      </w:pPr>
-      <w:r>
-        <w:rPr>
-          <w:b/>
-        </w:rPr>
-        <w:t xml:space="preserve">Axis 3 — Temporal granularity</w:t>
-      </w:r>
-      <w:r>
-        <w:t xml:space="preserve"> </w:t>
-      </w:r>
-      <w:r>
-        <w:t xml:space="preserve">- Event-level (single-trial, sub-second).</w:t>
-      </w:r>
-      <w:r>
-        <w:t xml:space="preserve"> </w:t>
-      </w:r>
-      <w:r>
-        <w:t xml:space="preserve">- Windowed / epoch-level.</w:t>
-      </w:r>
-      <w:r>
-        <w:t xml:space="preserve"> </w:t>
-      </w:r>
-      <w:r>
-        <w:t xml:space="preserve">- Long-range / scaling (seconds to hours).</w:t>
-      </w:r>
-      <w:r>
-        <w:t xml:space="preserve"> </w:t>
-      </w:r>
-      <w:r>
-        <w:t xml:space="preserve">- State-level (one number per session).</w:t>
-      </w:r>
-    </w:p>
-    <w:p>
-      <w:pPr>
-        <w:pStyle w:val="BodyText"/>
-      </w:pPr>
-      <w:r>
-        <w:rPr>
-          <w:b/>
-        </w:rPr>
-        <w:t xml:space="preserve">Axis 4 — Aspect of consciousness claimed</w:t>
-      </w:r>
-      <w:r>
-        <w:t xml:space="preserve"> </w:t>
-      </w:r>
-      <w:r>
-        <w:t xml:space="preserve">- Level / wakefulness.</w:t>
-      </w:r>
-      <w:r>
-        <w:t xml:space="preserve"> </w:t>
-      </w:r>
-      <w:r>
-        <w:t xml:space="preserve">- Content / what is experienced.</w:t>
-      </w:r>
-      <w:r>
-        <w:t xml:space="preserve"> </w:t>
-      </w:r>
-      <w:r>
-        <w:t xml:space="preserve">- Integration (across regions / networks).</w:t>
-      </w:r>
-      <w:r>
-        <w:t xml:space="preserve"> </w:t>
-      </w:r>
-      <w:r>
-        <w:t xml:space="preserve">- Differentiation (richness of repertoire).</w:t>
-      </w:r>
-      <w:r>
-        <w:t xml:space="preserve"> </w:t>
-      </w:r>
-      <w:r>
-        <w:t xml:space="preserve">- Structure (geometry of experience — under-represented).</w:t>
-      </w:r>
-      <w:r>
-        <w:t xml:space="preserve"> </w:t>
-      </w:r>
-      <w:r>
-        <w:t xml:space="preserve">- Temporal flow (experience of time — under-represented; planned focus of follow-on work).</w:t>
-      </w:r>
-    </w:p>
-    <w:p>
-      <w:pPr>
-        <w:pStyle w:val="BodyText"/>
-      </w:pPr>
-      <w:r>
-        <w:rPr>
-          <w:b/>
-        </w:rPr>
-        <w:t xml:space="preserve">Axis 5 — Spatial scale (added in v0.4 on Lucia’s recommendation)</w:t>
-      </w:r>
-      <w:r>
-        <w:t xml:space="preserve"> </w:t>
-      </w:r>
-      <w:r>
-        <w:t xml:space="preserve">- Single-unit / multi-unit (microelectrode-scale).</w:t>
-      </w:r>
-      <w:r>
-        <w:t xml:space="preserve"> </w:t>
-      </w:r>
-      <w:r>
-        <w:t xml:space="preserve">- Laminar / columnar (cortical-microcircuit scale).</w:t>
-      </w:r>
-      <w:r>
-        <w:t xml:space="preserve"> </w:t>
-      </w:r>
-      <w:r>
-        <w:t xml:space="preserve">- Area-level (cortical-area or ROI).</w:t>
-      </w:r>
-      <w:r>
-        <w:t xml:space="preserve"> </w:t>
-      </w:r>
-      <w:r>
-        <w:t xml:space="preserve">- Whole-brain network (sensor-/voxel-level coverage).</w:t>
-      </w:r>
-    </w:p>
-    <w:p>
-      <w:pPr>
-        <w:pStyle w:val="BodyText"/>
-      </w:pPr>
-      <w:r>
-        <w:t xml:space="preserve">The same measure can behave very differently across these scales — for example, avalanche statistics depend on sampling density; LZc on EEG vs on multi-unit spike trains is essentially a different measurement. Recording this axis explicitly is required for honest cross-paper comparison.</w:t>
-      </w:r>
-    </w:p>
-    <w:p>
-      <w:pPr>
-        <w:pStyle w:val="BodyText"/>
-      </w:pPr>
-      <w:r>
-        <w:rPr>
-          <w:b/>
-        </w:rPr>
-        <w:t xml:space="preserve">Axis 6 — Theory anchoring (added in v0.4 on Lucia’s recommendation)</w:t>
-      </w:r>
-      <w:r>
-        <w:t xml:space="preserve"> </w:t>
-      </w:r>
-      <w:r>
-        <w:t xml:space="preserve">- Theory-derived (φ ← IIT; ignition / global-broadcast indices ← GNW; entropy-rate variants ← predictive processing / entropic brain; etc.).</w:t>
-      </w:r>
-      <w:r>
-        <w:t xml:space="preserve"> </w:t>
-      </w:r>
-      <w:r>
-        <w:t xml:space="preserve">- Theory-agnostic (LZc, sample entropy, DFA — descriptive measures of signal structure, theory-neutral in origin).</w:t>
-      </w:r>
-      <w:r>
-        <w:t xml:space="preserve"> </w:t>
-      </w:r>
-      <w:r>
-        <w:t xml:space="preserve">- Theory-agnostic-but-interpreted-post-hoc — a descriptively-derived measure being read as evidence for a specific theory it was not built to test (the PQ7 case).</w:t>
-      </w:r>
-    </w:p>
-    <w:p>
-      <w:pPr>
-        <w:pStyle w:val="BodyText"/>
-      </w:pPr>
-      <w:r>
-        <w:rPr>
-          <w:b/>
-        </w:rPr>
-        <w:t xml:space="preserve">Axis 7 — Inferential status (added in v0.4)</w:t>
-      </w:r>
-      <w:r>
-        <w:t xml:space="preserve"> </w:t>
-      </w:r>
-      <w:r>
-        <w:t xml:space="preserve">- Causal (perturbation-based: PCI, TMS-EEG protocols).</w:t>
-      </w:r>
-      <w:r>
-        <w:t xml:space="preserve"> </w:t>
-      </w:r>
-      <w:r>
-        <w:t xml:space="preserve">- Correlational / descriptive (transfer entropy, Granger causality, LZc on resting data).</w:t>
-      </w:r>
-    </w:p>
-    <w:p>
-      <w:pPr>
-        <w:pStyle w:val="BodyText"/>
-      </w:pPr>
-      <w:r>
-        <w:t xml:space="preserve">Currently bundled into</w:t>
-      </w:r>
-      <w:r>
-        <w:t xml:space="preserve"> </w:t>
-      </w:r>
-      <w:r>
-        <w:t xml:space="preserve">“</w:t>
-      </w:r>
-      <w:r>
-        <w:t xml:space="preserve">data requirement,</w:t>
-      </w:r>
-      <w:r>
-        <w:t xml:space="preserve">”</w:t>
-      </w:r>
-      <w:r>
-        <w:t xml:space="preserve"> </w:t>
-      </w:r>
-      <w:r>
-        <w:t xml:space="preserve">but this is an inferential property — a measure that requires perturbation makes a different kind of claim than a correlational one — and worth pulling out.</w:t>
-      </w:r>
-    </w:p>
-    <w:p>
-      <w:pPr>
-        <w:pStyle w:val="BodyText"/>
-      </w:pPr>
-      <w:r>
-        <w:rPr>
-          <w:b/>
-        </w:rPr>
-        <w:t xml:space="preserve">Axis 8 — Validation evidence type (lifted from §B8 in v0.4)</w:t>
-      </w:r>
-      <w:r>
-        <w:t xml:space="preserve"> </w:t>
-      </w:r>
-      <w:r>
-        <w:t xml:space="preserve">- Behavioural report.</w:t>
-      </w:r>
-      <w:r>
-        <w:t xml:space="preserve"> </w:t>
-      </w:r>
-      <w:r>
-        <w:t xml:space="preserve">- Clinical diagnosis (e.g., DOC classification).</w:t>
-      </w:r>
-      <w:r>
-        <w:t xml:space="preserve"> </w:t>
-      </w:r>
-      <w:r>
-        <w:t xml:space="preserve">- Pharmacological manipulation.</w:t>
-      </w:r>
-      <w:r>
-        <w:t xml:space="preserve"> </w:t>
-      </w:r>
-      <w:r>
-        <w:t xml:space="preserve">- Cross-measure agreement only.</w:t>
-      </w:r>
-      <w:r>
-        <w:t xml:space="preserve"> </w:t>
-      </w:r>
-      <w:r>
-        <w:t xml:space="preserve">- None / no validation against an external criterion.</w:t>
-      </w:r>
-    </w:p>
-    <w:p>
-      <w:pPr>
-        <w:pStyle w:val="BodyText"/>
-      </w:pPr>
-      <w:r>
-        <w:t xml:space="preserve">This axis is already an extraction field (§B8); promoting it into the taxonomy spine lets the §B11 gap-heatmap be diagnostic.</w:t>
-      </w:r>
-    </w:p>
-    <w:p>
-      <w:pPr>
-        <w:pStyle w:val="BodyText"/>
-      </w:pPr>
-      <w:r>
-        <w:t xml:space="preserve">This taxonomy is the review’s</w:t>
-      </w:r>
-      <w:r>
-        <w:t xml:space="preserve"> </w:t>
-      </w:r>
-      <w:r>
-        <w:rPr>
-          <w:b/>
-        </w:rPr>
-        <w:t xml:space="preserve">conceptual spine</w:t>
-      </w:r>
-      <w:r>
-        <w:t xml:space="preserve">. It is expected to shift after extraction; revisions will be tracked in the amendments log.</w:t>
-      </w:r>
-    </w:p>
-    <w:p>
-      <w:pPr>
-        <w:pStyle w:val="BlockText"/>
-      </w:pPr>
-      <w:r>
-        <w:rPr>
-          <w:b/>
-        </w:rPr>
-        <w:t xml:space="preserve">Coverage check.</w:t>
-      </w:r>
-      <w:r>
-        <w:t xml:space="preserve"> </w:t>
-      </w:r>
-      <w:r>
-        <w:t xml:space="preserve">Lucia flagged that the measures inventory must be demonstrably complete —</w:t>
-      </w:r>
-      <w:r>
-        <w:t xml:space="preserve"> </w:t>
-      </w:r>
-      <w:r>
-        <w:t xml:space="preserve">“</w:t>
-      </w:r>
-      <w:r>
-        <w:t xml:space="preserve">if the set isn’t complete then the review is not either.</w:t>
-      </w:r>
-      <w:r>
-        <w:t xml:space="preserve">”</w:t>
-      </w:r>
-      <w:r>
-        <w:t xml:space="preserve"> </w:t>
-      </w:r>
-      <w:r>
-        <w:t xml:space="preserve">The Block 2 term list and Axis 1 family list have been cross-checked against (a) the Yaron, Pitts, Mudrik &amp; Melloni 2024</w:t>
-      </w:r>
-      <w:r>
-        <w:t xml:space="preserve"> </w:t>
-      </w:r>
-      <w:r>
-        <w:rPr>
-          <w:i/>
-        </w:rPr>
-        <w:t xml:space="preserve">NBR</w:t>
-      </w:r>
-      <w:r>
-        <w:t xml:space="preserve"> </w:t>
-      </w:r>
-      <w:r>
-        <w:t xml:space="preserve">mapping of measures to candidate NCCs, (b) the wSMI / Dehaene-King line, and (c) the phase / dynamical-systems family (Varela, Kelso, Le Van Quyen). The taxonomy is open to further additions during the seed-elicitation pass; any addition triggers a Block 2 re-pilot.</w:t>
-      </w:r>
-    </w:p>
-    <w:p>
-      <w:pPr>
-        <w:pStyle w:val="Heading3"/>
-      </w:pPr>
-      <w:bookmarkStart w:id="45" w:name="b13.-dissemination"/>
-      <w:r>
-        <w:t xml:space="preserve">B13. Dissemination</w:t>
+      <w:bookmarkStart w:id="45" w:name="b11.-synthesis-plan"/>
+      <w:r>
+        <w:t xml:space="preserve">B11. Synthesis plan</w:t>
       </w:r>
       <w:bookmarkEnd w:id="45"/>
     </w:p>
@@ -5788,82 +5234,10 @@
         <w:rPr>
           <w:b/>
         </w:rPr>
-        <w:t xml:space="preserve">Target journals.</w:t>
-      </w:r>
-      <w:r>
-        <w:t xml:space="preserve"> </w:t>
-      </w:r>
-      <w:r>
-        <w:rPr>
-          <w:i/>
-        </w:rPr>
-        <w:t xml:space="preserve">Nature Human Behaviour</w:t>
-      </w:r>
-      <w:r>
-        <w:t xml:space="preserve"> </w:t>
-      </w:r>
-      <w:r>
-        <w:t xml:space="preserve">(primary — Yaron, Melloni, Pitts &amp; Mudrik 2022 precedent in the same field);</w:t>
-      </w:r>
-      <w:r>
-        <w:t xml:space="preserve"> </w:t>
-      </w:r>
-      <w:r>
-        <w:rPr>
-          <w:i/>
-        </w:rPr>
-        <w:t xml:space="preserve">Neuroscience &amp; Biobehavioral Reviews</w:t>
-      </w:r>
-      <w:r>
-        <w:t xml:space="preserve"> </w:t>
-      </w:r>
-      <w:r>
-        <w:t xml:space="preserve">(strong fallback — Yaron, Pitts, Mudrik &amp; Melloni 2024 precedent).</w:t>
-      </w:r>
-      <w:r>
-        <w:t xml:space="preserve"> </w:t>
-      </w:r>
-      <w:r>
-        <w:rPr>
-          <w:i/>
-        </w:rPr>
-        <w:t xml:space="preserve">Neuroscience of Consciousness</w:t>
-      </w:r>
-      <w:r>
-        <w:t xml:space="preserve"> </w:t>
-      </w:r>
-      <w:r>
-        <w:t xml:space="preserve">as third option.</w:t>
-      </w:r>
-      <w:r>
-        <w:t xml:space="preserve"> </w:t>
-      </w:r>
-      <w:r>
-        <w:rPr>
-          <w:i/>
-        </w:rPr>
-        <w:t xml:space="preserve">Nature Reviews Neuroscience</w:t>
-      </w:r>
-      <w:r>
-        <w:t xml:space="preserve"> </w:t>
-      </w:r>
-      <w:r>
-        <w:t xml:space="preserve">and</w:t>
-      </w:r>
-      <w:r>
-        <w:t xml:space="preserve"> </w:t>
-      </w:r>
-      <w:r>
-        <w:rPr>
-          <w:i/>
-        </w:rPr>
-        <w:t xml:space="preserve">Trends in Cognitive Sciences</w:t>
-      </w:r>
-      <w:r>
-        <w:t xml:space="preserve"> </w:t>
-      </w:r>
-      <w:r>
-        <w:t xml:space="preserve">have been removed from the target list — they rarely publish systematic / scoping reviews of this kind (Lucia, 2026-05-10).</w:t>
+        <w:t xml:space="preserve">Narrative synthesis</w:t>
+      </w:r>
+      <w:r>
+        <w:t xml:space="preserve">, organised by the taxonomy in §B12.</w:t>
       </w:r>
     </w:p>
     <w:p>
@@ -5878,13 +5252,13 @@
         <w:rPr>
           <w:b/>
         </w:rPr>
-        <w:t xml:space="preserve">Preprint</w:t>
-      </w:r>
-      <w:r>
-        <w:t xml:space="preserve"> </w:t>
-      </w:r>
-      <w:r>
-        <w:t xml:space="preserve">on bioRxiv concurrent with submission.</w:t>
+        <w:t xml:space="preserve">Summary tables:</w:t>
+      </w:r>
+      <w:r>
+        <w:t xml:space="preserve"> </w:t>
+      </w:r>
+      <w:r>
+        <w:t xml:space="preserve">(i) measure × mathematical primitive; (ii) measure × data requirement; (iii) measure × consciousness aspect claimed; (iv) measure × validation evidence.</w:t>
       </w:r>
     </w:p>
     <w:p>
@@ -5899,28 +5273,13 @@
         <w:rPr>
           <w:b/>
         </w:rPr>
-        <w:t xml:space="preserve">Companion open resource.</w:t>
-      </w:r>
-      <w:r>
-        <w:t xml:space="preserve"> </w:t>
-      </w:r>
-      <w:r>
-        <w:t xml:space="preserve">Extraction spreadsheet + taxonomy table on OSF;</w:t>
-      </w:r>
-      <w:r>
-        <w:t xml:space="preserve"> </w:t>
-      </w:r>
-      <w:r>
-        <w:rPr>
-          <w:b/>
-        </w:rPr>
-        <w:t xml:space="preserve">interactive companion website</w:t>
-      </w:r>
-      <w:r>
-        <w:t xml:space="preserve"> </w:t>
-      </w:r>
-      <w:r>
-        <w:t xml:space="preserve">providing measure-by-measure look-up keyed by Axis 1–8 (cf. the Yaron-Melloni NHB companion site as a precedent).</w:t>
+        <w:t xml:space="preserve">Heatmap</w:t>
+      </w:r>
+      <w:r>
+        <w:t xml:space="preserve"> </w:t>
+      </w:r>
+      <w:r>
+        <w:t xml:space="preserve">of measure × consciousness-state coverage to identify gaps.</w:t>
       </w:r>
     </w:p>
     <w:p>
@@ -5935,24 +5294,597 @@
         <w:rPr>
           <w:b/>
         </w:rPr>
-        <w:t xml:space="preserve">Conference.</w:t>
-      </w:r>
-      <w:r>
-        <w:t xml:space="preserve"> </w:t>
-      </w:r>
-      <w:r>
-        <w:t xml:space="preserve">ASSC 2026 (if timing permits).</w:t>
+        <w:t xml:space="preserve">Misapplication register</w:t>
+      </w:r>
+      <w:r>
+        <w:t xml:space="preserve"> </w:t>
+      </w:r>
+      <w:r>
+        <w:t xml:space="preserve">— a structured list of recurring misuses with representative citations.</w:t>
+      </w:r>
+    </w:p>
+    <w:p>
+      <w:pPr>
+        <w:numPr>
+          <w:ilvl w:val="0"/>
+          <w:numId w:val="1010"/>
+        </w:numPr>
+        <w:pStyle w:val="Compact"/>
+      </w:pPr>
+      <w:r>
+        <w:rPr>
+          <w:b/>
+        </w:rPr>
+        <w:t xml:space="preserve">Decision-support appendix</w:t>
+      </w:r>
+      <w:r>
+        <w:t xml:space="preserve"> </w:t>
+      </w:r>
+      <w:r>
+        <w:t xml:space="preserve">—</w:t>
+      </w:r>
+      <w:r>
+        <w:t xml:space="preserve"> </w:t>
+      </w:r>
+      <w:r>
+        <w:t xml:space="preserve">“</w:t>
+      </w:r>
+      <w:r>
+        <w:t xml:space="preserve">if your question is X, these measures are plausibly warranted; these are not, because…</w:t>
+      </w:r>
+      <w:r>
+        <w:t xml:space="preserve">”</w:t>
+      </w:r>
+      <w:r>
+        <w:t xml:space="preserve">.</w:t>
+      </w:r>
+    </w:p>
+    <w:p>
+      <w:pPr>
+        <w:numPr>
+          <w:ilvl w:val="0"/>
+          <w:numId w:val="1010"/>
+        </w:numPr>
+        <w:pStyle w:val="Compact"/>
+      </w:pPr>
+      <w:r>
+        <w:rPr>
+          <w:b/>
+        </w:rPr>
+        <w:t xml:space="preserve">No meta-analysis</w:t>
+      </w:r>
+      <w:r>
+        <w:t xml:space="preserve"> </w:t>
+      </w:r>
+      <w:r>
+        <w:t xml:space="preserve">of effect sizes is planned (heterogeneity is too high). If a sub-family (e.g., LZc in DOC) has enough comparable studies, a mini meta-analysis may be added.</w:t>
       </w:r>
     </w:p>
     <w:p>
       <w:pPr>
         <w:pStyle w:val="Heading3"/>
       </w:pPr>
-      <w:bookmarkStart w:id="46" w:name="b14.-ethics-funding"/>
-      <w:r>
-        <w:t xml:space="preserve">B14. Ethics &amp; funding</w:t>
+      <w:bookmarkStart w:id="46" w:name="X8b83eb128912fba398e5b2672088bf21fd60200"/>
+      <w:r>
+        <w:t xml:space="preserve">B12. Taxonomy (working draft — will be revised after extraction)</w:t>
       </w:r>
       <w:bookmarkEnd w:id="46"/>
+    </w:p>
+    <w:p>
+      <w:pPr>
+        <w:pStyle w:val="FirstParagraph"/>
+      </w:pPr>
+      <w:r>
+        <w:rPr>
+          <w:b/>
+        </w:rPr>
+        <w:t xml:space="preserve">Axis 1 — Mathematical primitive</w:t>
+      </w:r>
+      <w:r>
+        <w:t xml:space="preserve"> </w:t>
+      </w:r>
+      <w:r>
+        <w:t xml:space="preserve">1. Entropy family: Shannon, differential, approximate, sample, permutation, spectral, multiscale.</w:t>
+      </w:r>
+      <w:r>
+        <w:t xml:space="preserve"> </w:t>
+      </w:r>
+      <w:r>
+        <w:t xml:space="preserve">2. Compressibility: Lempel-Ziv (LZ76, LZc, LZW), Kolmogorov signal complexity (KSC).</w:t>
+      </w:r>
+      <w:r>
+        <w:t xml:space="preserve"> </w:t>
+      </w:r>
+      <w:r>
+        <w:t xml:space="preserve">3. Information flow: mutual information, transfer entropy, Granger causality, partial directed coherence, φ-ID,</w:t>
+      </w:r>
+      <w:r>
+        <w:t xml:space="preserve"> </w:t>
+      </w:r>
+      <w:r>
+        <w:rPr>
+          <w:b/>
+        </w:rPr>
+        <w:t xml:space="preserve">weighted symbolic mutual information (wSMI; Dehaene-King line)</w:t>
+      </w:r>
+      <w:r>
+        <w:t xml:space="preserve">.</w:t>
+      </w:r>
+      <w:r>
+        <w:t xml:space="preserve"> </w:t>
+      </w:r>
+      <w:r>
+        <w:t xml:space="preserve">4. Integrated information: φ, φ*, geometric φ, whole-minus-sum φ, φ-AR (autoregressive), φ-SI (stochastic interaction), φ-CII (causal-information integration), φ-C (compression-complexity), φ-atomic, state differentiation (D), empirical φ surrogates.</w:t>
+      </w:r>
+      <w:r>
+        <w:t xml:space="preserve"> </w:t>
+      </w:r>
+      <w:r>
+        <w:t xml:space="preserve">5. Dynamical / criticality: neural avalanches, branching parameter, DFA / LRTCs,</w:t>
+      </w:r>
+      <w:r>
+        <w:t xml:space="preserve"> </w:t>
+      </w:r>
+      <w:r>
+        <w:rPr>
+          <w:b/>
+        </w:rPr>
+        <w:t xml:space="preserve">multifractal DFA</w:t>
+      </w:r>
+      <w:r>
+        <w:t xml:space="preserve">, Hurst, Lyapunov exponents, correlation dimension, edge-of-chaos.</w:t>
+      </w:r>
+      <w:r>
+        <w:t xml:space="preserve"> </w:t>
+      </w:r>
+      <w:r>
+        <w:t xml:space="preserve">6. Structural / graph-theoretic: small-worldness, modularity, rich-club, hierarchical complexity, Tononi-Sporns-Edelman neural complexity.</w:t>
+      </w:r>
+      <w:r>
+        <w:t xml:space="preserve"> </w:t>
+      </w:r>
+      <w:r>
+        <w:t xml:space="preserve">7. Dimensionality / manifold: intrinsic dimensionality, participation ratio, embedding dimension.</w:t>
+      </w:r>
+      <w:r>
+        <w:t xml:space="preserve"> </w:t>
+      </w:r>
+      <w:r>
+        <w:t xml:space="preserve">8. Perturbational: PCI, PCI-state (ST-PCI), PCI-LZW.</w:t>
+      </w:r>
+      <w:r>
+        <w:t xml:space="preserve"> </w:t>
+      </w:r>
+      <w:r>
+        <w:t xml:space="preserve">9. Structure-of-experience: qualia-space unfolding, optimal-transport distances between state representations.</w:t>
+      </w:r>
+      <w:r>
+        <w:t xml:space="preserve"> </w:t>
+      </w:r>
+      <w:r>
+        <w:t xml:space="preserve">10. Hybrid / composite: supervised ML classifiers whose features are any of the above.</w:t>
+      </w:r>
+      <w:r>
+        <w:t xml:space="preserve"> </w:t>
+      </w:r>
+      <w:r>
+        <w:t xml:space="preserve">11.</w:t>
+      </w:r>
+      <w:r>
+        <w:t xml:space="preserve"> </w:t>
+      </w:r>
+      <w:r>
+        <w:rPr>
+          <w:b/>
+        </w:rPr>
+        <w:t xml:space="preserve">Phase / dynamical-systems coupling (Varela / Kelso / Le Van Quyen line):</w:t>
+      </w:r>
+      <w:r>
+        <w:t xml:space="preserve"> </w:t>
+      </w:r>
+      <w:r>
+        <w:t xml:space="preserve">phase-locking value (PLV), weighted phase-lag index (wPLI), phase coherence, metastability, chimera-state indices, dynamical-systems synchrony measures.</w:t>
+      </w:r>
+      <w:r>
+        <w:t xml:space="preserve"> </w:t>
+      </w:r>
+      <w:r>
+        <w:t xml:space="preserve">12.</w:t>
+      </w:r>
+      <w:r>
+        <w:t xml:space="preserve"> </w:t>
+      </w:r>
+      <w:r>
+        <w:rPr>
+          <w:b/>
+        </w:rPr>
+        <w:t xml:space="preserve">Temporospatial / scale-free measures (TTC line; from Chis-Ciure-Melloni-Northoff 2024 NBR):</w:t>
+      </w:r>
+      <w:r>
+        <w:t xml:space="preserve"> </w:t>
+      </w:r>
+      <w:r>
+        <w:t xml:space="preserve">autocorrelation window (ACW), power-law exponent (PLE), temporal receptive windows (TRW), scale-free topology measures, global signal (GS) + GS-topography.</w:t>
+      </w:r>
+    </w:p>
+    <w:p>
+      <w:pPr>
+        <w:pStyle w:val="BodyText"/>
+      </w:pPr>
+      <w:r>
+        <w:rPr>
+          <w:b/>
+        </w:rPr>
+        <w:t xml:space="preserve">Axis 2 — Data requirement</w:t>
+      </w:r>
+      <w:r>
+        <w:t xml:space="preserve"> </w:t>
+      </w:r>
+      <w:r>
+        <w:t xml:space="preserve">- Amplitude only.</w:t>
+      </w:r>
+      <w:r>
+        <w:t xml:space="preserve"> </w:t>
+      </w:r>
+      <w:r>
+        <w:t xml:space="preserve">- Amplitude + functional connectivity.</w:t>
+      </w:r>
+      <w:r>
+        <w:t xml:space="preserve"> </w:t>
+      </w:r>
+      <w:r>
+        <w:t xml:space="preserve">- Amplitude + effective connectivity.</w:t>
+      </w:r>
+      <w:r>
+        <w:t xml:space="preserve"> </w:t>
+      </w:r>
+      <w:r>
+        <w:t xml:space="preserve">- Phase only / phase + amplitude (added in v0.4 — dynamical-systems-theory measures are largely phase-based).</w:t>
+      </w:r>
+      <w:r>
+        <w:t xml:space="preserve"> </w:t>
+      </w:r>
+      <w:r>
+        <w:t xml:space="preserve">- Requires external perturbation.</w:t>
+      </w:r>
+      <w:r>
+        <w:t xml:space="preserve"> </w:t>
+      </w:r>
+      <w:r>
+        <w:t xml:space="preserve">- Requires simultaneous multi-scale recording.</w:t>
+      </w:r>
+    </w:p>
+    <w:p>
+      <w:pPr>
+        <w:pStyle w:val="BodyText"/>
+      </w:pPr>
+      <w:r>
+        <w:rPr>
+          <w:b/>
+        </w:rPr>
+        <w:t xml:space="preserve">Axis 3 — Temporal granularity</w:t>
+      </w:r>
+      <w:r>
+        <w:t xml:space="preserve"> </w:t>
+      </w:r>
+      <w:r>
+        <w:t xml:space="preserve">- Event-level (single-trial, sub-second).</w:t>
+      </w:r>
+      <w:r>
+        <w:t xml:space="preserve"> </w:t>
+      </w:r>
+      <w:r>
+        <w:t xml:space="preserve">- Windowed / epoch-level.</w:t>
+      </w:r>
+      <w:r>
+        <w:t xml:space="preserve"> </w:t>
+      </w:r>
+      <w:r>
+        <w:t xml:space="preserve">- Long-range / scaling (seconds to hours).</w:t>
+      </w:r>
+      <w:r>
+        <w:t xml:space="preserve"> </w:t>
+      </w:r>
+      <w:r>
+        <w:t xml:space="preserve">- State-level (one number per session).</w:t>
+      </w:r>
+    </w:p>
+    <w:p>
+      <w:pPr>
+        <w:pStyle w:val="BodyText"/>
+      </w:pPr>
+      <w:r>
+        <w:rPr>
+          <w:b/>
+        </w:rPr>
+        <w:t xml:space="preserve">Axis 4 — Aspect of consciousness claimed</w:t>
+      </w:r>
+      <w:r>
+        <w:t xml:space="preserve"> </w:t>
+      </w:r>
+      <w:r>
+        <w:t xml:space="preserve">- Level / wakefulness.</w:t>
+      </w:r>
+      <w:r>
+        <w:t xml:space="preserve"> </w:t>
+      </w:r>
+      <w:r>
+        <w:t xml:space="preserve">- Content / what is experienced.</w:t>
+      </w:r>
+      <w:r>
+        <w:t xml:space="preserve"> </w:t>
+      </w:r>
+      <w:r>
+        <w:t xml:space="preserve">- Integration (across regions / networks).</w:t>
+      </w:r>
+      <w:r>
+        <w:t xml:space="preserve"> </w:t>
+      </w:r>
+      <w:r>
+        <w:t xml:space="preserve">- Differentiation (richness of repertoire).</w:t>
+      </w:r>
+      <w:r>
+        <w:t xml:space="preserve"> </w:t>
+      </w:r>
+      <w:r>
+        <w:t xml:space="preserve">- Structure (geometry of experience — under-represented).</w:t>
+      </w:r>
+      <w:r>
+        <w:t xml:space="preserve"> </w:t>
+      </w:r>
+      <w:r>
+        <w:t xml:space="preserve">- Temporal flow (experience of time — under-represented; planned focus of follow-on work).</w:t>
+      </w:r>
+    </w:p>
+    <w:p>
+      <w:pPr>
+        <w:pStyle w:val="BodyText"/>
+      </w:pPr>
+      <w:r>
+        <w:rPr>
+          <w:b/>
+        </w:rPr>
+        <w:t xml:space="preserve">Axis 5 — Spatial scale (added in v0.4 on Lucia’s recommendation)</w:t>
+      </w:r>
+      <w:r>
+        <w:t xml:space="preserve"> </w:t>
+      </w:r>
+      <w:r>
+        <w:t xml:space="preserve">- Single-unit / multi-unit (microelectrode-scale).</w:t>
+      </w:r>
+      <w:r>
+        <w:t xml:space="preserve"> </w:t>
+      </w:r>
+      <w:r>
+        <w:t xml:space="preserve">- Laminar / columnar (cortical-microcircuit scale).</w:t>
+      </w:r>
+      <w:r>
+        <w:t xml:space="preserve"> </w:t>
+      </w:r>
+      <w:r>
+        <w:t xml:space="preserve">- Area-level (cortical-area or ROI).</w:t>
+      </w:r>
+      <w:r>
+        <w:t xml:space="preserve"> </w:t>
+      </w:r>
+      <w:r>
+        <w:t xml:space="preserve">- Whole-brain network (sensor-/voxel-level coverage).</w:t>
+      </w:r>
+    </w:p>
+    <w:p>
+      <w:pPr>
+        <w:pStyle w:val="BodyText"/>
+      </w:pPr>
+      <w:r>
+        <w:t xml:space="preserve">The same measure can behave very differently across these scales — for example, avalanche statistics depend on sampling density; LZc on EEG vs on multi-unit spike trains is essentially a different measurement. Recording this axis explicitly is required for honest cross-paper comparison.</w:t>
+      </w:r>
+    </w:p>
+    <w:p>
+      <w:pPr>
+        <w:pStyle w:val="BodyText"/>
+      </w:pPr>
+      <w:r>
+        <w:rPr>
+          <w:b/>
+        </w:rPr>
+        <w:t xml:space="preserve">Axis 6 — Theory anchoring (added in v0.4 on Lucia’s recommendation)</w:t>
+      </w:r>
+      <w:r>
+        <w:t xml:space="preserve"> </w:t>
+      </w:r>
+      <w:r>
+        <w:t xml:space="preserve">- Theory-derived (φ ← IIT; ignition / global-broadcast indices ← GNW; entropy-rate variants ← predictive processing / entropic brain; etc.).</w:t>
+      </w:r>
+      <w:r>
+        <w:t xml:space="preserve"> </w:t>
+      </w:r>
+      <w:r>
+        <w:t xml:space="preserve">- Theory-agnostic (LZc, sample entropy, DFA — descriptive measures of signal structure, theory-neutral in origin).</w:t>
+      </w:r>
+      <w:r>
+        <w:t xml:space="preserve"> </w:t>
+      </w:r>
+      <w:r>
+        <w:t xml:space="preserve">- Theory-agnostic-but-interpreted-post-hoc — a descriptively-derived measure being read as evidence for a specific theory it was not built to test (the PQ7 case).</w:t>
+      </w:r>
+    </w:p>
+    <w:p>
+      <w:pPr>
+        <w:pStyle w:val="BodyText"/>
+      </w:pPr>
+      <w:r>
+        <w:rPr>
+          <w:b/>
+        </w:rPr>
+        <w:t xml:space="preserve">Axis 7 — Inferential status (added in v0.4)</w:t>
+      </w:r>
+      <w:r>
+        <w:t xml:space="preserve"> </w:t>
+      </w:r>
+      <w:r>
+        <w:t xml:space="preserve">- Causal (perturbation-based: PCI, TMS-EEG protocols).</w:t>
+      </w:r>
+      <w:r>
+        <w:t xml:space="preserve"> </w:t>
+      </w:r>
+      <w:r>
+        <w:t xml:space="preserve">- Correlational / descriptive (transfer entropy, Granger causality, LZc on resting data).</w:t>
+      </w:r>
+    </w:p>
+    <w:p>
+      <w:pPr>
+        <w:pStyle w:val="BodyText"/>
+      </w:pPr>
+      <w:r>
+        <w:t xml:space="preserve">Currently bundled into</w:t>
+      </w:r>
+      <w:r>
+        <w:t xml:space="preserve"> </w:t>
+      </w:r>
+      <w:r>
+        <w:t xml:space="preserve">“</w:t>
+      </w:r>
+      <w:r>
+        <w:t xml:space="preserve">data requirement,</w:t>
+      </w:r>
+      <w:r>
+        <w:t xml:space="preserve">”</w:t>
+      </w:r>
+      <w:r>
+        <w:t xml:space="preserve"> </w:t>
+      </w:r>
+      <w:r>
+        <w:t xml:space="preserve">but this is an inferential property — a measure that requires perturbation makes a different kind of claim than a correlational one — and worth pulling out.</w:t>
+      </w:r>
+    </w:p>
+    <w:p>
+      <w:pPr>
+        <w:pStyle w:val="BodyText"/>
+      </w:pPr>
+      <w:r>
+        <w:rPr>
+          <w:b/>
+        </w:rPr>
+        <w:t xml:space="preserve">Axis 8 — Validation evidence type (lifted from §B8 in v0.4)</w:t>
+      </w:r>
+      <w:r>
+        <w:t xml:space="preserve"> </w:t>
+      </w:r>
+      <w:r>
+        <w:t xml:space="preserve">- Behavioural report.</w:t>
+      </w:r>
+      <w:r>
+        <w:t xml:space="preserve"> </w:t>
+      </w:r>
+      <w:r>
+        <w:t xml:space="preserve">- Clinical diagnosis (e.g., DOC classification).</w:t>
+      </w:r>
+      <w:r>
+        <w:t xml:space="preserve"> </w:t>
+      </w:r>
+      <w:r>
+        <w:t xml:space="preserve">- Pharmacological manipulation.</w:t>
+      </w:r>
+      <w:r>
+        <w:t xml:space="preserve"> </w:t>
+      </w:r>
+      <w:r>
+        <w:t xml:space="preserve">- Cross-measure agreement only.</w:t>
+      </w:r>
+      <w:r>
+        <w:t xml:space="preserve"> </w:t>
+      </w:r>
+      <w:r>
+        <w:t xml:space="preserve">- None / no validation against an external criterion.</w:t>
+      </w:r>
+    </w:p>
+    <w:p>
+      <w:pPr>
+        <w:pStyle w:val="BodyText"/>
+      </w:pPr>
+      <w:r>
+        <w:t xml:space="preserve">This axis is already an extraction field (§B8); promoting it into the taxonomy spine lets the §B11 gap-heatmap be diagnostic.</w:t>
+      </w:r>
+    </w:p>
+    <w:p>
+      <w:pPr>
+        <w:pStyle w:val="BodyText"/>
+      </w:pPr>
+      <w:r>
+        <w:t xml:space="preserve">This taxonomy is the review’s</w:t>
+      </w:r>
+      <w:r>
+        <w:t xml:space="preserve"> </w:t>
+      </w:r>
+      <w:r>
+        <w:rPr>
+          <w:b/>
+        </w:rPr>
+        <w:t xml:space="preserve">conceptual spine</w:t>
+      </w:r>
+      <w:r>
+        <w:t xml:space="preserve">. It is expected to shift after extraction; revisions will be tracked in the amendments log.</w:t>
+      </w:r>
+    </w:p>
+    <w:p>
+      <w:pPr>
+        <w:pStyle w:val="BlockText"/>
+      </w:pPr>
+      <w:r>
+        <w:rPr>
+          <w:b/>
+        </w:rPr>
+        <w:t xml:space="preserve">Coverage check.</w:t>
+      </w:r>
+      <w:r>
+        <w:t xml:space="preserve"> </w:t>
+      </w:r>
+      <w:r>
+        <w:t xml:space="preserve">Lucia flagged that the measures inventory must be demonstrably complete —</w:t>
+      </w:r>
+      <w:r>
+        <w:t xml:space="preserve"> </w:t>
+      </w:r>
+      <w:r>
+        <w:t xml:space="preserve">“</w:t>
+      </w:r>
+      <w:r>
+        <w:t xml:space="preserve">if the set isn’t complete then the review is not either.</w:t>
+      </w:r>
+      <w:r>
+        <w:t xml:space="preserve">”</w:t>
+      </w:r>
+      <w:r>
+        <w:t xml:space="preserve"> </w:t>
+      </w:r>
+      <w:r>
+        <w:t xml:space="preserve">The Block 2 term list and Axis 1 family list have been cross-checked against (a) the Yaron, Pitts, Mudrik &amp; Melloni 2024</w:t>
+      </w:r>
+      <w:r>
+        <w:t xml:space="preserve"> </w:t>
+      </w:r>
+      <w:r>
+        <w:rPr>
+          <w:i/>
+        </w:rPr>
+        <w:t xml:space="preserve">NBR</w:t>
+      </w:r>
+      <w:r>
+        <w:t xml:space="preserve"> </w:t>
+      </w:r>
+      <w:r>
+        <w:t xml:space="preserve">mapping of measures to candidate NCCs, (b) the wSMI / Dehaene-King line, and (c) the phase / dynamical-systems family (Varela, Kelso, Le Van Quyen). The taxonomy is open to further additions during the seed-elicitation pass; any addition triggers a Block 2 re-pilot.</w:t>
+      </w:r>
+    </w:p>
+    <w:p>
+      <w:pPr>
+        <w:pStyle w:val="Heading3"/>
+      </w:pPr>
+      <w:bookmarkStart w:id="47" w:name="b13.-dissemination"/>
+      <w:r>
+        <w:t xml:space="preserve">B13. Dissemination</w:t>
+      </w:r>
+      <w:bookmarkEnd w:id="47"/>
     </w:p>
     <w:p>
       <w:pPr>
@@ -5963,7 +5895,85 @@
         <w:pStyle w:val="Compact"/>
       </w:pPr>
       <w:r>
-        <w:t xml:space="preserve">No primary data collection; no ethics approval required.</w:t>
+        <w:rPr>
+          <w:b/>
+        </w:rPr>
+        <w:t xml:space="preserve">Target journals.</w:t>
+      </w:r>
+      <w:r>
+        <w:t xml:space="preserve"> </w:t>
+      </w:r>
+      <w:r>
+        <w:rPr>
+          <w:i/>
+        </w:rPr>
+        <w:t xml:space="preserve">Nature Human Behaviour</w:t>
+      </w:r>
+      <w:r>
+        <w:t xml:space="preserve"> </w:t>
+      </w:r>
+      <w:r>
+        <w:t xml:space="preserve">(primary — Yaron, Melloni, Pitts &amp; Mudrik 2022 precedent in the same field);</w:t>
+      </w:r>
+      <w:r>
+        <w:t xml:space="preserve"> </w:t>
+      </w:r>
+      <w:r>
+        <w:rPr>
+          <w:i/>
+        </w:rPr>
+        <w:t xml:space="preserve">Neuroscience &amp; Biobehavioral Reviews</w:t>
+      </w:r>
+      <w:r>
+        <w:t xml:space="preserve"> </w:t>
+      </w:r>
+      <w:r>
+        <w:t xml:space="preserve">(strong fallback — Yaron, Pitts, Mudrik &amp; Melloni 2024 precedent).</w:t>
+      </w:r>
+      <w:r>
+        <w:t xml:space="preserve"> </w:t>
+      </w:r>
+      <w:r>
+        <w:rPr>
+          <w:i/>
+        </w:rPr>
+        <w:t xml:space="preserve">Neuroscience of Consciousness</w:t>
+      </w:r>
+      <w:r>
+        <w:t xml:space="preserve"> </w:t>
+      </w:r>
+      <w:r>
+        <w:t xml:space="preserve">as third option.</w:t>
+      </w:r>
+      <w:r>
+        <w:t xml:space="preserve"> </w:t>
+      </w:r>
+      <w:r>
+        <w:rPr>
+          <w:i/>
+        </w:rPr>
+        <w:t xml:space="preserve">Nature Reviews Neuroscience</w:t>
+      </w:r>
+      <w:r>
+        <w:t xml:space="preserve"> </w:t>
+      </w:r>
+      <w:r>
+        <w:t xml:space="preserve">and</w:t>
+      </w:r>
+      <w:r>
+        <w:t xml:space="preserve"> </w:t>
+      </w:r>
+      <w:r>
+        <w:rPr>
+          <w:i/>
+        </w:rPr>
+        <w:t xml:space="preserve">Trends in Cognitive Sciences</w:t>
+      </w:r>
+      <w:r>
+        <w:t xml:space="preserve"> </w:t>
+      </w:r>
+      <w:r>
+        <w:t xml:space="preserve">have been removed from the target list — they rarely publish systematic / scoping reviews of this kind (Lucia, 2026-05-10).</w:t>
       </w:r>
     </w:p>
     <w:p>
@@ -5975,7 +5985,16 @@
         <w:pStyle w:val="Compact"/>
       </w:pPr>
       <w:r>
-        <w:t xml:space="preserve">Declare Max Planck School of Cognition affiliation and any other funding.</w:t>
+        <w:rPr>
+          <w:b/>
+        </w:rPr>
+        <w:t xml:space="preserve">Preprint</w:t>
+      </w:r>
+      <w:r>
+        <w:t xml:space="preserve"> </w:t>
+      </w:r>
+      <w:r>
+        <w:t xml:space="preserve">on bioRxiv concurrent with submission.</w:t>
       </w:r>
     </w:p>
     <w:p>
@@ -5983,6 +6002,97 @@
         <w:numPr>
           <w:ilvl w:val="0"/>
           <w:numId w:val="1011"/>
+        </w:numPr>
+        <w:pStyle w:val="Compact"/>
+      </w:pPr>
+      <w:r>
+        <w:rPr>
+          <w:b/>
+        </w:rPr>
+        <w:t xml:space="preserve">Companion open resource.</w:t>
+      </w:r>
+      <w:r>
+        <w:t xml:space="preserve"> </w:t>
+      </w:r>
+      <w:r>
+        <w:t xml:space="preserve">Extraction spreadsheet + taxonomy table on OSF;</w:t>
+      </w:r>
+      <w:r>
+        <w:t xml:space="preserve"> </w:t>
+      </w:r>
+      <w:r>
+        <w:rPr>
+          <w:b/>
+        </w:rPr>
+        <w:t xml:space="preserve">interactive companion website</w:t>
+      </w:r>
+      <w:r>
+        <w:t xml:space="preserve"> </w:t>
+      </w:r>
+      <w:r>
+        <w:t xml:space="preserve">providing measure-by-measure look-up keyed by Axis 1–8 (cf. the Yaron-Melloni NHB companion site as a precedent).</w:t>
+      </w:r>
+    </w:p>
+    <w:p>
+      <w:pPr>
+        <w:numPr>
+          <w:ilvl w:val="0"/>
+          <w:numId w:val="1011"/>
+        </w:numPr>
+        <w:pStyle w:val="Compact"/>
+      </w:pPr>
+      <w:r>
+        <w:rPr>
+          <w:b/>
+        </w:rPr>
+        <w:t xml:space="preserve">Conference.</w:t>
+      </w:r>
+      <w:r>
+        <w:t xml:space="preserve"> </w:t>
+      </w:r>
+      <w:r>
+        <w:t xml:space="preserve">ASSC 2026 (if timing permits).</w:t>
+      </w:r>
+    </w:p>
+    <w:p>
+      <w:pPr>
+        <w:pStyle w:val="Heading3"/>
+      </w:pPr>
+      <w:bookmarkStart w:id="48" w:name="b14.-ethics-funding"/>
+      <w:r>
+        <w:t xml:space="preserve">B14. Ethics &amp; funding</w:t>
+      </w:r>
+      <w:bookmarkEnd w:id="48"/>
+    </w:p>
+    <w:p>
+      <w:pPr>
+        <w:numPr>
+          <w:ilvl w:val="0"/>
+          <w:numId w:val="1012"/>
+        </w:numPr>
+        <w:pStyle w:val="Compact"/>
+      </w:pPr>
+      <w:r>
+        <w:t xml:space="preserve">No primary data collection; no ethics approval required.</w:t>
+      </w:r>
+    </w:p>
+    <w:p>
+      <w:pPr>
+        <w:numPr>
+          <w:ilvl w:val="0"/>
+          <w:numId w:val="1012"/>
+        </w:numPr>
+        <w:pStyle w:val="Compact"/>
+      </w:pPr>
+      <w:r>
+        <w:t xml:space="preserve">Declare Max Planck School of Cognition affiliation and any other funding.</w:t>
+      </w:r>
+    </w:p>
+    <w:p>
+      <w:pPr>
+        <w:numPr>
+          <w:ilvl w:val="0"/>
+          <w:numId w:val="1012"/>
         </w:numPr>
         <w:pStyle w:val="Compact"/>
       </w:pPr>
@@ -6001,11 +6111,11 @@
       <w:pPr>
         <w:pStyle w:val="Heading2"/>
       </w:pPr>
-      <w:bookmarkStart w:id="47" w:name="part-c-decisions-and-their-resolutions"/>
+      <w:bookmarkStart w:id="49" w:name="part-c-decisions-and-their-resolutions"/>
       <w:r>
         <w:t xml:space="preserve">Part C — Decisions and their resolutions</w:t>
       </w:r>
-      <w:bookmarkEnd w:id="47"/>
+      <w:bookmarkEnd w:id="49"/>
     </w:p>
     <w:p>
       <w:pPr>
@@ -6019,7 +6129,7 @@
       <w:pPr>
         <w:numPr>
           <w:ilvl w:val="0"/>
-          <w:numId w:val="1012"/>
+          <w:numId w:val="1013"/>
         </w:numPr>
         <w:pStyle w:val="Compact"/>
       </w:pPr>
@@ -6076,7 +6186,7 @@
       <w:pPr>
         <w:numPr>
           <w:ilvl w:val="0"/>
-          <w:numId w:val="1012"/>
+          <w:numId w:val="1013"/>
         </w:numPr>
         <w:pStyle w:val="Compact"/>
       </w:pPr>
@@ -6097,7 +6207,7 @@
       <w:pPr>
         <w:numPr>
           <w:ilvl w:val="0"/>
-          <w:numId w:val="1012"/>
+          <w:numId w:val="1013"/>
         </w:numPr>
         <w:pStyle w:val="Compact"/>
       </w:pPr>
@@ -6151,7 +6261,7 @@
       <w:pPr>
         <w:numPr>
           <w:ilvl w:val="0"/>
-          <w:numId w:val="1012"/>
+          <w:numId w:val="1013"/>
         </w:numPr>
         <w:pStyle w:val="Compact"/>
       </w:pPr>
@@ -6172,7 +6282,7 @@
       <w:pPr>
         <w:numPr>
           <w:ilvl w:val="0"/>
-          <w:numId w:val="1012"/>
+          <w:numId w:val="1013"/>
         </w:numPr>
         <w:pStyle w:val="Compact"/>
       </w:pPr>
@@ -6193,7 +6303,7 @@
       <w:pPr>
         <w:numPr>
           <w:ilvl w:val="0"/>
-          <w:numId w:val="1012"/>
+          <w:numId w:val="1013"/>
         </w:numPr>
         <w:pStyle w:val="Compact"/>
       </w:pPr>
@@ -6217,7 +6327,7 @@
       <w:pPr>
         <w:numPr>
           <w:ilvl w:val="0"/>
-          <w:numId w:val="1012"/>
+          <w:numId w:val="1013"/>
         </w:numPr>
         <w:pStyle w:val="Compact"/>
       </w:pPr>
@@ -6268,11 +6378,11 @@
       <w:pPr>
         <w:pStyle w:val="Heading2"/>
       </w:pPr>
-      <w:bookmarkStart w:id="48" w:name="part-d-risk-register"/>
+      <w:bookmarkStart w:id="50" w:name="part-d-risk-register"/>
       <w:r>
         <w:t xml:space="preserve">Part D — Risk register</w:t>
       </w:r>
-      <w:bookmarkEnd w:id="48"/>
+      <w:bookmarkEnd w:id="50"/>
     </w:p>
     <w:tbl>
       <w:tblPr>
@@ -6660,17 +6770,17 @@
       <w:pPr>
         <w:pStyle w:val="Heading2"/>
       </w:pPr>
-      <w:bookmarkStart w:id="49" w:name="part-e-open-methodological-questions"/>
+      <w:bookmarkStart w:id="51" w:name="part-e-open-methodological-questions"/>
       <w:r>
         <w:t xml:space="preserve">Part E — Open methodological questions</w:t>
       </w:r>
-      <w:bookmarkEnd w:id="49"/>
+      <w:bookmarkEnd w:id="51"/>
     </w:p>
     <w:p>
       <w:pPr>
         <w:numPr>
           <w:ilvl w:val="0"/>
-          <w:numId w:val="1013"/>
+          <w:numId w:val="1014"/>
         </w:numPr>
         <w:pStyle w:val="Compact"/>
       </w:pPr>
@@ -6691,7 +6801,7 @@
       <w:pPr>
         <w:numPr>
           <w:ilvl w:val="0"/>
-          <w:numId w:val="1013"/>
+          <w:numId w:val="1014"/>
         </w:numPr>
         <w:pStyle w:val="Compact"/>
       </w:pPr>
@@ -6727,7 +6837,7 @@
       <w:pPr>
         <w:numPr>
           <w:ilvl w:val="0"/>
-          <w:numId w:val="1013"/>
+          <w:numId w:val="1014"/>
         </w:numPr>
         <w:pStyle w:val="Compact"/>
       </w:pPr>
@@ -6755,11 +6865,11 @@
       <w:pPr>
         <w:pStyle w:val="Heading2"/>
       </w:pPr>
-      <w:bookmarkStart w:id="50" w:name="Xe43b92b74e13d115dd804ccbe3654db9634cbe1"/>
+      <w:bookmarkStart w:id="52" w:name="Xe43b92b74e13d115dd804ccbe3654db9634cbe1"/>
       <w:r>
         <w:t xml:space="preserve">Part F — Glossary of measures (working draft)</w:t>
       </w:r>
-      <w:bookmarkEnd w:id="50"/>
+      <w:bookmarkEnd w:id="52"/>
     </w:p>
     <w:p>
       <w:pPr>
@@ -6776,7 +6886,7 @@
       <w:pPr>
         <w:numPr>
           <w:ilvl w:val="0"/>
-          <w:numId w:val="1014"/>
+          <w:numId w:val="1015"/>
         </w:numPr>
         <w:pStyle w:val="Compact"/>
       </w:pPr>
@@ -6797,7 +6907,7 @@
       <w:pPr>
         <w:numPr>
           <w:ilvl w:val="0"/>
-          <w:numId w:val="1014"/>
+          <w:numId w:val="1015"/>
         </w:numPr>
         <w:pStyle w:val="Compact"/>
       </w:pPr>
@@ -6818,7 +6928,7 @@
       <w:pPr>
         <w:numPr>
           <w:ilvl w:val="0"/>
-          <w:numId w:val="1014"/>
+          <w:numId w:val="1015"/>
         </w:numPr>
         <w:pStyle w:val="Compact"/>
       </w:pPr>
@@ -6839,7 +6949,7 @@
       <w:pPr>
         <w:numPr>
           <w:ilvl w:val="0"/>
-          <w:numId w:val="1014"/>
+          <w:numId w:val="1015"/>
         </w:numPr>
         <w:pStyle w:val="Compact"/>
       </w:pPr>
@@ -6872,7 +6982,7 @@
       <w:pPr>
         <w:numPr>
           <w:ilvl w:val="0"/>
-          <w:numId w:val="1014"/>
+          <w:numId w:val="1015"/>
         </w:numPr>
         <w:pStyle w:val="Compact"/>
       </w:pPr>
@@ -6893,7 +7003,7 @@
       <w:pPr>
         <w:numPr>
           <w:ilvl w:val="0"/>
-          <w:numId w:val="1014"/>
+          <w:numId w:val="1015"/>
         </w:numPr>
         <w:pStyle w:val="Compact"/>
       </w:pPr>
@@ -6914,7 +7024,7 @@
       <w:pPr>
         <w:numPr>
           <w:ilvl w:val="0"/>
-          <w:numId w:val="1014"/>
+          <w:numId w:val="1015"/>
         </w:numPr>
         <w:pStyle w:val="Compact"/>
       </w:pPr>
@@ -6935,7 +7045,7 @@
       <w:pPr>
         <w:numPr>
           <w:ilvl w:val="0"/>
-          <w:numId w:val="1014"/>
+          <w:numId w:val="1015"/>
         </w:numPr>
         <w:pStyle w:val="Compact"/>
       </w:pPr>
@@ -6956,7 +7066,7 @@
       <w:pPr>
         <w:numPr>
           <w:ilvl w:val="0"/>
-          <w:numId w:val="1014"/>
+          <w:numId w:val="1015"/>
         </w:numPr>
         <w:pStyle w:val="Compact"/>
       </w:pPr>
@@ -6977,7 +7087,7 @@
       <w:pPr>
         <w:numPr>
           <w:ilvl w:val="0"/>
-          <w:numId w:val="1014"/>
+          <w:numId w:val="1015"/>
         </w:numPr>
         <w:pStyle w:val="Compact"/>
       </w:pPr>
@@ -6998,7 +7108,7 @@
       <w:pPr>
         <w:numPr>
           <w:ilvl w:val="0"/>
-          <w:numId w:val="1014"/>
+          <w:numId w:val="1015"/>
         </w:numPr>
         <w:pStyle w:val="Compact"/>
       </w:pPr>
@@ -7019,7 +7129,7 @@
       <w:pPr>
         <w:numPr>
           <w:ilvl w:val="0"/>
-          <w:numId w:val="1014"/>
+          <w:numId w:val="1015"/>
         </w:numPr>
         <w:pStyle w:val="Compact"/>
       </w:pPr>
@@ -7059,17 +7169,17 @@
       <w:pPr>
         <w:pStyle w:val="Heading2"/>
       </w:pPr>
-      <w:bookmarkStart w:id="51" w:name="amendments-log"/>
+      <w:bookmarkStart w:id="53" w:name="amendments-log"/>
       <w:r>
         <w:t xml:space="preserve">Amendments log</w:t>
       </w:r>
-      <w:bookmarkEnd w:id="51"/>
+      <w:bookmarkEnd w:id="53"/>
     </w:p>
     <w:p>
       <w:pPr>
         <w:numPr>
           <w:ilvl w:val="0"/>
-          <w:numId w:val="1015"/>
+          <w:numId w:val="1016"/>
         </w:numPr>
         <w:pStyle w:val="Compact"/>
       </w:pPr>
@@ -7090,7 +7200,7 @@
       <w:pPr>
         <w:numPr>
           <w:ilvl w:val="0"/>
-          <w:numId w:val="1015"/>
+          <w:numId w:val="1016"/>
         </w:numPr>
         <w:pStyle w:val="Compact"/>
       </w:pPr>
@@ -7111,7 +7221,7 @@
       <w:pPr>
         <w:numPr>
           <w:ilvl w:val="0"/>
-          <w:numId w:val="1015"/>
+          <w:numId w:val="1016"/>
         </w:numPr>
         <w:pStyle w:val="Compact"/>
       </w:pPr>
@@ -7273,7 +7383,7 @@
       <w:pPr>
         <w:numPr>
           <w:ilvl w:val="0"/>
-          <w:numId w:val="1015"/>
+          <w:numId w:val="1016"/>
         </w:numPr>
         <w:pStyle w:val="Compact"/>
       </w:pPr>
@@ -7288,1011 +7398,6 @@
       </w:r>
       <w:r>
         <w:t xml:space="preserve">Supervisor review pass incorporated. All changes carry attribution to Lucia (docx markup 2026-05-10 + email 2026-05-10) or Andrej (docx markup 2026-05-10) or both. Detail:</w:t>
-      </w:r>
-    </w:p>
-    <w:p>
-      <w:pPr>
-        <w:numPr>
-          <w:ilvl w:val="1"/>
-          <w:numId w:val="1016"/>
-        </w:numPr>
-        <w:pStyle w:val="Compact"/>
-      </w:pPr>
-      <w:r>
-        <w:rPr>
-          <w:i/>
-        </w:rPr>
-        <w:t xml:space="preserve">Administrative.</w:t>
-      </w:r>
-      <w:r>
-        <w:t xml:space="preserve"> </w:t>
-      </w:r>
-      <w:r>
-        <w:t xml:space="preserve">External collaborator</w:t>
-      </w:r>
-      <w:r>
-        <w:t xml:space="preserve"> </w:t>
-      </w:r>
-      <w:r>
-        <w:t xml:space="preserve">“</w:t>
-      </w:r>
-      <w:r>
-        <w:t xml:space="preserve">Adam</w:t>
-      </w:r>
-      <w:r>
-        <w:t xml:space="preserve">”</w:t>
-      </w:r>
-      <w:r>
-        <w:t xml:space="preserve"> </w:t>
-      </w:r>
-      <w:r>
-        <w:t xml:space="preserve">corrected to</w:t>
-      </w:r>
-      <w:r>
-        <w:t xml:space="preserve"> </w:t>
-      </w:r>
-      <w:r>
-        <w:t xml:space="preserve">“</w:t>
-      </w:r>
-      <w:r>
-        <w:t xml:space="preserve">Adam Barrett</w:t>
-      </w:r>
-      <w:r>
-        <w:t xml:space="preserve">”</w:t>
-      </w:r>
-      <w:r>
-        <w:t xml:space="preserve"> </w:t>
-      </w:r>
-      <w:r>
-        <w:t xml:space="preserve">(Lucia). Funding line updated from</w:t>
-      </w:r>
-      <w:r>
-        <w:t xml:space="preserve"> </w:t>
-      </w:r>
-      <w:r>
-        <w:t xml:space="preserve">“</w:t>
-      </w:r>
-      <w:r>
-        <w:t xml:space="preserve">Max Planck Institute</w:t>
-      </w:r>
-      <w:r>
-        <w:t xml:space="preserve">”</w:t>
-      </w:r>
-      <w:r>
-        <w:t xml:space="preserve"> </w:t>
-      </w:r>
-      <w:r>
-        <w:t xml:space="preserve">to</w:t>
-      </w:r>
-      <w:r>
-        <w:t xml:space="preserve"> </w:t>
-      </w:r>
-      <w:r>
-        <w:t xml:space="preserve">“</w:t>
-      </w:r>
-      <w:r>
-        <w:t xml:space="preserve">Max Planck School of Cognition</w:t>
-      </w:r>
-      <w:r>
-        <w:t xml:space="preserve">”</w:t>
-      </w:r>
-      <w:r>
-        <w:t xml:space="preserve"> </w:t>
-      </w:r>
-      <w:r>
-        <w:t xml:space="preserve">(Lucia). §B1</w:t>
-      </w:r>
-      <w:r>
-        <w:t xml:space="preserve"> </w:t>
-      </w:r>
-      <w:r>
-        <w:t xml:space="preserve">“</w:t>
-      </w:r>
-      <w:r>
-        <w:t xml:space="preserve">Second reviewer</w:t>
-      </w:r>
-      <w:r>
-        <w:t xml:space="preserve">”</w:t>
-      </w:r>
-      <w:r>
-        <w:t xml:space="preserve"> </w:t>
-      </w:r>
-      <w:r>
-        <w:t xml:space="preserve">row replaced with</w:t>
-      </w:r>
-      <w:r>
-        <w:t xml:space="preserve"> </w:t>
-      </w:r>
-      <w:r>
-        <w:t xml:space="preserve">“</w:t>
-      </w:r>
-      <w:r>
-        <w:t xml:space="preserve">Screening model</w:t>
-      </w:r>
-      <w:r>
-        <w:t xml:space="preserve">”</w:t>
-      </w:r>
-      <w:r>
-        <w:t xml:space="preserve"> </w:t>
-      </w:r>
-      <w:r>
-        <w:t xml:space="preserve">entry naming the calibrated single-reviewer + ASReview plan, citing the Yaron et al. 2022 NHB precedent.</w:t>
-      </w:r>
-    </w:p>
-    <w:p>
-      <w:pPr>
-        <w:numPr>
-          <w:ilvl w:val="1"/>
-          <w:numId w:val="1016"/>
-        </w:numPr>
-        <w:pStyle w:val="Compact"/>
-      </w:pPr>
-      <w:r>
-        <w:rPr>
-          <w:i/>
-        </w:rPr>
-        <w:t xml:space="preserve">Framing (§A1 / §A2 / §A3).</w:t>
-      </w:r>
-      <w:r>
-        <w:t xml:space="preserve"> </w:t>
-      </w:r>
-      <w:r>
-        <w:t xml:space="preserve">§A1 problem statement extended with</w:t>
-      </w:r>
-      <w:r>
-        <w:t xml:space="preserve"> </w:t>
-      </w:r>
-      <w:r>
-        <w:t xml:space="preserve">“</w:t>
-      </w:r>
-      <w:r>
-        <w:t xml:space="preserve">and cannot warrant</w:t>
-      </w:r>
-      <w:r>
-        <w:t xml:space="preserve">”</w:t>
-      </w:r>
-      <w:r>
-        <w:t xml:space="preserve"> </w:t>
-      </w:r>
-      <w:r>
-        <w:t xml:space="preserve">and</w:t>
-      </w:r>
-      <w:r>
-        <w:t xml:space="preserve"> </w:t>
-      </w:r>
-      <w:r>
-        <w:t xml:space="preserve">“</w:t>
-      </w:r>
-      <w:r>
-        <w:t xml:space="preserve">how the measure relates to a given theoretical construct or theory</w:t>
-      </w:r>
-      <w:r>
-        <w:t xml:space="preserve">”</w:t>
-      </w:r>
-      <w:r>
-        <w:t xml:space="preserve"> </w:t>
-      </w:r>
-      <w:r>
-        <w:t xml:space="preserve">(Andrej + Lucia). §A2 aim 1 reframed to be explicit about invasive and non-invasive techniques in humans and non-human animals (Lucia: do not appear to exclude fMRI / fNIRS / PET). §A2 aim 2 listed all eight taxonomy axes (was four). §A2 aim 5 extended with the</w:t>
-      </w:r>
-      <w:r>
-        <w:t xml:space="preserve"> </w:t>
-      </w:r>
-      <w:r>
-        <w:t xml:space="preserve">“</w:t>
-      </w:r>
-      <w:r>
-        <w:t xml:space="preserve">if your theory is X</w:t>
-      </w:r>
-      <w:r>
-        <w:t xml:space="preserve">”</w:t>
-      </w:r>
-      <w:r>
-        <w:t xml:space="preserve"> </w:t>
-      </w:r>
-      <w:r>
-        <w:t xml:space="preserve">decision-table form (Lucia). §A3</w:t>
-      </w:r>
-      <w:r>
-        <w:t xml:space="preserve"> </w:t>
-      </w:r>
-      <w:r>
-        <w:t xml:space="preserve">“</w:t>
-      </w:r>
-      <w:r>
-        <w:t xml:space="preserve">Theory advocacy</w:t>
-      </w:r>
-      <w:r>
-        <w:t xml:space="preserve">”</w:t>
-      </w:r>
-      <w:r>
-        <w:t xml:space="preserve"> </w:t>
-      </w:r>
-      <w:r>
-        <w:t xml:space="preserve">bullet replaced with the cleaner</w:t>
-      </w:r>
-      <w:r>
-        <w:t xml:space="preserve"> </w:t>
-      </w:r>
-      <w:r>
-        <w:t xml:space="preserve">“</w:t>
-      </w:r>
-      <w:r>
-        <w:t xml:space="preserve">Theory adjudication</w:t>
-      </w:r>
-      <w:r>
-        <w:t xml:space="preserve">”</w:t>
-      </w:r>
-      <w:r>
-        <w:t xml:space="preserve"> </w:t>
-      </w:r>
-      <w:r>
-        <w:t xml:space="preserve">formulation (we do not adjudicate between theories; we do catalogue theoretical provenance — Lucia + Andrej). Memory–consciousness interface explicitly placed out of scope (Lucia; Andrej note</w:t>
-      </w:r>
-      <w:r>
-        <w:t xml:space="preserve"> </w:t>
-      </w:r>
-      <w:r>
-        <w:t xml:space="preserve">“</w:t>
-      </w:r>
-      <w:r>
-        <w:t xml:space="preserve">amnesiacs are conscious</w:t>
-      </w:r>
-      <w:r>
-        <w:t xml:space="preserve">”</w:t>
-      </w:r>
-      <w:r>
-        <w:t xml:space="preserve">). Cross-species interpretive caveat added (Andrej scope flag).</w:t>
-      </w:r>
-    </w:p>
-    <w:p>
-      <w:pPr>
-        <w:numPr>
-          <w:ilvl w:val="1"/>
-          <w:numId w:val="1016"/>
-        </w:numPr>
-        <w:pStyle w:val="Compact"/>
-      </w:pPr>
-      <w:r>
-        <w:rPr>
-          <w:i/>
-        </w:rPr>
-        <w:t xml:space="preserve">Review questions (§B2).</w:t>
-      </w:r>
-      <w:r>
-        <w:t xml:space="preserve"> </w:t>
-      </w:r>
-      <w:r>
-        <w:t xml:space="preserve">Three new questions added —</w:t>
-      </w:r>
-      <w:r>
-        <w:t xml:space="preserve"> </w:t>
-      </w:r>
-      <w:r>
-        <w:rPr>
-          <w:b/>
-        </w:rPr>
-        <w:t xml:space="preserve">PQ5 (Theory provenance)</w:t>
-      </w:r>
-      <w:r>
-        <w:t xml:space="preserve">,</w:t>
-      </w:r>
-      <w:r>
-        <w:t xml:space="preserve"> </w:t>
-      </w:r>
-      <w:r>
-        <w:rPr>
-          <w:b/>
-        </w:rPr>
-        <w:t xml:space="preserve">PQ6 (Within-theory operationalisation drift)</w:t>
-      </w:r>
-      <w:r>
-        <w:t xml:space="preserve">,</w:t>
-      </w:r>
-      <w:r>
-        <w:t xml:space="preserve"> </w:t>
-      </w:r>
-      <w:r>
-        <w:rPr>
-          <w:b/>
-        </w:rPr>
-        <w:t xml:space="preserve">PQ7 (Post-hoc theoretical re-interpretation)</w:t>
-      </w:r>
-      <w:r>
-        <w:t xml:space="preserve"> </w:t>
-      </w:r>
-      <w:r>
-        <w:t xml:space="preserve">(all Lucia). Optional</w:t>
-      </w:r>
-      <w:r>
-        <w:t xml:space="preserve"> </w:t>
-      </w:r>
-      <w:r>
-        <w:rPr>
-          <w:b/>
-        </w:rPr>
-        <w:t xml:space="preserve">PQ8 (Theory-discriminating power)</w:t>
-      </w:r>
-      <w:r>
-        <w:t xml:space="preserve"> </w:t>
-      </w:r>
-      <w:r>
-        <w:t xml:space="preserve">deferred to v1.1 / a follow-on paper (Lucia flagged as scope risk).</w:t>
-      </w:r>
-    </w:p>
-    <w:p>
-      <w:pPr>
-        <w:numPr>
-          <w:ilvl w:val="1"/>
-          <w:numId w:val="1016"/>
-        </w:numPr>
-        <w:pStyle w:val="Compact"/>
-      </w:pPr>
-      <w:r>
-        <w:rPr>
-          <w:i/>
-        </w:rPr>
-        <w:t xml:space="preserve">Eligibility (§B4).</w:t>
-      </w:r>
-      <w:r>
-        <w:t xml:space="preserve"> </w:t>
-      </w:r>
-      <w:r>
-        <w:t xml:space="preserve">The ≥ 50-citation preprint threshold dropped (both Andrej and Lucia flagged it as undefendable). Replaced with explicit content criteria: applies a quantitative complexity measure to neural data, makes a consciousness claim, not retracted, openly available full text.</w:t>
-      </w:r>
-    </w:p>
-    <w:p>
-      <w:pPr>
-        <w:numPr>
-          <w:ilvl w:val="1"/>
-          <w:numId w:val="1016"/>
-        </w:numPr>
-        <w:pStyle w:val="Compact"/>
-      </w:pPr>
-      <w:r>
-        <w:rPr>
-          <w:i/>
-        </w:rPr>
-        <w:t xml:space="preserve">Information sources (§B5).</w:t>
-      </w:r>
-      <w:r>
-        <w:t xml:space="preserve"> </w:t>
-      </w:r>
-      <w:r>
-        <w:t xml:space="preserve">Rewritten with a one-line rationale per database (PRISMA-S item 3, Lucia).</w:t>
-      </w:r>
-      <w:r>
-        <w:t xml:space="preserve"> </w:t>
-      </w:r>
-      <w:r>
-        <w:rPr>
-          <w:b/>
-        </w:rPr>
-        <w:t xml:space="preserve">medRxiv</w:t>
-      </w:r>
-      <w:r>
-        <w:t xml:space="preserve"> </w:t>
-      </w:r>
-      <w:r>
-        <w:t xml:space="preserve">added to preprint sources (Lucia: clinical / DOC / anaesthesia preprints land there). Hand-search list extended with</w:t>
-      </w:r>
-      <w:r>
-        <w:t xml:space="preserve"> </w:t>
-      </w:r>
-      <w:r>
-        <w:rPr>
-          <w:i/>
-        </w:rPr>
-        <w:t xml:space="preserve">Nature Communications</w:t>
-      </w:r>
-      <w:r>
-        <w:t xml:space="preserve">,</w:t>
-      </w:r>
-      <w:r>
-        <w:t xml:space="preserve"> </w:t>
-      </w:r>
-      <w:r>
-        <w:rPr>
-          <w:i/>
-        </w:rPr>
-        <w:t xml:space="preserve">eLife</w:t>
-      </w:r>
-      <w:r>
-        <w:t xml:space="preserve">,</w:t>
-      </w:r>
-      <w:r>
-        <w:t xml:space="preserve"> </w:t>
-      </w:r>
-      <w:r>
-        <w:rPr>
-          <w:i/>
-        </w:rPr>
-        <w:t xml:space="preserve">PNAS</w:t>
-      </w:r>
-      <w:r>
-        <w:t xml:space="preserve">,</w:t>
-      </w:r>
-      <w:r>
-        <w:t xml:space="preserve"> </w:t>
-      </w:r>
-      <w:r>
-        <w:rPr>
-          <w:i/>
-        </w:rPr>
-        <w:t xml:space="preserve">Anesthesiology</w:t>
-      </w:r>
-      <w:r>
-        <w:t xml:space="preserve"> </w:t>
-      </w:r>
-      <w:r>
-        <w:t xml:space="preserve">/</w:t>
-      </w:r>
-      <w:r>
-        <w:t xml:space="preserve"> </w:t>
-      </w:r>
-      <w:r>
-        <w:rPr>
-          <w:i/>
-        </w:rPr>
-        <w:t xml:space="preserve">British Journal of Anaesthesia</w:t>
-      </w:r>
-      <w:r>
-        <w:t xml:space="preserve"> </w:t>
-      </w:r>
-      <w:r>
-        <w:t xml:space="preserve">(Lucia). Citation-tracking tool named:</w:t>
-      </w:r>
-      <w:r>
-        <w:t xml:space="preserve"> </w:t>
-      </w:r>
-      <w:r>
-        <w:rPr>
-          <w:b/>
-        </w:rPr>
-        <w:t xml:space="preserve">Citationchaser</w:t>
-      </w:r>
-      <w:r>
-        <w:t xml:space="preserve"> </w:t>
-      </w:r>
-      <w:r>
-        <w:t xml:space="preserve">(Lucia — PRISMA-S item 3 requires a named tool). Yaron et al. 2024</w:t>
-      </w:r>
-      <w:r>
-        <w:t xml:space="preserve"> </w:t>
-      </w:r>
-      <w:r>
-        <w:rPr>
-          <w:i/>
-        </w:rPr>
-        <w:t xml:space="preserve">NBR</w:t>
-      </w:r>
-      <w:r>
-        <w:t xml:space="preserve"> </w:t>
-      </w:r>
-      <w:r>
-        <w:t xml:space="preserve">added as reference for measure-to-NCC mapping (Lucia link).</w:t>
-      </w:r>
-    </w:p>
-    <w:p>
-      <w:pPr>
-        <w:numPr>
-          <w:ilvl w:val="1"/>
-          <w:numId w:val="1016"/>
-        </w:numPr>
-        <w:pStyle w:val="Compact"/>
-      </w:pPr>
-      <w:r>
-        <w:rPr>
-          <w:i/>
-        </w:rPr>
-        <w:t xml:space="preserve">Screening (§B7).</w:t>
-      </w:r>
-      <w:r>
-        <w:t xml:space="preserve"> </w:t>
-      </w:r>
-      <w:r>
-        <w:t xml:space="preserve">Rewritten around the calibrated single-reviewer + ASReview plan, with Yaron, Melloni, Pitts &amp; Mudrik 2022 NHB as published precedent for scoping reviews without dual independent title / abstract screening. Lucia’s email (2026-05-10):</w:t>
-      </w:r>
-      <w:r>
-        <w:t xml:space="preserve"> </w:t>
-      </w:r>
-      <w:r>
-        <w:t xml:space="preserve">“</w:t>
-      </w:r>
-      <w:r>
-        <w:t xml:space="preserve">I am not convinced [a second reviewer] will realistically work, mainly because of time and resources… We did publish a scoping review in NHB without the ideal dual-reviewer setup.</w:t>
-      </w:r>
-      <w:r>
-        <w:t xml:space="preserve">”</w:t>
-      </w:r>
-      <w:r>
-        <w:t xml:space="preserve"> </w:t>
-      </w:r>
-      <w:r>
-        <w:t xml:space="preserve">JBI methodology cited.</w:t>
-      </w:r>
-    </w:p>
-    <w:p>
-      <w:pPr>
-        <w:numPr>
-          <w:ilvl w:val="1"/>
-          <w:numId w:val="1016"/>
-        </w:numPr>
-        <w:pStyle w:val="Compact"/>
-      </w:pPr>
-      <w:r>
-        <w:rPr>
-          <w:i/>
-        </w:rPr>
-        <w:t xml:space="preserve">Taxonomy (§B12).</w:t>
-      </w:r>
-      <w:r>
-        <w:t xml:space="preserve"> </w:t>
-      </w:r>
-      <w:r>
-        <w:t xml:space="preserve">Axis 1 expanded with</w:t>
-      </w:r>
-      <w:r>
-        <w:t xml:space="preserve"> </w:t>
-      </w:r>
-      <w:r>
-        <w:rPr>
-          <w:b/>
-        </w:rPr>
-        <w:t xml:space="preserve">weighted symbolic mutual information (wSMI; Dehaene-King line)</w:t>
-      </w:r>
-      <w:r>
-        <w:t xml:space="preserve"> </w:t>
-      </w:r>
-      <w:r>
-        <w:t xml:space="preserve">and a new</w:t>
-      </w:r>
-      <w:r>
-        <w:t xml:space="preserve"> </w:t>
-      </w:r>
-      <w:r>
-        <w:rPr>
-          <w:b/>
-        </w:rPr>
-        <w:t xml:space="preserve">family 11 — Phase / dynamical-systems coupling</w:t>
-      </w:r>
-      <w:r>
-        <w:t xml:space="preserve"> </w:t>
-      </w:r>
-      <w:r>
-        <w:t xml:space="preserve">(PLV, wPLI, metastability, chimera-states; Varela / Kelso / Le Van Quyen line) — Lucia flagged the original Axis 1 as missing these. Four new axes added:</w:t>
-      </w:r>
-      <w:r>
-        <w:t xml:space="preserve"> </w:t>
-      </w:r>
-      <w:r>
-        <w:rPr>
-          <w:b/>
-        </w:rPr>
-        <w:t xml:space="preserve">Axis 5 — Spatial scale</w:t>
-      </w:r>
-      <w:r>
-        <w:t xml:space="preserve"> </w:t>
-      </w:r>
-      <w:r>
-        <w:t xml:space="preserve">(single-unit / laminar / area / whole-brain network; Lucia);</w:t>
-      </w:r>
-      <w:r>
-        <w:t xml:space="preserve"> </w:t>
-      </w:r>
-      <w:r>
-        <w:rPr>
-          <w:b/>
-        </w:rPr>
-        <w:t xml:space="preserve">Axis 6 — Theory anchoring</w:t>
-      </w:r>
-      <w:r>
-        <w:t xml:space="preserve"> </w:t>
-      </w:r>
-      <w:r>
-        <w:t xml:space="preserve">(theory-derived / theory-agnostic / theory-agnostic-but-interpreted-post-hoc; Lucia);</w:t>
-      </w:r>
-      <w:r>
-        <w:t xml:space="preserve"> </w:t>
-      </w:r>
-      <w:r>
-        <w:rPr>
-          <w:b/>
-        </w:rPr>
-        <w:t xml:space="preserve">Axis 7 — Inferential status</w:t>
-      </w:r>
-      <w:r>
-        <w:t xml:space="preserve"> </w:t>
-      </w:r>
-      <w:r>
-        <w:t xml:space="preserve">(causal vs descriptive; Lucia);</w:t>
-      </w:r>
-      <w:r>
-        <w:t xml:space="preserve"> </w:t>
-      </w:r>
-      <w:r>
-        <w:rPr>
-          <w:b/>
-        </w:rPr>
-        <w:t xml:space="preserve">Axis 8 — Validation evidence type</w:t>
-      </w:r>
-      <w:r>
-        <w:t xml:space="preserve"> </w:t>
-      </w:r>
-      <w:r>
-        <w:t xml:space="preserve">(lifted from §B8 extraction-only into the taxonomy spine to make the §B11 gap-heatmap diagnostic; Lucia). Axis 2 (data requirement) extended with a phase-only / phase + amplitude entry. Coverage-check note added at end of §B12 (Lucia:</w:t>
-      </w:r>
-      <w:r>
-        <w:t xml:space="preserve"> </w:t>
-      </w:r>
-      <w:r>
-        <w:t xml:space="preserve">“</w:t>
-      </w:r>
-      <w:r>
-        <w:t xml:space="preserve">if the set isn’t complete then the review is not either</w:t>
-      </w:r>
-      <w:r>
-        <w:t xml:space="preserve">”</w:t>
-      </w:r>
-      <w:r>
-        <w:t xml:space="preserve">).</w:t>
-      </w:r>
-    </w:p>
-    <w:p>
-      <w:pPr>
-        <w:numPr>
-          <w:ilvl w:val="1"/>
-          <w:numId w:val="1016"/>
-        </w:numPr>
-        <w:pStyle w:val="Compact"/>
-      </w:pPr>
-      <w:r>
-        <w:rPr>
-          <w:i/>
-        </w:rPr>
-        <w:t xml:space="preserve">Dissemination (§B13).</w:t>
-      </w:r>
-      <w:r>
-        <w:t xml:space="preserve"> </w:t>
-      </w:r>
-      <w:r>
-        <w:t xml:space="preserve">Target journals reordered: primary now</w:t>
-      </w:r>
-      <w:r>
-        <w:t xml:space="preserve"> </w:t>
-      </w:r>
-      <w:r>
-        <w:rPr>
-          <w:b/>
-        </w:rPr>
-        <w:t xml:space="preserve">Nature Human Behaviour</w:t>
-      </w:r>
-      <w:r>
-        <w:t xml:space="preserve"> </w:t>
-      </w:r>
-      <w:r>
-        <w:t xml:space="preserve">(Yaron et al. 2022 precedent), fallback</w:t>
-      </w:r>
-      <w:r>
-        <w:t xml:space="preserve"> </w:t>
-      </w:r>
-      <w:r>
-        <w:rPr>
-          <w:b/>
-        </w:rPr>
-        <w:t xml:space="preserve">Neuroscience &amp; Biobehavioral Reviews</w:t>
-      </w:r>
-      <w:r>
-        <w:t xml:space="preserve"> </w:t>
-      </w:r>
-      <w:r>
-        <w:t xml:space="preserve">(Yaron et al. 2024 precedent).</w:t>
-      </w:r>
-      <w:r>
-        <w:t xml:space="preserve"> </w:t>
-      </w:r>
-      <w:r>
-        <w:rPr>
-          <w:i/>
-        </w:rPr>
-        <w:t xml:space="preserve">NRN</w:t>
-      </w:r>
-      <w:r>
-        <w:t xml:space="preserve"> </w:t>
-      </w:r>
-      <w:r>
-        <w:t xml:space="preserve">and</w:t>
-      </w:r>
-      <w:r>
-        <w:t xml:space="preserve"> </w:t>
-      </w:r>
-      <w:r>
-        <w:rPr>
-          <w:i/>
-        </w:rPr>
-        <w:t xml:space="preserve">TICS</w:t>
-      </w:r>
-      <w:r>
-        <w:t xml:space="preserve"> </w:t>
-      </w:r>
-      <w:r>
-        <w:t xml:space="preserve">removed — Lucia:</w:t>
-      </w:r>
-      <w:r>
-        <w:t xml:space="preserve"> </w:t>
-      </w:r>
-      <w:r>
-        <w:t xml:space="preserve">“</w:t>
-      </w:r>
-      <w:r>
-        <w:t xml:space="preserve">aren’t that much into systematic reviews.</w:t>
-      </w:r>
-      <w:r>
-        <w:t xml:space="preserve">”</w:t>
-      </w:r>
-      <w:r>
-        <w:t xml:space="preserve"> </w:t>
-      </w:r>
-      <w:r>
-        <w:rPr>
-          <w:b/>
-        </w:rPr>
-        <w:t xml:space="preserve">Companion website</w:t>
-      </w:r>
-      <w:r>
-        <w:t xml:space="preserve"> </w:t>
-      </w:r>
-      <w:r>
-        <w:t xml:space="preserve">added as a deliverable alongside the OSF spreadsheet (Lucia:</w:t>
-      </w:r>
-      <w:r>
-        <w:t xml:space="preserve"> </w:t>
-      </w:r>
-      <w:r>
-        <w:t xml:space="preserve">“</w:t>
-      </w:r>
-      <w:r>
-        <w:t xml:space="preserve">more impactful is a website. See what we did in Yaron NHB</w:t>
-      </w:r>
-      <w:r>
-        <w:t xml:space="preserve">”</w:t>
-      </w:r>
-      <w:r>
-        <w:t xml:space="preserve">).</w:t>
-      </w:r>
-    </w:p>
-    <w:p>
-      <w:pPr>
-        <w:numPr>
-          <w:ilvl w:val="1"/>
-          <w:numId w:val="1016"/>
-        </w:numPr>
-        <w:pStyle w:val="Compact"/>
-      </w:pPr>
-      <w:r>
-        <w:rPr>
-          <w:i/>
-        </w:rPr>
-        <w:t xml:space="preserve">Ethics &amp; funding (§B14).</w:t>
-      </w:r>
-      <w:r>
-        <w:t xml:space="preserve"> </w:t>
-      </w:r>
-      <w:r>
-        <w:t xml:space="preserve">“</w:t>
-      </w:r>
-      <w:r>
-        <w:t xml:space="preserve">Max Planck affiliation</w:t>
-      </w:r>
-      <w:r>
-        <w:t xml:space="preserve">”</w:t>
-      </w:r>
-      <w:r>
-        <w:t xml:space="preserve"> </w:t>
-      </w:r>
-      <w:r>
-        <w:t xml:space="preserve">updated to</w:t>
-      </w:r>
-      <w:r>
-        <w:t xml:space="preserve"> </w:t>
-      </w:r>
-      <w:r>
-        <w:t xml:space="preserve">“</w:t>
-      </w:r>
-      <w:r>
-        <w:t xml:space="preserve">Max Planck School of Cognition</w:t>
-      </w:r>
-      <w:r>
-        <w:t xml:space="preserve">”</w:t>
-      </w:r>
-      <w:r>
-        <w:t xml:space="preserve"> </w:t>
-      </w:r>
-      <w:r>
-        <w:t xml:space="preserve">(Lucia).</w:t>
-      </w:r>
-    </w:p>
-    <w:p>
-      <w:pPr>
-        <w:numPr>
-          <w:ilvl w:val="1"/>
-          <w:numId w:val="1016"/>
-        </w:numPr>
-        <w:pStyle w:val="Compact"/>
-      </w:pPr>
-      <w:r>
-        <w:rPr>
-          <w:i/>
-        </w:rPr>
-        <w:t xml:space="preserve">Part C.</w:t>
-      </w:r>
-      <w:r>
-        <w:t xml:space="preserve"> </w:t>
-      </w:r>
-      <w:r>
-        <w:t xml:space="preserve">Rewritten as</w:t>
-      </w:r>
-      <w:r>
-        <w:t xml:space="preserve"> </w:t>
-      </w:r>
-      <w:r>
-        <w:t xml:space="preserve">“</w:t>
-      </w:r>
-      <w:r>
-        <w:t xml:space="preserve">Decisions and their resolutions</w:t>
-      </w:r>
-      <w:r>
-        <w:t xml:space="preserve">”</w:t>
-      </w:r>
-      <w:r>
-        <w:t xml:space="preserve"> </w:t>
-      </w:r>
-      <w:r>
-        <w:t xml:space="preserve">— each of the seven v0.3 decisions marked resolved with attribution. Single remaining open item: OSF registration timing.</w:t>
-      </w:r>
-    </w:p>
-    <w:p>
-      <w:pPr>
-        <w:numPr>
-          <w:ilvl w:val="1"/>
-          <w:numId w:val="1016"/>
-        </w:numPr>
-        <w:pStyle w:val="Compact"/>
-      </w:pPr>
-      <w:r>
-        <w:rPr>
-          <w:i/>
-        </w:rPr>
-        <w:t xml:space="preserve">Part E.</w:t>
-      </w:r>
-      <w:r>
-        <w:t xml:space="preserve"> </w:t>
-      </w:r>
-      <w:r>
-        <w:t xml:space="preserve">Reframed methodological question 2 around theory-anchoring display rather than theory–measure asymmetry (Lucia:</w:t>
-      </w:r>
-      <w:r>
-        <w:t xml:space="preserve"> </w:t>
-      </w:r>
-      <w:r>
-        <w:t xml:space="preserve">“</w:t>
-      </w:r>
-      <w:r>
-        <w:t xml:space="preserve">frame it as whether a measure relates to a theory or whether it is theory agnostic</w:t>
-      </w:r>
-      <w:r>
-        <w:t xml:space="preserve">”</w:t>
-      </w:r>
-      <w:r>
-        <w:t xml:space="preserve">). Memory–consciousness question removed and consolidated into §A3 out-of-scope note (Lucia + Andrej).</w:t>
-      </w:r>
-    </w:p>
-    <w:p>
-      <w:pPr>
-        <w:numPr>
-          <w:ilvl w:val="1"/>
-          <w:numId w:val="1016"/>
-        </w:numPr>
-        <w:pStyle w:val="Compact"/>
-      </w:pPr>
-      <w:r>
-        <w:rPr>
-          <w:i/>
-        </w:rPr>
-        <w:t xml:space="preserve">Block 2 / search re-pilot pending.</w:t>
-      </w:r>
-      <w:r>
-        <w:t xml:space="preserve"> </w:t>
-      </w:r>
-      <w:r>
-        <w:t xml:space="preserve">The Block 2 additions in this version (wSMI, phase-locking, dynamical-systems family) materially expand the search; a re-pilot of</w:t>
-      </w:r>
-      <w:r>
-        <w:t xml:space="preserve"> </w:t>
-      </w:r>
-      <w:r>
-        <w:rPr>
-          <w:rStyle w:val="VerbatimChar"/>
-        </w:rPr>
-        <w:t xml:space="preserve">pilot_search.py</w:t>
-      </w:r>
-      <w:r>
-        <w:t xml:space="preserve"> </w:t>
-      </w:r>
-      <w:r>
-        <w:t xml:space="preserve">is required and the §B6 hit-count table will be updated in v0.4.1.</w:t>
-      </w:r>
-    </w:p>
-    <w:p>
-      <w:pPr>
-        <w:numPr>
-          <w:ilvl w:val="1"/>
-          <w:numId w:val="1016"/>
-        </w:numPr>
-        <w:pStyle w:val="Compact"/>
-      </w:pPr>
-      <w:r>
-        <w:rPr>
-          <w:i/>
-        </w:rPr>
-        <w:t xml:space="preserve">Items pending clarification from Samson.</w:t>
-      </w:r>
-      <w:r>
-        <w:t xml:space="preserve"> </w:t>
-      </w:r>
-      <w:r>
-        <w:t xml:space="preserve">(i) Identity of the</w:t>
-      </w:r>
-      <w:r>
-        <w:t xml:space="preserve"> </w:t>
-      </w:r>
-      <w:r>
-        <w:t xml:space="preserve">“</w:t>
-      </w:r>
-      <w:r>
-        <w:t xml:space="preserve">Julio</w:t>
-      </w:r>
-      <w:r>
-        <w:t xml:space="preserve">”</w:t>
-      </w:r>
-      <w:r>
-        <w:t xml:space="preserve"> </w:t>
-      </w:r>
-      <w:r>
-        <w:t xml:space="preserve">reference in §B9a (Giulio Tononi? Julio Hidalgo? other?); (ii) any further measures from the Yaron 2024 NBR paper to add to Axis 1 / Block 2 once Samson has retrieved the PDF.</w:t>
-      </w:r>
-    </w:p>
-    <w:p>
-      <w:pPr>
-        <w:numPr>
-          <w:ilvl w:val="0"/>
-          <w:numId w:val="1015"/>
-        </w:numPr>
-        <w:pStyle w:val="Compact"/>
-      </w:pPr>
-      <w:r>
-        <w:rPr>
-          <w:b/>
-        </w:rPr>
-        <w:t xml:space="preserve">v0.4.1 — 2026-05-11.</w:t>
-      </w:r>
-      <w:r>
-        <w:t xml:space="preserve"> </w:t>
-      </w:r>
-      <w:r>
-        <w:t xml:space="preserve">Follow-up patches after the Yaron paper (Chis-Ciure, Melloni &amp; Northoff 2024,</w:t>
-      </w:r>
-      <w:r>
-        <w:t xml:space="preserve"> </w:t>
-      </w:r>
-      <w:r>
-        <w:rPr>
-          <w:i/>
-        </w:rPr>
-        <w:t xml:space="preserve">Neurosci &amp; Biobehav Rev</w:t>
-      </w:r>
-      <w:r>
-        <w:t xml:space="preserve">, PII S0149763424001398) was attached, plus three direct decisions from Samson.</w:t>
       </w:r>
     </w:p>
     <w:p>
@@ -8307,13 +7412,13 @@
         <w:rPr>
           <w:i/>
         </w:rPr>
-        <w:t xml:space="preserve">Julio reference dropped (§B9a).</w:t>
-      </w:r>
-      <w:r>
-        <w:t xml:space="preserve"> </w:t>
-      </w:r>
-      <w:r>
-        <w:t xml:space="preserve">Per Samson — the</w:t>
+        <w:t xml:space="preserve">Administrative.</w:t>
+      </w:r>
+      <w:r>
+        <w:t xml:space="preserve"> </w:t>
+      </w:r>
+      <w:r>
+        <w:t xml:space="preserve">External collaborator</w:t>
       </w:r>
       <w:r>
         <w:t xml:space="preserve"> </w:t>
@@ -8322,7 +7427,7 @@
         <w:t xml:space="preserve">“</w:t>
       </w:r>
       <w:r>
-        <w:t xml:space="preserve">Julio</w:t>
+        <w:t xml:space="preserve">Adam</w:t>
       </w:r>
       <w:r>
         <w:t xml:space="preserve">”</w:t>
@@ -8331,7 +7436,97 @@
         <w:t xml:space="preserve"> </w:t>
       </w:r>
       <w:r>
-        <w:t xml:space="preserve">placeholder referred to discussion notes about an unfolding-qualia-structure idea floated by Lucia, not a specific cited paper; removed from the seed-elicitation list.</w:t>
+        <w:t xml:space="preserve">corrected to</w:t>
+      </w:r>
+      <w:r>
+        <w:t xml:space="preserve"> </w:t>
+      </w:r>
+      <w:r>
+        <w:t xml:space="preserve">“</w:t>
+      </w:r>
+      <w:r>
+        <w:t xml:space="preserve">Adam Barrett</w:t>
+      </w:r>
+      <w:r>
+        <w:t xml:space="preserve">”</w:t>
+      </w:r>
+      <w:r>
+        <w:t xml:space="preserve"> </w:t>
+      </w:r>
+      <w:r>
+        <w:t xml:space="preserve">(Lucia). Funding line updated from</w:t>
+      </w:r>
+      <w:r>
+        <w:t xml:space="preserve"> </w:t>
+      </w:r>
+      <w:r>
+        <w:t xml:space="preserve">“</w:t>
+      </w:r>
+      <w:r>
+        <w:t xml:space="preserve">Max Planck Institute</w:t>
+      </w:r>
+      <w:r>
+        <w:t xml:space="preserve">”</w:t>
+      </w:r>
+      <w:r>
+        <w:t xml:space="preserve"> </w:t>
+      </w:r>
+      <w:r>
+        <w:t xml:space="preserve">to</w:t>
+      </w:r>
+      <w:r>
+        <w:t xml:space="preserve"> </w:t>
+      </w:r>
+      <w:r>
+        <w:t xml:space="preserve">“</w:t>
+      </w:r>
+      <w:r>
+        <w:t xml:space="preserve">Max Planck School of Cognition</w:t>
+      </w:r>
+      <w:r>
+        <w:t xml:space="preserve">”</w:t>
+      </w:r>
+      <w:r>
+        <w:t xml:space="preserve"> </w:t>
+      </w:r>
+      <w:r>
+        <w:t xml:space="preserve">(Lucia). §B1</w:t>
+      </w:r>
+      <w:r>
+        <w:t xml:space="preserve"> </w:t>
+      </w:r>
+      <w:r>
+        <w:t xml:space="preserve">“</w:t>
+      </w:r>
+      <w:r>
+        <w:t xml:space="preserve">Second reviewer</w:t>
+      </w:r>
+      <w:r>
+        <w:t xml:space="preserve">”</w:t>
+      </w:r>
+      <w:r>
+        <w:t xml:space="preserve"> </w:t>
+      </w:r>
+      <w:r>
+        <w:t xml:space="preserve">row replaced with</w:t>
+      </w:r>
+      <w:r>
+        <w:t xml:space="preserve"> </w:t>
+      </w:r>
+      <w:r>
+        <w:t xml:space="preserve">“</w:t>
+      </w:r>
+      <w:r>
+        <w:t xml:space="preserve">Screening model</w:t>
+      </w:r>
+      <w:r>
+        <w:t xml:space="preserve">”</w:t>
+      </w:r>
+      <w:r>
+        <w:t xml:space="preserve"> </w:t>
+      </w:r>
+      <w:r>
+        <w:t xml:space="preserve">entry naming the calibrated single-reviewer + ASReview plan, citing the Yaron et al. 2022 NHB precedent.</w:t>
       </w:r>
     </w:p>
     <w:p>
@@ -8346,43 +7541,118 @@
         <w:rPr>
           <w:i/>
         </w:rPr>
-        <w:t xml:space="preserve">§B10 reframed as PRISMA-ScR critical appraisal (Item 5 on the OSF-readiness list).</w:t>
-      </w:r>
-      <w:r>
-        <w:t xml:space="preserve"> </w:t>
-      </w:r>
-      <w:r>
-        <w:t xml:space="preserve">The section is now framed as an</w:t>
-      </w:r>
-      <w:r>
-        <w:t xml:space="preserve"> </w:t>
-      </w:r>
-      <w:r>
-        <w:rPr>
-          <w:i/>
-        </w:rPr>
-        <w:t xml:space="preserve">optional</w:t>
-      </w:r>
-      <w:r>
-        <w:t xml:space="preserve"> </w:t>
-      </w:r>
-      <w:r>
-        <w:t xml:space="preserve">JBI critical-appraisal step that we</w:t>
-      </w:r>
-      <w:r>
-        <w:t xml:space="preserve"> </w:t>
-      </w:r>
-      <w:r>
-        <w:rPr>
-          <w:i/>
-        </w:rPr>
-        <w:t xml:space="preserve">elect</w:t>
-      </w:r>
-      <w:r>
-        <w:t xml:space="preserve"> </w:t>
-      </w:r>
-      <w:r>
-        <w:t xml:space="preserve">to perform because the §B11 misapplication register depends on it; the checklist items are the same but the methodological framing is now correct for a scoping review rather than a full systematic review.</w:t>
+        <w:t xml:space="preserve">Framing (§A1 / §A2 / §A3).</w:t>
+      </w:r>
+      <w:r>
+        <w:t xml:space="preserve"> </w:t>
+      </w:r>
+      <w:r>
+        <w:t xml:space="preserve">§A1 problem statement extended with</w:t>
+      </w:r>
+      <w:r>
+        <w:t xml:space="preserve"> </w:t>
+      </w:r>
+      <w:r>
+        <w:t xml:space="preserve">“</w:t>
+      </w:r>
+      <w:r>
+        <w:t xml:space="preserve">and cannot warrant</w:t>
+      </w:r>
+      <w:r>
+        <w:t xml:space="preserve">”</w:t>
+      </w:r>
+      <w:r>
+        <w:t xml:space="preserve"> </w:t>
+      </w:r>
+      <w:r>
+        <w:t xml:space="preserve">and</w:t>
+      </w:r>
+      <w:r>
+        <w:t xml:space="preserve"> </w:t>
+      </w:r>
+      <w:r>
+        <w:t xml:space="preserve">“</w:t>
+      </w:r>
+      <w:r>
+        <w:t xml:space="preserve">how the measure relates to a given theoretical construct or theory</w:t>
+      </w:r>
+      <w:r>
+        <w:t xml:space="preserve">”</w:t>
+      </w:r>
+      <w:r>
+        <w:t xml:space="preserve"> </w:t>
+      </w:r>
+      <w:r>
+        <w:t xml:space="preserve">(Andrej + Lucia). §A2 aim 1 reframed to be explicit about invasive and non-invasive techniques in humans and non-human animals (Lucia: do not appear to exclude fMRI / fNIRS / PET). §A2 aim 2 listed all eight taxonomy axes (was four). §A2 aim 5 extended with the</w:t>
+      </w:r>
+      <w:r>
+        <w:t xml:space="preserve"> </w:t>
+      </w:r>
+      <w:r>
+        <w:t xml:space="preserve">“</w:t>
+      </w:r>
+      <w:r>
+        <w:t xml:space="preserve">if your theory is X</w:t>
+      </w:r>
+      <w:r>
+        <w:t xml:space="preserve">”</w:t>
+      </w:r>
+      <w:r>
+        <w:t xml:space="preserve"> </w:t>
+      </w:r>
+      <w:r>
+        <w:t xml:space="preserve">decision-table form (Lucia). §A3</w:t>
+      </w:r>
+      <w:r>
+        <w:t xml:space="preserve"> </w:t>
+      </w:r>
+      <w:r>
+        <w:t xml:space="preserve">“</w:t>
+      </w:r>
+      <w:r>
+        <w:t xml:space="preserve">Theory advocacy</w:t>
+      </w:r>
+      <w:r>
+        <w:t xml:space="preserve">”</w:t>
+      </w:r>
+      <w:r>
+        <w:t xml:space="preserve"> </w:t>
+      </w:r>
+      <w:r>
+        <w:t xml:space="preserve">bullet replaced with the cleaner</w:t>
+      </w:r>
+      <w:r>
+        <w:t xml:space="preserve"> </w:t>
+      </w:r>
+      <w:r>
+        <w:t xml:space="preserve">“</w:t>
+      </w:r>
+      <w:r>
+        <w:t xml:space="preserve">Theory adjudication</w:t>
+      </w:r>
+      <w:r>
+        <w:t xml:space="preserve">”</w:t>
+      </w:r>
+      <w:r>
+        <w:t xml:space="preserve"> </w:t>
+      </w:r>
+      <w:r>
+        <w:t xml:space="preserve">formulation (we do not adjudicate between theories; we do catalogue theoretical provenance — Lucia + Andrej). Memory–consciousness interface explicitly placed out of scope (Lucia; Andrej note</w:t>
+      </w:r>
+      <w:r>
+        <w:t xml:space="preserve"> </w:t>
+      </w:r>
+      <w:r>
+        <w:t xml:space="preserve">“</w:t>
+      </w:r>
+      <w:r>
+        <w:t xml:space="preserve">amnesiacs are conscious</w:t>
+      </w:r>
+      <w:r>
+        <w:t xml:space="preserve">”</w:t>
+      </w:r>
+      <w:r>
+        <w:t xml:space="preserve">). Cross-species interpretive caveat added (Andrej scope flag).</w:t>
       </w:r>
     </w:p>
     <w:p>
@@ -8397,22 +7667,22 @@
         <w:rPr>
           <w:i/>
         </w:rPr>
-        <w:t xml:space="preserve">Block 2 expanded with Yaron-paper measure families (§B6 + script + §B12 Axis 1).</w:t>
-      </w:r>
-      <w:r>
-        <w:t xml:space="preserve"> </w:t>
-      </w:r>
-      <w:r>
-        <w:t xml:space="preserve">Added:</w:t>
-      </w:r>
-      <w:r>
-        <w:t xml:space="preserve"> </w:t>
-      </w:r>
-      <w:r>
-        <w:rPr>
-          <w:b/>
-        </w:rPr>
-        <w:t xml:space="preserve">Kolmogorov complexity / KSC</w:t>
+        <w:t xml:space="preserve">Review questions (§B2).</w:t>
+      </w:r>
+      <w:r>
+        <w:t xml:space="preserve"> </w:t>
+      </w:r>
+      <w:r>
+        <w:t xml:space="preserve">Three new questions added —</w:t>
+      </w:r>
+      <w:r>
+        <w:t xml:space="preserve"> </w:t>
+      </w:r>
+      <w:r>
+        <w:rPr>
+          <w:b/>
+        </w:rPr>
+        <w:t xml:space="preserve">PQ5 (Theory provenance)</w:t>
       </w:r>
       <w:r>
         <w:t xml:space="preserve">,</w:t>
@@ -8424,7 +7694,7 @@
         <w:rPr>
           <w:b/>
         </w:rPr>
-        <w:t xml:space="preserve">ST-PCI</w:t>
+        <w:t xml:space="preserve">PQ6 (Within-theory operationalisation drift)</w:t>
       </w:r>
       <w:r>
         <w:t xml:space="preserve">,</w:t>
@@ -8436,97 +7706,28 @@
         <w:rPr>
           <w:b/>
         </w:rPr>
-        <w:t xml:space="preserve">state differentiation</w:t>
-      </w:r>
-      <w:r>
-        <w:t xml:space="preserve">,</w:t>
-      </w:r>
-      <w:r>
-        <w:t xml:space="preserve"> </w:t>
-      </w:r>
-      <w:r>
-        <w:rPr>
-          <w:b/>
-        </w:rPr>
-        <w:t xml:space="preserve">wSMI</w:t>
-      </w:r>
-      <w:r>
-        <w:t xml:space="preserve">,</w:t>
-      </w:r>
-      <w:r>
-        <w:t xml:space="preserve"> </w:t>
-      </w:r>
-      <w:r>
-        <w:rPr>
-          <w:b/>
-        </w:rPr>
-        <w:t xml:space="preserve">multifractal / MF-DFA</w:t>
-      </w:r>
-      <w:r>
-        <w:t xml:space="preserve">,</w:t>
-      </w:r>
-      <w:r>
-        <w:t xml:space="preserve"> </w:t>
-      </w:r>
-      <w:r>
-        <w:rPr>
-          <w:b/>
-        </w:rPr>
-        <w:t xml:space="preserve">autocorrelation window (ACW)</w:t>
-      </w:r>
-      <w:r>
-        <w:t xml:space="preserve">,</w:t>
-      </w:r>
-      <w:r>
-        <w:t xml:space="preserve"> </w:t>
-      </w:r>
-      <w:r>
-        <w:rPr>
-          <w:b/>
-        </w:rPr>
-        <w:t xml:space="preserve">power-law exponent (PLE)</w:t>
-      </w:r>
-      <w:r>
-        <w:t xml:space="preserve">,</w:t>
-      </w:r>
-      <w:r>
-        <w:t xml:space="preserve"> </w:t>
-      </w:r>
-      <w:r>
-        <w:rPr>
-          <w:b/>
-        </w:rPr>
-        <w:t xml:space="preserve">temporal receptive window(s) / TRW</w:t>
-      </w:r>
-      <w:r>
-        <w:t xml:space="preserve">,</w:t>
-      </w:r>
-      <w:r>
-        <w:t xml:space="preserve"> </w:t>
-      </w:r>
-      <w:r>
-        <w:rPr>
-          <w:b/>
-        </w:rPr>
-        <w:t xml:space="preserve">scale-free</w:t>
-      </w:r>
-      <w:r>
-        <w:t xml:space="preserve"> </w:t>
-      </w:r>
-      <w:r>
-        <w:t xml:space="preserve">terms,</w:t>
-      </w:r>
-      <w:r>
-        <w:t xml:space="preserve"> </w:t>
-      </w:r>
-      <w:r>
-        <w:rPr>
-          <w:b/>
-        </w:rPr>
-        <w:t xml:space="preserve">global signal topography / GS-topography</w:t>
-      </w:r>
-      <w:r>
-        <w:t xml:space="preserve">. The TTC measure family (ACW, PLE, TRW, GS-topography) was absent from v0.4 and is the Yaron paper’s central contribution to our taxonomy. Axis 1 in §B12 now lists 12 families (added family 12 — Temporospatial / scale-free) and family 4 (Integrated information) expanded with the φ-variants explicitly catalogued by Chis-Ciure et al. (φ-AR, φ-SI, φ-CII, φ-C, φ-atomic, state differentiation).</w:t>
+        <w:t xml:space="preserve">PQ7 (Post-hoc theoretical re-interpretation)</w:t>
+      </w:r>
+      <w:r>
+        <w:t xml:space="preserve"> </w:t>
+      </w:r>
+      <w:r>
+        <w:t xml:space="preserve">(all Lucia). Optional</w:t>
+      </w:r>
+      <w:r>
+        <w:t xml:space="preserve"> </w:t>
+      </w:r>
+      <w:r>
+        <w:rPr>
+          <w:b/>
+        </w:rPr>
+        <w:t xml:space="preserve">PQ8 (Theory-discriminating power)</w:t>
+      </w:r>
+      <w:r>
+        <w:t xml:space="preserve"> </w:t>
+      </w:r>
+      <w:r>
+        <w:t xml:space="preserve">deferred to v1.1 / a follow-on paper (Lucia flagged as scope risk).</w:t>
       </w:r>
     </w:p>
     <w:p>
@@ -8541,13 +7742,13 @@
         <w:rPr>
           <w:i/>
         </w:rPr>
-        <w:t xml:space="preserve">Yaron 2024 added to §B9a seed-elicitation list</w:t>
-      </w:r>
-      <w:r>
-        <w:t xml:space="preserve"> </w:t>
-      </w:r>
-      <w:r>
-        <w:t xml:space="preserve">as a measure-mapping reference.</w:t>
+        <w:t xml:space="preserve">Eligibility (§B4).</w:t>
+      </w:r>
+      <w:r>
+        <w:t xml:space="preserve"> </w:t>
+      </w:r>
+      <w:r>
+        <w:t xml:space="preserve">The ≥ 50-citation preprint threshold dropped (both Andrej and Lucia flagged it as undefendable). Replaced with explicit content criteria: applies a quantitative complexity measure to neural data, makes a consciousness claim, not retracted, openly available full text.</w:t>
       </w:r>
     </w:p>
     <w:p>
@@ -8562,58 +7763,124 @@
         <w:rPr>
           <w:i/>
         </w:rPr>
-        <w:t xml:space="preserve">Search re-pilot completed (2026-05-12).</w:t>
-      </w:r>
-      <w:r>
-        <w:t xml:space="preserve"> </w:t>
-      </w:r>
-      <w:r>
-        <w:t xml:space="preserve">v0.4.1 PubMed pilot returned</w:t>
-      </w:r>
-      <w:r>
-        <w:t xml:space="preserve"> </w:t>
-      </w:r>
-      <w:r>
-        <w:rPr>
-          <w:b/>
-        </w:rPr>
-        <w:t xml:space="preserve">5,267 records</w:t>
-      </w:r>
-      <w:r>
-        <w:t xml:space="preserve"> </w:t>
-      </w:r>
-      <w:r>
-        <w:t xml:space="preserve">(+15 % from v0.3’s 4,580). §B6.1 hit-count table populated. Seven of eight empirical seeds captured.</w:t>
-      </w:r>
-      <w:r>
-        <w:t xml:space="preserve"> </w:t>
-      </w:r>
-      <w:r>
-        <w:rPr>
-          <w:b/>
-        </w:rPr>
-        <w:t xml:space="preserve">Sitt 2014 confirmed as a database miss after wSMI expansion</w:t>
-      </w:r>
-      <w:r>
-        <w:t xml:space="preserve"> </w:t>
-      </w:r>
-      <w:r>
-        <w:t xml:space="preserve">— the paper’s published abstract contains none of the specific complexity-measure names; recovery path via §B5 citation tracking now confirmed rather than provisional.</w:t>
-      </w:r>
-      <w:r>
-        <w:t xml:space="preserve"> </w:t>
-      </w:r>
-      <w:r>
-        <w:rPr>
-          <w:b/>
-        </w:rPr>
-        <w:t xml:space="preserve">Chis-Ciure, Melloni &amp; Northoff 2024 reclassified from B9a (empirical) to B9b (methodology-only)</w:t>
-      </w:r>
-      <w:r>
-        <w:t xml:space="preserve"> </w:t>
-      </w:r>
-      <w:r>
-        <w:t xml:space="preserve">— the pilot showed B3:– (correctly, since it is a methodology / review paper, not an empirical study). §B6.2 narrative updated to reflect both results.</w:t>
+        <w:t xml:space="preserve">Information sources (§B5).</w:t>
+      </w:r>
+      <w:r>
+        <w:t xml:space="preserve"> </w:t>
+      </w:r>
+      <w:r>
+        <w:t xml:space="preserve">Rewritten with a one-line rationale per database (PRISMA-S item 3, Lucia).</w:t>
+      </w:r>
+      <w:r>
+        <w:t xml:space="preserve"> </w:t>
+      </w:r>
+      <w:r>
+        <w:rPr>
+          <w:b/>
+        </w:rPr>
+        <w:t xml:space="preserve">medRxiv</w:t>
+      </w:r>
+      <w:r>
+        <w:t xml:space="preserve"> </w:t>
+      </w:r>
+      <w:r>
+        <w:t xml:space="preserve">added to preprint sources (Lucia: clinical / DOC / anaesthesia preprints land there). Hand-search list extended with</w:t>
+      </w:r>
+      <w:r>
+        <w:t xml:space="preserve"> </w:t>
+      </w:r>
+      <w:r>
+        <w:rPr>
+          <w:i/>
+        </w:rPr>
+        <w:t xml:space="preserve">Nature Communications</w:t>
+      </w:r>
+      <w:r>
+        <w:t xml:space="preserve">,</w:t>
+      </w:r>
+      <w:r>
+        <w:t xml:space="preserve"> </w:t>
+      </w:r>
+      <w:r>
+        <w:rPr>
+          <w:i/>
+        </w:rPr>
+        <w:t xml:space="preserve">eLife</w:t>
+      </w:r>
+      <w:r>
+        <w:t xml:space="preserve">,</w:t>
+      </w:r>
+      <w:r>
+        <w:t xml:space="preserve"> </w:t>
+      </w:r>
+      <w:r>
+        <w:rPr>
+          <w:i/>
+        </w:rPr>
+        <w:t xml:space="preserve">PNAS</w:t>
+      </w:r>
+      <w:r>
+        <w:t xml:space="preserve">,</w:t>
+      </w:r>
+      <w:r>
+        <w:t xml:space="preserve"> </w:t>
+      </w:r>
+      <w:r>
+        <w:rPr>
+          <w:i/>
+        </w:rPr>
+        <w:t xml:space="preserve">Anesthesiology</w:t>
+      </w:r>
+      <w:r>
+        <w:t xml:space="preserve"> </w:t>
+      </w:r>
+      <w:r>
+        <w:t xml:space="preserve">/</w:t>
+      </w:r>
+      <w:r>
+        <w:t xml:space="preserve"> </w:t>
+      </w:r>
+      <w:r>
+        <w:rPr>
+          <w:i/>
+        </w:rPr>
+        <w:t xml:space="preserve">British Journal of Anaesthesia</w:t>
+      </w:r>
+      <w:r>
+        <w:t xml:space="preserve"> </w:t>
+      </w:r>
+      <w:r>
+        <w:t xml:space="preserve">(Lucia). Citation-tracking tool named:</w:t>
+      </w:r>
+      <w:r>
+        <w:t xml:space="preserve"> </w:t>
+      </w:r>
+      <w:r>
+        <w:rPr>
+          <w:b/>
+        </w:rPr>
+        <w:t xml:space="preserve">Citationchaser</w:t>
+      </w:r>
+      <w:r>
+        <w:t xml:space="preserve"> </w:t>
+      </w:r>
+      <w:r>
+        <w:t xml:space="preserve">(Lucia — PRISMA-S item 3 requires a named tool). Yaron et al. 2024</w:t>
+      </w:r>
+      <w:r>
+        <w:t xml:space="preserve"> </w:t>
+      </w:r>
+      <w:r>
+        <w:rPr>
+          <w:i/>
+        </w:rPr>
+        <w:t xml:space="preserve">NBR</w:t>
+      </w:r>
+      <w:r>
+        <w:t xml:space="preserve"> </w:t>
+      </w:r>
+      <w:r>
+        <w:t xml:space="preserve">added as reference for measure-to-NCC mapping (Lucia link).</w:t>
       </w:r>
     </w:p>
     <w:p>
@@ -8628,28 +7895,31 @@
         <w:rPr>
           <w:i/>
         </w:rPr>
-        <w:t xml:space="preserve">Authorship and full names recorded.</w:t>
-      </w:r>
-      <w:r>
-        <w:t xml:space="preserve"> </w:t>
-      </w:r>
-      <w:r>
-        <w:t xml:space="preserve">Provisional authorship locked (in §B1 and the header): Samson Odan, Lucia Melloni, Andrej Bicanski, Jurgen Jost — Adam Barrett and Anil Seth to be added on contribution. Supervisor surnames expanded throughout to full names.</w:t>
-      </w:r>
-      <w:r>
-        <w:t xml:space="preserve"> </w:t>
-      </w:r>
-      <w:r>
-        <w:rPr>
-          <w:b/>
-        </w:rPr>
-        <w:t xml:space="preserve">Adam Barnett → Adam Barrett</w:t>
-      </w:r>
-      <w:r>
-        <w:t xml:space="preserve"> </w:t>
-      </w:r>
-      <w:r>
-        <w:t xml:space="preserve">corrected (Lucia’s docx insertion had a typo; Adam B. Barrett at Sussex, Anil Seth’s collaborator on causal density and integrated information, is the intended person).</w:t>
+        <w:t xml:space="preserve">Screening (§B7).</w:t>
+      </w:r>
+      <w:r>
+        <w:t xml:space="preserve"> </w:t>
+      </w:r>
+      <w:r>
+        <w:t xml:space="preserve">Rewritten around the calibrated single-reviewer + ASReview plan, with Yaron, Melloni, Pitts &amp; Mudrik 2022 NHB as published precedent for scoping reviews without dual independent title / abstract screening. Lucia’s email (2026-05-10):</w:t>
+      </w:r>
+      <w:r>
+        <w:t xml:space="preserve"> </w:t>
+      </w:r>
+      <w:r>
+        <w:t xml:space="preserve">“</w:t>
+      </w:r>
+      <w:r>
+        <w:t xml:space="preserve">I am not convinced [a second reviewer] will realistically work, mainly because of time and resources… We did publish a scoping review in NHB without the ideal dual-reviewer setup.</w:t>
+      </w:r>
+      <w:r>
+        <w:t xml:space="preserve">”</w:t>
+      </w:r>
+      <w:r>
+        <w:t xml:space="preserve"> </w:t>
+      </w:r>
+      <w:r>
+        <w:t xml:space="preserve">JBI methodology cited.</w:t>
       </w:r>
     </w:p>
     <w:p>
@@ -8664,6 +7934,846 @@
         <w:rPr>
           <w:i/>
         </w:rPr>
+        <w:t xml:space="preserve">Taxonomy (§B12).</w:t>
+      </w:r>
+      <w:r>
+        <w:t xml:space="preserve"> </w:t>
+      </w:r>
+      <w:r>
+        <w:t xml:space="preserve">Axis 1 expanded with</w:t>
+      </w:r>
+      <w:r>
+        <w:t xml:space="preserve"> </w:t>
+      </w:r>
+      <w:r>
+        <w:rPr>
+          <w:b/>
+        </w:rPr>
+        <w:t xml:space="preserve">weighted symbolic mutual information (wSMI; Dehaene-King line)</w:t>
+      </w:r>
+      <w:r>
+        <w:t xml:space="preserve"> </w:t>
+      </w:r>
+      <w:r>
+        <w:t xml:space="preserve">and a new</w:t>
+      </w:r>
+      <w:r>
+        <w:t xml:space="preserve"> </w:t>
+      </w:r>
+      <w:r>
+        <w:rPr>
+          <w:b/>
+        </w:rPr>
+        <w:t xml:space="preserve">family 11 — Phase / dynamical-systems coupling</w:t>
+      </w:r>
+      <w:r>
+        <w:t xml:space="preserve"> </w:t>
+      </w:r>
+      <w:r>
+        <w:t xml:space="preserve">(PLV, wPLI, metastability, chimera-states; Varela / Kelso / Le Van Quyen line) — Lucia flagged the original Axis 1 as missing these. Four new axes added:</w:t>
+      </w:r>
+      <w:r>
+        <w:t xml:space="preserve"> </w:t>
+      </w:r>
+      <w:r>
+        <w:rPr>
+          <w:b/>
+        </w:rPr>
+        <w:t xml:space="preserve">Axis 5 — Spatial scale</w:t>
+      </w:r>
+      <w:r>
+        <w:t xml:space="preserve"> </w:t>
+      </w:r>
+      <w:r>
+        <w:t xml:space="preserve">(single-unit / laminar / area / whole-brain network; Lucia);</w:t>
+      </w:r>
+      <w:r>
+        <w:t xml:space="preserve"> </w:t>
+      </w:r>
+      <w:r>
+        <w:rPr>
+          <w:b/>
+        </w:rPr>
+        <w:t xml:space="preserve">Axis 6 — Theory anchoring</w:t>
+      </w:r>
+      <w:r>
+        <w:t xml:space="preserve"> </w:t>
+      </w:r>
+      <w:r>
+        <w:t xml:space="preserve">(theory-derived / theory-agnostic / theory-agnostic-but-interpreted-post-hoc; Lucia);</w:t>
+      </w:r>
+      <w:r>
+        <w:t xml:space="preserve"> </w:t>
+      </w:r>
+      <w:r>
+        <w:rPr>
+          <w:b/>
+        </w:rPr>
+        <w:t xml:space="preserve">Axis 7 — Inferential status</w:t>
+      </w:r>
+      <w:r>
+        <w:t xml:space="preserve"> </w:t>
+      </w:r>
+      <w:r>
+        <w:t xml:space="preserve">(causal vs descriptive; Lucia);</w:t>
+      </w:r>
+      <w:r>
+        <w:t xml:space="preserve"> </w:t>
+      </w:r>
+      <w:r>
+        <w:rPr>
+          <w:b/>
+        </w:rPr>
+        <w:t xml:space="preserve">Axis 8 — Validation evidence type</w:t>
+      </w:r>
+      <w:r>
+        <w:t xml:space="preserve"> </w:t>
+      </w:r>
+      <w:r>
+        <w:t xml:space="preserve">(lifted from §B8 extraction-only into the taxonomy spine to make the §B11 gap-heatmap diagnostic; Lucia). Axis 2 (data requirement) extended with a phase-only / phase + amplitude entry. Coverage-check note added at end of §B12 (Lucia:</w:t>
+      </w:r>
+      <w:r>
+        <w:t xml:space="preserve"> </w:t>
+      </w:r>
+      <w:r>
+        <w:t xml:space="preserve">“</w:t>
+      </w:r>
+      <w:r>
+        <w:t xml:space="preserve">if the set isn’t complete then the review is not either</w:t>
+      </w:r>
+      <w:r>
+        <w:t xml:space="preserve">”</w:t>
+      </w:r>
+      <w:r>
+        <w:t xml:space="preserve">).</w:t>
+      </w:r>
+    </w:p>
+    <w:p>
+      <w:pPr>
+        <w:numPr>
+          <w:ilvl w:val="1"/>
+          <w:numId w:val="1017"/>
+        </w:numPr>
+        <w:pStyle w:val="Compact"/>
+      </w:pPr>
+      <w:r>
+        <w:rPr>
+          <w:i/>
+        </w:rPr>
+        <w:t xml:space="preserve">Dissemination (§B13).</w:t>
+      </w:r>
+      <w:r>
+        <w:t xml:space="preserve"> </w:t>
+      </w:r>
+      <w:r>
+        <w:t xml:space="preserve">Target journals reordered: primary now</w:t>
+      </w:r>
+      <w:r>
+        <w:t xml:space="preserve"> </w:t>
+      </w:r>
+      <w:r>
+        <w:rPr>
+          <w:b/>
+        </w:rPr>
+        <w:t xml:space="preserve">Nature Human Behaviour</w:t>
+      </w:r>
+      <w:r>
+        <w:t xml:space="preserve"> </w:t>
+      </w:r>
+      <w:r>
+        <w:t xml:space="preserve">(Yaron et al. 2022 precedent), fallback</w:t>
+      </w:r>
+      <w:r>
+        <w:t xml:space="preserve"> </w:t>
+      </w:r>
+      <w:r>
+        <w:rPr>
+          <w:b/>
+        </w:rPr>
+        <w:t xml:space="preserve">Neuroscience &amp; Biobehavioral Reviews</w:t>
+      </w:r>
+      <w:r>
+        <w:t xml:space="preserve"> </w:t>
+      </w:r>
+      <w:r>
+        <w:t xml:space="preserve">(Yaron et al. 2024 precedent).</w:t>
+      </w:r>
+      <w:r>
+        <w:t xml:space="preserve"> </w:t>
+      </w:r>
+      <w:r>
+        <w:rPr>
+          <w:i/>
+        </w:rPr>
+        <w:t xml:space="preserve">NRN</w:t>
+      </w:r>
+      <w:r>
+        <w:t xml:space="preserve"> </w:t>
+      </w:r>
+      <w:r>
+        <w:t xml:space="preserve">and</w:t>
+      </w:r>
+      <w:r>
+        <w:t xml:space="preserve"> </w:t>
+      </w:r>
+      <w:r>
+        <w:rPr>
+          <w:i/>
+        </w:rPr>
+        <w:t xml:space="preserve">TICS</w:t>
+      </w:r>
+      <w:r>
+        <w:t xml:space="preserve"> </w:t>
+      </w:r>
+      <w:r>
+        <w:t xml:space="preserve">removed — Lucia:</w:t>
+      </w:r>
+      <w:r>
+        <w:t xml:space="preserve"> </w:t>
+      </w:r>
+      <w:r>
+        <w:t xml:space="preserve">“</w:t>
+      </w:r>
+      <w:r>
+        <w:t xml:space="preserve">aren’t that much into systematic reviews.</w:t>
+      </w:r>
+      <w:r>
+        <w:t xml:space="preserve">”</w:t>
+      </w:r>
+      <w:r>
+        <w:t xml:space="preserve"> </w:t>
+      </w:r>
+      <w:r>
+        <w:rPr>
+          <w:b/>
+        </w:rPr>
+        <w:t xml:space="preserve">Companion website</w:t>
+      </w:r>
+      <w:r>
+        <w:t xml:space="preserve"> </w:t>
+      </w:r>
+      <w:r>
+        <w:t xml:space="preserve">added as a deliverable alongside the OSF spreadsheet (Lucia:</w:t>
+      </w:r>
+      <w:r>
+        <w:t xml:space="preserve"> </w:t>
+      </w:r>
+      <w:r>
+        <w:t xml:space="preserve">“</w:t>
+      </w:r>
+      <w:r>
+        <w:t xml:space="preserve">more impactful is a website. See what we did in Yaron NHB</w:t>
+      </w:r>
+      <w:r>
+        <w:t xml:space="preserve">”</w:t>
+      </w:r>
+      <w:r>
+        <w:t xml:space="preserve">).</w:t>
+      </w:r>
+    </w:p>
+    <w:p>
+      <w:pPr>
+        <w:numPr>
+          <w:ilvl w:val="1"/>
+          <w:numId w:val="1017"/>
+        </w:numPr>
+        <w:pStyle w:val="Compact"/>
+      </w:pPr>
+      <w:r>
+        <w:rPr>
+          <w:i/>
+        </w:rPr>
+        <w:t xml:space="preserve">Ethics &amp; funding (§B14).</w:t>
+      </w:r>
+      <w:r>
+        <w:t xml:space="preserve"> </w:t>
+      </w:r>
+      <w:r>
+        <w:t xml:space="preserve">“</w:t>
+      </w:r>
+      <w:r>
+        <w:t xml:space="preserve">Max Planck affiliation</w:t>
+      </w:r>
+      <w:r>
+        <w:t xml:space="preserve">”</w:t>
+      </w:r>
+      <w:r>
+        <w:t xml:space="preserve"> </w:t>
+      </w:r>
+      <w:r>
+        <w:t xml:space="preserve">updated to</w:t>
+      </w:r>
+      <w:r>
+        <w:t xml:space="preserve"> </w:t>
+      </w:r>
+      <w:r>
+        <w:t xml:space="preserve">“</w:t>
+      </w:r>
+      <w:r>
+        <w:t xml:space="preserve">Max Planck School of Cognition</w:t>
+      </w:r>
+      <w:r>
+        <w:t xml:space="preserve">”</w:t>
+      </w:r>
+      <w:r>
+        <w:t xml:space="preserve"> </w:t>
+      </w:r>
+      <w:r>
+        <w:t xml:space="preserve">(Lucia).</w:t>
+      </w:r>
+    </w:p>
+    <w:p>
+      <w:pPr>
+        <w:numPr>
+          <w:ilvl w:val="1"/>
+          <w:numId w:val="1017"/>
+        </w:numPr>
+        <w:pStyle w:val="Compact"/>
+      </w:pPr>
+      <w:r>
+        <w:rPr>
+          <w:i/>
+        </w:rPr>
+        <w:t xml:space="preserve">Part C.</w:t>
+      </w:r>
+      <w:r>
+        <w:t xml:space="preserve"> </w:t>
+      </w:r>
+      <w:r>
+        <w:t xml:space="preserve">Rewritten as</w:t>
+      </w:r>
+      <w:r>
+        <w:t xml:space="preserve"> </w:t>
+      </w:r>
+      <w:r>
+        <w:t xml:space="preserve">“</w:t>
+      </w:r>
+      <w:r>
+        <w:t xml:space="preserve">Decisions and their resolutions</w:t>
+      </w:r>
+      <w:r>
+        <w:t xml:space="preserve">”</w:t>
+      </w:r>
+      <w:r>
+        <w:t xml:space="preserve"> </w:t>
+      </w:r>
+      <w:r>
+        <w:t xml:space="preserve">— each of the seven v0.3 decisions marked resolved with attribution. Single remaining open item: OSF registration timing.</w:t>
+      </w:r>
+    </w:p>
+    <w:p>
+      <w:pPr>
+        <w:numPr>
+          <w:ilvl w:val="1"/>
+          <w:numId w:val="1017"/>
+        </w:numPr>
+        <w:pStyle w:val="Compact"/>
+      </w:pPr>
+      <w:r>
+        <w:rPr>
+          <w:i/>
+        </w:rPr>
+        <w:t xml:space="preserve">Part E.</w:t>
+      </w:r>
+      <w:r>
+        <w:t xml:space="preserve"> </w:t>
+      </w:r>
+      <w:r>
+        <w:t xml:space="preserve">Reframed methodological question 2 around theory-anchoring display rather than theory–measure asymmetry (Lucia:</w:t>
+      </w:r>
+      <w:r>
+        <w:t xml:space="preserve"> </w:t>
+      </w:r>
+      <w:r>
+        <w:t xml:space="preserve">“</w:t>
+      </w:r>
+      <w:r>
+        <w:t xml:space="preserve">frame it as whether a measure relates to a theory or whether it is theory agnostic</w:t>
+      </w:r>
+      <w:r>
+        <w:t xml:space="preserve">”</w:t>
+      </w:r>
+      <w:r>
+        <w:t xml:space="preserve">). Memory–consciousness question removed and consolidated into §A3 out-of-scope note (Lucia + Andrej).</w:t>
+      </w:r>
+    </w:p>
+    <w:p>
+      <w:pPr>
+        <w:numPr>
+          <w:ilvl w:val="1"/>
+          <w:numId w:val="1017"/>
+        </w:numPr>
+        <w:pStyle w:val="Compact"/>
+      </w:pPr>
+      <w:r>
+        <w:rPr>
+          <w:i/>
+        </w:rPr>
+        <w:t xml:space="preserve">Block 2 / search re-pilot pending.</w:t>
+      </w:r>
+      <w:r>
+        <w:t xml:space="preserve"> </w:t>
+      </w:r>
+      <w:r>
+        <w:t xml:space="preserve">The Block 2 additions in this version (wSMI, phase-locking, dynamical-systems family) materially expand the search; a re-pilot of</w:t>
+      </w:r>
+      <w:r>
+        <w:t xml:space="preserve"> </w:t>
+      </w:r>
+      <w:r>
+        <w:rPr>
+          <w:rStyle w:val="VerbatimChar"/>
+        </w:rPr>
+        <w:t xml:space="preserve">pilot_search.py</w:t>
+      </w:r>
+      <w:r>
+        <w:t xml:space="preserve"> </w:t>
+      </w:r>
+      <w:r>
+        <w:t xml:space="preserve">is required and the §B6 hit-count table will be updated in v0.4.1.</w:t>
+      </w:r>
+    </w:p>
+    <w:p>
+      <w:pPr>
+        <w:numPr>
+          <w:ilvl w:val="1"/>
+          <w:numId w:val="1017"/>
+        </w:numPr>
+        <w:pStyle w:val="Compact"/>
+      </w:pPr>
+      <w:r>
+        <w:rPr>
+          <w:i/>
+        </w:rPr>
+        <w:t xml:space="preserve">Items pending clarification from Samson.</w:t>
+      </w:r>
+      <w:r>
+        <w:t xml:space="preserve"> </w:t>
+      </w:r>
+      <w:r>
+        <w:t xml:space="preserve">(i) Identity of the</w:t>
+      </w:r>
+      <w:r>
+        <w:t xml:space="preserve"> </w:t>
+      </w:r>
+      <w:r>
+        <w:t xml:space="preserve">“</w:t>
+      </w:r>
+      <w:r>
+        <w:t xml:space="preserve">Julio</w:t>
+      </w:r>
+      <w:r>
+        <w:t xml:space="preserve">”</w:t>
+      </w:r>
+      <w:r>
+        <w:t xml:space="preserve"> </w:t>
+      </w:r>
+      <w:r>
+        <w:t xml:space="preserve">reference in §B9a (Giulio Tononi? Julio Hidalgo? other?); (ii) any further measures from the Yaron 2024 NBR paper to add to Axis 1 / Block 2 once Samson has retrieved the PDF.</w:t>
+      </w:r>
+    </w:p>
+    <w:p>
+      <w:pPr>
+        <w:numPr>
+          <w:ilvl w:val="0"/>
+          <w:numId w:val="1016"/>
+        </w:numPr>
+        <w:pStyle w:val="Compact"/>
+      </w:pPr>
+      <w:r>
+        <w:rPr>
+          <w:b/>
+        </w:rPr>
+        <w:t xml:space="preserve">v0.4.1 — 2026-05-11.</w:t>
+      </w:r>
+      <w:r>
+        <w:t xml:space="preserve"> </w:t>
+      </w:r>
+      <w:r>
+        <w:t xml:space="preserve">Follow-up patches after the Yaron paper (Chis-Ciure, Melloni &amp; Northoff 2024,</w:t>
+      </w:r>
+      <w:r>
+        <w:t xml:space="preserve"> </w:t>
+      </w:r>
+      <w:r>
+        <w:rPr>
+          <w:i/>
+        </w:rPr>
+        <w:t xml:space="preserve">Neurosci &amp; Biobehav Rev</w:t>
+      </w:r>
+      <w:r>
+        <w:t xml:space="preserve">, PII S0149763424001398) was attached, plus three direct decisions from Samson.</w:t>
+      </w:r>
+    </w:p>
+    <w:p>
+      <w:pPr>
+        <w:numPr>
+          <w:ilvl w:val="1"/>
+          <w:numId w:val="1018"/>
+        </w:numPr>
+        <w:pStyle w:val="Compact"/>
+      </w:pPr>
+      <w:r>
+        <w:rPr>
+          <w:i/>
+        </w:rPr>
+        <w:t xml:space="preserve">Julio reference dropped (§B9a).</w:t>
+      </w:r>
+      <w:r>
+        <w:t xml:space="preserve"> </w:t>
+      </w:r>
+      <w:r>
+        <w:t xml:space="preserve">Per Samson — the</w:t>
+      </w:r>
+      <w:r>
+        <w:t xml:space="preserve"> </w:t>
+      </w:r>
+      <w:r>
+        <w:t xml:space="preserve">“</w:t>
+      </w:r>
+      <w:r>
+        <w:t xml:space="preserve">Julio</w:t>
+      </w:r>
+      <w:r>
+        <w:t xml:space="preserve">”</w:t>
+      </w:r>
+      <w:r>
+        <w:t xml:space="preserve"> </w:t>
+      </w:r>
+      <w:r>
+        <w:t xml:space="preserve">placeholder referred to discussion notes about an unfolding-qualia-structure idea floated by Lucia, not a specific cited paper; removed from the seed-elicitation list.</w:t>
+      </w:r>
+    </w:p>
+    <w:p>
+      <w:pPr>
+        <w:numPr>
+          <w:ilvl w:val="1"/>
+          <w:numId w:val="1018"/>
+        </w:numPr>
+        <w:pStyle w:val="Compact"/>
+      </w:pPr>
+      <w:r>
+        <w:rPr>
+          <w:i/>
+        </w:rPr>
+        <w:t xml:space="preserve">§B10 reframed as PRISMA-ScR critical appraisal (Item 5 on the OSF-readiness list).</w:t>
+      </w:r>
+      <w:r>
+        <w:t xml:space="preserve"> </w:t>
+      </w:r>
+      <w:r>
+        <w:t xml:space="preserve">The section is now framed as an</w:t>
+      </w:r>
+      <w:r>
+        <w:t xml:space="preserve"> </w:t>
+      </w:r>
+      <w:r>
+        <w:rPr>
+          <w:i/>
+        </w:rPr>
+        <w:t xml:space="preserve">optional</w:t>
+      </w:r>
+      <w:r>
+        <w:t xml:space="preserve"> </w:t>
+      </w:r>
+      <w:r>
+        <w:t xml:space="preserve">JBI critical-appraisal step that we</w:t>
+      </w:r>
+      <w:r>
+        <w:t xml:space="preserve"> </w:t>
+      </w:r>
+      <w:r>
+        <w:rPr>
+          <w:i/>
+        </w:rPr>
+        <w:t xml:space="preserve">elect</w:t>
+      </w:r>
+      <w:r>
+        <w:t xml:space="preserve"> </w:t>
+      </w:r>
+      <w:r>
+        <w:t xml:space="preserve">to perform because the §B11 misapplication register depends on it; the checklist items are the same but the methodological framing is now correct for a scoping review rather than a full systematic review.</w:t>
+      </w:r>
+    </w:p>
+    <w:p>
+      <w:pPr>
+        <w:numPr>
+          <w:ilvl w:val="1"/>
+          <w:numId w:val="1018"/>
+        </w:numPr>
+        <w:pStyle w:val="Compact"/>
+      </w:pPr>
+      <w:r>
+        <w:rPr>
+          <w:i/>
+        </w:rPr>
+        <w:t xml:space="preserve">Block 2 expanded with Yaron-paper measure families (§B6 + script + §B12 Axis 1).</w:t>
+      </w:r>
+      <w:r>
+        <w:t xml:space="preserve"> </w:t>
+      </w:r>
+      <w:r>
+        <w:t xml:space="preserve">Added:</w:t>
+      </w:r>
+      <w:r>
+        <w:t xml:space="preserve"> </w:t>
+      </w:r>
+      <w:r>
+        <w:rPr>
+          <w:b/>
+        </w:rPr>
+        <w:t xml:space="preserve">Kolmogorov complexity / KSC</w:t>
+      </w:r>
+      <w:r>
+        <w:t xml:space="preserve">,</w:t>
+      </w:r>
+      <w:r>
+        <w:t xml:space="preserve"> </w:t>
+      </w:r>
+      <w:r>
+        <w:rPr>
+          <w:b/>
+        </w:rPr>
+        <w:t xml:space="preserve">ST-PCI</w:t>
+      </w:r>
+      <w:r>
+        <w:t xml:space="preserve">,</w:t>
+      </w:r>
+      <w:r>
+        <w:t xml:space="preserve"> </w:t>
+      </w:r>
+      <w:r>
+        <w:rPr>
+          <w:b/>
+        </w:rPr>
+        <w:t xml:space="preserve">state differentiation</w:t>
+      </w:r>
+      <w:r>
+        <w:t xml:space="preserve">,</w:t>
+      </w:r>
+      <w:r>
+        <w:t xml:space="preserve"> </w:t>
+      </w:r>
+      <w:r>
+        <w:rPr>
+          <w:b/>
+        </w:rPr>
+        <w:t xml:space="preserve">wSMI</w:t>
+      </w:r>
+      <w:r>
+        <w:t xml:space="preserve">,</w:t>
+      </w:r>
+      <w:r>
+        <w:t xml:space="preserve"> </w:t>
+      </w:r>
+      <w:r>
+        <w:rPr>
+          <w:b/>
+        </w:rPr>
+        <w:t xml:space="preserve">multifractal / MF-DFA</w:t>
+      </w:r>
+      <w:r>
+        <w:t xml:space="preserve">,</w:t>
+      </w:r>
+      <w:r>
+        <w:t xml:space="preserve"> </w:t>
+      </w:r>
+      <w:r>
+        <w:rPr>
+          <w:b/>
+        </w:rPr>
+        <w:t xml:space="preserve">autocorrelation window (ACW)</w:t>
+      </w:r>
+      <w:r>
+        <w:t xml:space="preserve">,</w:t>
+      </w:r>
+      <w:r>
+        <w:t xml:space="preserve"> </w:t>
+      </w:r>
+      <w:r>
+        <w:rPr>
+          <w:b/>
+        </w:rPr>
+        <w:t xml:space="preserve">power-law exponent (PLE)</w:t>
+      </w:r>
+      <w:r>
+        <w:t xml:space="preserve">,</w:t>
+      </w:r>
+      <w:r>
+        <w:t xml:space="preserve"> </w:t>
+      </w:r>
+      <w:r>
+        <w:rPr>
+          <w:b/>
+        </w:rPr>
+        <w:t xml:space="preserve">temporal receptive window(s) / TRW</w:t>
+      </w:r>
+      <w:r>
+        <w:t xml:space="preserve">,</w:t>
+      </w:r>
+      <w:r>
+        <w:t xml:space="preserve"> </w:t>
+      </w:r>
+      <w:r>
+        <w:rPr>
+          <w:b/>
+        </w:rPr>
+        <w:t xml:space="preserve">scale-free</w:t>
+      </w:r>
+      <w:r>
+        <w:t xml:space="preserve"> </w:t>
+      </w:r>
+      <w:r>
+        <w:t xml:space="preserve">terms,</w:t>
+      </w:r>
+      <w:r>
+        <w:t xml:space="preserve"> </w:t>
+      </w:r>
+      <w:r>
+        <w:rPr>
+          <w:b/>
+        </w:rPr>
+        <w:t xml:space="preserve">global signal topography / GS-topography</w:t>
+      </w:r>
+      <w:r>
+        <w:t xml:space="preserve">. The TTC measure family (ACW, PLE, TRW, GS-topography) was absent from v0.4 and is the Yaron paper’s central contribution to our taxonomy. Axis 1 in §B12 now lists 12 families (added family 12 — Temporospatial / scale-free) and family 4 (Integrated information) expanded with the φ-variants explicitly catalogued by Chis-Ciure et al. (φ-AR, φ-SI, φ-CII, φ-C, φ-atomic, state differentiation).</w:t>
+      </w:r>
+    </w:p>
+    <w:p>
+      <w:pPr>
+        <w:numPr>
+          <w:ilvl w:val="1"/>
+          <w:numId w:val="1018"/>
+        </w:numPr>
+        <w:pStyle w:val="Compact"/>
+      </w:pPr>
+      <w:r>
+        <w:rPr>
+          <w:i/>
+        </w:rPr>
+        <w:t xml:space="preserve">Yaron 2024 added to §B9a seed-elicitation list</w:t>
+      </w:r>
+      <w:r>
+        <w:t xml:space="preserve"> </w:t>
+      </w:r>
+      <w:r>
+        <w:t xml:space="preserve">as a measure-mapping reference.</w:t>
+      </w:r>
+    </w:p>
+    <w:p>
+      <w:pPr>
+        <w:numPr>
+          <w:ilvl w:val="1"/>
+          <w:numId w:val="1018"/>
+        </w:numPr>
+        <w:pStyle w:val="Compact"/>
+      </w:pPr>
+      <w:r>
+        <w:rPr>
+          <w:i/>
+        </w:rPr>
+        <w:t xml:space="preserve">Search re-pilot completed (2026-05-12).</w:t>
+      </w:r>
+      <w:r>
+        <w:t xml:space="preserve"> </w:t>
+      </w:r>
+      <w:r>
+        <w:t xml:space="preserve">v0.4.1 PubMed pilot returned</w:t>
+      </w:r>
+      <w:r>
+        <w:t xml:space="preserve"> </w:t>
+      </w:r>
+      <w:r>
+        <w:rPr>
+          <w:b/>
+        </w:rPr>
+        <w:t xml:space="preserve">5,267 records</w:t>
+      </w:r>
+      <w:r>
+        <w:t xml:space="preserve"> </w:t>
+      </w:r>
+      <w:r>
+        <w:t xml:space="preserve">(+15 % from v0.3’s 4,580). §B6.1 hit-count table populated. Seven of eight empirical seeds captured.</w:t>
+      </w:r>
+      <w:r>
+        <w:t xml:space="preserve"> </w:t>
+      </w:r>
+      <w:r>
+        <w:rPr>
+          <w:b/>
+        </w:rPr>
+        <w:t xml:space="preserve">Sitt 2014 confirmed as a database miss after wSMI expansion</w:t>
+      </w:r>
+      <w:r>
+        <w:t xml:space="preserve"> </w:t>
+      </w:r>
+      <w:r>
+        <w:t xml:space="preserve">— the paper’s published abstract contains none of the specific complexity-measure names; recovery path via §B5 citation tracking now confirmed rather than provisional.</w:t>
+      </w:r>
+      <w:r>
+        <w:t xml:space="preserve"> </w:t>
+      </w:r>
+      <w:r>
+        <w:rPr>
+          <w:b/>
+        </w:rPr>
+        <w:t xml:space="preserve">Chis-Ciure, Melloni &amp; Northoff 2024 reclassified from B9a (empirical) to B9b (methodology-only)</w:t>
+      </w:r>
+      <w:r>
+        <w:t xml:space="preserve"> </w:t>
+      </w:r>
+      <w:r>
+        <w:t xml:space="preserve">— the pilot showed B3:– (correctly, since it is a methodology / review paper, not an empirical study). §B6.2 narrative updated to reflect both results.</w:t>
+      </w:r>
+    </w:p>
+    <w:p>
+      <w:pPr>
+        <w:numPr>
+          <w:ilvl w:val="1"/>
+          <w:numId w:val="1018"/>
+        </w:numPr>
+        <w:pStyle w:val="Compact"/>
+      </w:pPr>
+      <w:r>
+        <w:rPr>
+          <w:i/>
+        </w:rPr>
+        <w:t xml:space="preserve">Authorship and full names recorded.</w:t>
+      </w:r>
+      <w:r>
+        <w:t xml:space="preserve"> </w:t>
+      </w:r>
+      <w:r>
+        <w:t xml:space="preserve">Provisional authorship locked (in §B1 and the header): Samson Odan, Lucia Melloni, Andrej Bicanski, Jurgen Jost — Adam Barrett and Anil Seth to be added on contribution. Supervisor surnames expanded throughout to full names.</w:t>
+      </w:r>
+      <w:r>
+        <w:t xml:space="preserve"> </w:t>
+      </w:r>
+      <w:r>
+        <w:rPr>
+          <w:b/>
+        </w:rPr>
+        <w:t xml:space="preserve">Adam Barnett → Adam Barrett</w:t>
+      </w:r>
+      <w:r>
+        <w:t xml:space="preserve"> </w:t>
+      </w:r>
+      <w:r>
+        <w:t xml:space="preserve">corrected (Lucia’s docx insertion had a typo; Adam B. Barrett at Sussex, Anil Seth’s collaborator on causal density and integrated information, is the intended person).</w:t>
+      </w:r>
+    </w:p>
+    <w:p>
+      <w:pPr>
+        <w:numPr>
+          <w:ilvl w:val="1"/>
+          <w:numId w:val="1018"/>
+        </w:numPr>
+        <w:pStyle w:val="Compact"/>
+      </w:pPr>
+      <w:r>
+        <w:rPr>
+          <w:i/>
+        </w:rPr>
         <w:t xml:space="preserve">Companion documents added.</w:t>
       </w:r>
       <w:r>
@@ -8695,6 +8805,66 @@
       </w:r>
       <w:r>
         <w:t xml:space="preserve">(step-by-step instructions for putting the repo on GitHub and producing a Zenodo DOI for v0.4.1).</w:t>
+      </w:r>
+    </w:p>
+    <w:p>
+      <w:pPr>
+        <w:numPr>
+          <w:ilvl w:val="1"/>
+          <w:numId w:val="1018"/>
+        </w:numPr>
+        <w:pStyle w:val="Compact"/>
+      </w:pPr>
+      <w:r>
+        <w:rPr>
+          <w:i/>
+        </w:rPr>
+        <w:t xml:space="preserve">Zenodo archive created (2026-05-12).</w:t>
+      </w:r>
+      <w:r>
+        <w:t xml:space="preserve"> </w:t>
+      </w:r>
+      <w:r>
+        <w:t xml:space="preserve">v0.4.1 of the protocol and companion files archived on Zenodo. Specific-release DOI:</w:t>
+      </w:r>
+      <w:r>
+        <w:t xml:space="preserve"> </w:t>
+      </w:r>
+      <w:r>
+        <w:rPr>
+          <w:b/>
+        </w:rPr>
+        <w:t xml:space="preserve">10.5281/zenodo.20140262</w:t>
+      </w:r>
+      <w:r>
+        <w:t xml:space="preserve">. Concept (latest) DOI:</w:t>
+      </w:r>
+      <w:r>
+        <w:t xml:space="preserve"> </w:t>
+      </w:r>
+      <w:r>
+        <w:rPr>
+          <w:b/>
+        </w:rPr>
+        <w:t xml:space="preserve">10.5281/zenodo.20140263</w:t>
+      </w:r>
+      <w:r>
+        <w:t xml:space="preserve">. §B6.3 (Search audit trail) updated to record both DOIs.</w:t>
+      </w:r>
+      <w:r>
+        <w:t xml:space="preserve"> </w:t>
+      </w:r>
+      <w:r>
+        <w:rPr>
+          <w:rStyle w:val="VerbatimChar"/>
+        </w:rPr>
+        <w:t xml:space="preserve">README.md</w:t>
+      </w:r>
+      <w:r>
+        <w:t xml:space="preserve"> </w:t>
+      </w:r>
+      <w:r>
+        <w:t xml:space="preserve">populated with the badge, file index, citation, and licence (CC-BY 4.0 for the protocol; MIT for the code).</w:t>
       </w:r>
     </w:p>
     <w:p>
@@ -9106,6 +9276,9 @@
     <w:abstractNumId w:val="991"/>
   </w:num>
   <w:num w:numId="1005">
+    <w:abstractNumId w:val="991"/>
+  </w:num>
+  <w:num w:numId="1006">
     <w:abstractNumId w:val="99411"/>
     <w:lvlOverride w:ilvl="0">
       <w:startOverride w:val="1"/>
@@ -9135,13 +9308,13 @@
       <w:startOverride w:val="1"/>
     </w:lvlOverride>
   </w:num>
-  <w:num w:numId="1006">
-    <w:abstractNumId w:val="991"/>
-  </w:num>
   <w:num w:numId="1007">
     <w:abstractNumId w:val="991"/>
   </w:num>
   <w:num w:numId="1008">
+    <w:abstractNumId w:val="991"/>
+  </w:num>
+  <w:num w:numId="1009">
     <w:abstractNumId w:val="99411"/>
     <w:lvlOverride w:ilvl="0">
       <w:startOverride w:val="1"/>
@@ -9171,9 +9344,6 @@
       <w:startOverride w:val="1"/>
     </w:lvlOverride>
   </w:num>
-  <w:num w:numId="1009">
-    <w:abstractNumId w:val="991"/>
-  </w:num>
   <w:num w:numId="1010">
     <w:abstractNumId w:val="991"/>
   </w:num>
@@ -9181,34 +9351,7 @@
     <w:abstractNumId w:val="991"/>
   </w:num>
   <w:num w:numId="1012">
-    <w:abstractNumId w:val="99411"/>
-    <w:lvlOverride w:ilvl="0">
-      <w:startOverride w:val="1"/>
-    </w:lvlOverride>
-    <w:lvlOverride w:ilvl="1">
-      <w:startOverride w:val="1"/>
-    </w:lvlOverride>
-    <w:lvlOverride w:ilvl="2">
-      <w:startOverride w:val="1"/>
-    </w:lvlOverride>
-    <w:lvlOverride w:ilvl="3">
-      <w:startOverride w:val="1"/>
-    </w:lvlOverride>
-    <w:lvlOverride w:ilvl="4">
-      <w:startOverride w:val="1"/>
-    </w:lvlOverride>
-    <w:lvlOverride w:ilvl="5">
-      <w:startOverride w:val="1"/>
-    </w:lvlOverride>
-    <w:lvlOverride w:ilvl="6">
-      <w:startOverride w:val="1"/>
-    </w:lvlOverride>
-    <w:lvlOverride w:ilvl="7">
-      <w:startOverride w:val="1"/>
-    </w:lvlOverride>
-    <w:lvlOverride w:ilvl="8">
-      <w:startOverride w:val="1"/>
-    </w:lvlOverride>
+    <w:abstractNumId w:val="991"/>
   </w:num>
   <w:num w:numId="1013">
     <w:abstractNumId w:val="99411"/>
@@ -9241,7 +9384,34 @@
     </w:lvlOverride>
   </w:num>
   <w:num w:numId="1014">
-    <w:abstractNumId w:val="991"/>
+    <w:abstractNumId w:val="99411"/>
+    <w:lvlOverride w:ilvl="0">
+      <w:startOverride w:val="1"/>
+    </w:lvlOverride>
+    <w:lvlOverride w:ilvl="1">
+      <w:startOverride w:val="1"/>
+    </w:lvlOverride>
+    <w:lvlOverride w:ilvl="2">
+      <w:startOverride w:val="1"/>
+    </w:lvlOverride>
+    <w:lvlOverride w:ilvl="3">
+      <w:startOverride w:val="1"/>
+    </w:lvlOverride>
+    <w:lvlOverride w:ilvl="4">
+      <w:startOverride w:val="1"/>
+    </w:lvlOverride>
+    <w:lvlOverride w:ilvl="5">
+      <w:startOverride w:val="1"/>
+    </w:lvlOverride>
+    <w:lvlOverride w:ilvl="6">
+      <w:startOverride w:val="1"/>
+    </w:lvlOverride>
+    <w:lvlOverride w:ilvl="7">
+      <w:startOverride w:val="1"/>
+    </w:lvlOverride>
+    <w:lvlOverride w:ilvl="8">
+      <w:startOverride w:val="1"/>
+    </w:lvlOverride>
   </w:num>
   <w:num w:numId="1015">
     <w:abstractNumId w:val="991"/>
@@ -9250,6 +9420,9 @@
     <w:abstractNumId w:val="991"/>
   </w:num>
   <w:num w:numId="1017">
+    <w:abstractNumId w:val="991"/>
+  </w:num>
+  <w:num w:numId="1018">
     <w:abstractNumId w:val="991"/>
   </w:num>
 </w:numbering>
